--- a/data/raw/english/RAG  Data.docx
+++ b/data/raw/english/RAG  Data.docx
@@ -1,6 +1,6 @@
 
 <file path=word/document.xml><?xml version="1.0" encoding="utf-8"?>
-<w:document xmlns:wpc="http://schemas.microsoft.com/office/word/2010/wordprocessingCanvas" xmlns:cx="http://schemas.microsoft.com/office/drawing/2014/chartex" xmlns:cx1="http://schemas.microsoft.com/office/drawing/2015/9/8/chartex" xmlns:cx2="http://schemas.microsoft.com/office/drawing/2015/10/21/chartex" xmlns:cx3="http://schemas.microsoft.com/office/drawing/2016/5/9/chartex" xmlns:cx4="http://schemas.microsoft.com/office/drawing/2016/5/10/chartex" xmlns:cx5="http://schemas.microsoft.com/office/drawing/2016/5/11/chartex" xmlns:cx6="http://schemas.microsoft.com/office/drawing/2016/5/12/chartex" xmlns:cx7="http://schemas.microsoft.com/office/drawing/2016/5/13/chartex" xmlns:cx8="http://schemas.microsoft.com/office/drawing/2016/5/14/chartex" xmlns:mc="http://schemas.openxmlformats.org/markup-compatibility/2006" xmlns:aink="http://schemas.microsoft.com/office/drawing/2016/ink" xmlns:am3d="http://schemas.microsoft.com/office/drawing/2017/model3d" xmlns:o="urn:schemas-microsoft-com:office:office" xmlns:oel="http://schemas.microsoft.com/office/2019/extlst" xmlns:r="http://schemas.openxmlformats.org/officeDocument/2006/relationships" xmlns:m="http://schemas.openxmlformats.org/officeDocument/2006/math" xmlns:v="urn:schemas-microsoft-com:vml" xmlns:wp14="http://schemas.microsoft.com/office/word/2010/wordprocessingDrawing" xmlns:wp="http://schemas.openxmlformats.org/drawingml/2006/wordprocessingDrawing" xmlns:w10="urn:schemas-microsoft-com:office:word" xmlns:w="http://schemas.openxmlformats.org/wordprocessingml/2006/main" xmlns:w14="http://schemas.microsoft.com/office/word/2010/wordml" xmlns:w15="http://schemas.microsoft.com/office/word/2012/wordml" xmlns:w16cex="http://schemas.microsoft.com/office/word/2018/wordml/cex" xmlns:w16cid="http://schemas.microsoft.com/office/word/2016/wordml/cid" xmlns:w16="http://schemas.microsoft.com/office/word/2018/wordml" xmlns:w16du="http://schemas.microsoft.com/office/word/2023/wordml/word16du" xmlns:w16sdtdh="http://schemas.microsoft.com/office/word/2020/wordml/sdtdatahash" xmlns:w16sdtfl="http://schemas.microsoft.com/office/word/2024/wordml/sdtformatlock" xmlns:w16se="http://schemas.microsoft.com/office/word/2015/wordml/symex" xmlns:wpg="http://schemas.microsoft.com/office/word/2010/wordprocessingGroup" xmlns:wpi="http://schemas.microsoft.com/office/word/2010/wordprocessingInk" xmlns:wne="http://schemas.microsoft.com/office/word/2006/wordml" xmlns:wps="http://schemas.microsoft.com/office/word/2010/wordprocessingShape" mc:Ignorable="w14 w15 w16se w16cid w16 w16cex w16sdtdh w16sdtfl w16du wp14">
+<w:document xmlns:wpc="http://schemas.microsoft.com/office/word/2010/wordprocessingCanvas" xmlns:cx="http://schemas.microsoft.com/office/drawing/2014/chartex" xmlns:cx1="http://schemas.microsoft.com/office/drawing/2015/9/8/chartex" xmlns:cx2="http://schemas.microsoft.com/office/drawing/2015/10/21/chartex" xmlns:cx3="http://schemas.microsoft.com/office/drawing/2016/5/9/chartex" xmlns:cx4="http://schemas.microsoft.com/office/drawing/2016/5/10/chartex" xmlns:cx5="http://schemas.microsoft.com/office/drawing/2016/5/11/chartex" xmlns:cx6="http://schemas.microsoft.com/office/drawing/2016/5/12/chartex" xmlns:cx7="http://schemas.microsoft.com/office/drawing/2016/5/13/chartex" xmlns:cx8="http://schemas.microsoft.com/office/drawing/2016/5/14/chartex" xmlns:mc="http://schemas.openxmlformats.org/markup-compatibility/2006" xmlns:aink="http://schemas.microsoft.com/office/drawing/2016/ink" xmlns:am3d="http://schemas.microsoft.com/office/drawing/2017/model3d" xmlns:o="urn:schemas-microsoft-com:office:office" xmlns:r="http://schemas.openxmlformats.org/officeDocument/2006/relationships" xmlns:m="http://schemas.openxmlformats.org/officeDocument/2006/math" xmlns:v="urn:schemas-microsoft-com:vml" xmlns:wp14="http://schemas.microsoft.com/office/word/2010/wordprocessingDrawing" xmlns:wp="http://schemas.openxmlformats.org/drawingml/2006/wordprocessingDrawing" xmlns:w10="urn:schemas-microsoft-com:office:word" xmlns:w="http://schemas.openxmlformats.org/wordprocessingml/2006/main" xmlns:w14="http://schemas.microsoft.com/office/word/2010/wordml" xmlns:w15="http://schemas.microsoft.com/office/word/2012/wordml" xmlns:w16cex="http://schemas.microsoft.com/office/word/2018/wordml/cex" xmlns:w16cid="http://schemas.microsoft.com/office/word/2016/wordml/cid" xmlns:w16="http://schemas.microsoft.com/office/word/2018/wordml" xmlns:w16sdtdh="http://schemas.microsoft.com/office/word/2020/wordml/sdtdatahash" xmlns:w16se="http://schemas.microsoft.com/office/word/2015/wordml/symex" xmlns:wpg="http://schemas.microsoft.com/office/word/2010/wordprocessingGroup" xmlns:wpi="http://schemas.microsoft.com/office/word/2010/wordprocessingInk" xmlns:wne="http://schemas.microsoft.com/office/word/2006/wordml" xmlns:wps="http://schemas.microsoft.com/office/word/2010/wordprocessingShape" mc:Ignorable="w14 w15 w16se w16cid w16 w16cex w16sdtdh wp14">
   <w:body>
     <w:p>
       <w:pPr>
@@ -64,8 +64,62 @@
           <w:sz w:val="28"/>
           <w:szCs w:val="28"/>
         </w:rPr>
-        <w:t>Steel Shutter</w:t>
-      </w:r>
+        <w:t xml:space="preserve">Steel Shutter </w:t>
+      </w:r>
+      <w:r>
+        <w:rPr>
+          <w:sz w:val="28"/>
+          <w:szCs w:val="28"/>
+        </w:rPr>
+        <w:t xml:space="preserve">is available for </w:t>
+      </w:r>
+      <w:proofErr w:type="spellStart"/>
+      <w:r>
+        <w:rPr>
+          <w:sz w:val="28"/>
+          <w:szCs w:val="28"/>
+        </w:rPr>
+        <w:t>Mawna</w:t>
+      </w:r>
+      <w:proofErr w:type="spellEnd"/>
+      <w:r>
+        <w:rPr>
+          <w:sz w:val="28"/>
+          <w:szCs w:val="28"/>
+        </w:rPr>
+        <w:t xml:space="preserve"> Warehouse</w:t>
+      </w:r>
+      <w:r>
+        <w:rPr>
+          <w:sz w:val="28"/>
+          <w:szCs w:val="28"/>
+        </w:rPr>
+        <w:t xml:space="preserve"> project about 147077</w:t>
+      </w:r>
+      <w:r>
+        <w:rPr>
+          <w:sz w:val="28"/>
+          <w:szCs w:val="28"/>
+        </w:rPr>
+        <w:t>Kg</w:t>
+      </w:r>
+      <w:r>
+        <w:rPr>
+          <w:sz w:val="28"/>
+          <w:szCs w:val="28"/>
+        </w:rPr>
+        <w:t xml:space="preserve">, </w:t>
+      </w:r>
+      <w:proofErr w:type="spellStart"/>
+      <w:proofErr w:type="gramStart"/>
+      <w:r>
+        <w:rPr>
+          <w:sz w:val="28"/>
+          <w:szCs w:val="28"/>
+        </w:rPr>
+        <w:t>Ashulia</w:t>
+      </w:r>
+      <w:proofErr w:type="spellEnd"/>
       <w:r>
         <w:rPr>
           <w:sz w:val="28"/>
@@ -78,30 +132,22 @@
           <w:sz w:val="28"/>
           <w:szCs w:val="28"/>
         </w:rPr>
-        <w:t xml:space="preserve">is available for </w:t>
-      </w:r>
-      <w:proofErr w:type="spellStart"/>
-      <w:r>
-        <w:rPr>
-          <w:sz w:val="28"/>
-          <w:szCs w:val="28"/>
-        </w:rPr>
-        <w:t>Mawna</w:t>
-      </w:r>
-      <w:proofErr w:type="spellEnd"/>
-      <w:r>
-        <w:rPr>
-          <w:sz w:val="28"/>
-          <w:szCs w:val="28"/>
-        </w:rPr>
         <w:t xml:space="preserve"> Warehouse</w:t>
       </w:r>
-      <w:r>
-        <w:rPr>
-          <w:sz w:val="28"/>
-          <w:szCs w:val="28"/>
-        </w:rPr>
-        <w:t xml:space="preserve"> project about 147077</w:t>
+      <w:proofErr w:type="gramEnd"/>
+      <w:r>
+        <w:rPr>
+          <w:sz w:val="28"/>
+          <w:szCs w:val="28"/>
+        </w:rPr>
+        <w:t xml:space="preserve"> </w:t>
+      </w:r>
+      <w:r>
+        <w:rPr>
+          <w:sz w:val="28"/>
+          <w:szCs w:val="28"/>
+        </w:rPr>
+        <w:t>project for about 1452565</w:t>
       </w:r>
       <w:r>
         <w:rPr>
@@ -118,15 +164,21 @@
         <w:t xml:space="preserve">, </w:t>
       </w:r>
       <w:proofErr w:type="spellStart"/>
-      <w:proofErr w:type="gramStart"/>
-      <w:r>
-        <w:rPr>
-          <w:sz w:val="28"/>
-          <w:szCs w:val="28"/>
-        </w:rPr>
-        <w:t>Ashulia</w:t>
-      </w:r>
-      <w:proofErr w:type="spellEnd"/>
+      <w:r>
+        <w:rPr>
+          <w:sz w:val="28"/>
+          <w:szCs w:val="28"/>
+        </w:rPr>
+        <w:t>Hamja</w:t>
+      </w:r>
+      <w:proofErr w:type="spellEnd"/>
+      <w:r>
+        <w:rPr>
+          <w:sz w:val="28"/>
+          <w:szCs w:val="28"/>
+        </w:rPr>
+        <w:t xml:space="preserve"> Fashion </w:t>
+      </w:r>
       <w:r>
         <w:rPr>
           <w:sz w:val="28"/>
@@ -139,114 +191,7 @@
           <w:sz w:val="28"/>
           <w:szCs w:val="28"/>
         </w:rPr>
-        <w:t xml:space="preserve"> Warehouse</w:t>
-      </w:r>
-      <w:proofErr w:type="gramEnd"/>
-      <w:r>
-        <w:rPr>
-          <w:sz w:val="28"/>
-          <w:szCs w:val="28"/>
-        </w:rPr>
-        <w:t xml:space="preserve"> </w:t>
-      </w:r>
-      <w:r>
-        <w:rPr>
-          <w:sz w:val="28"/>
-          <w:szCs w:val="28"/>
-        </w:rPr>
-        <w:t>project for about 1452565</w:t>
-      </w:r>
-      <w:r>
-        <w:rPr>
-          <w:sz w:val="28"/>
-          <w:szCs w:val="28"/>
-        </w:rPr>
-        <w:t>Kg</w:t>
-      </w:r>
-      <w:r>
-        <w:rPr>
-          <w:sz w:val="28"/>
-          <w:szCs w:val="28"/>
-        </w:rPr>
-        <w:t xml:space="preserve">, </w:t>
-      </w:r>
-      <w:proofErr w:type="spellStart"/>
-      <w:r>
-        <w:rPr>
-          <w:sz w:val="28"/>
-          <w:szCs w:val="28"/>
-        </w:rPr>
-        <w:t>Hamja</w:t>
-      </w:r>
-      <w:proofErr w:type="spellEnd"/>
-      <w:r>
-        <w:rPr>
-          <w:sz w:val="28"/>
-          <w:szCs w:val="28"/>
-        </w:rPr>
-        <w:t xml:space="preserve"> </w:t>
-      </w:r>
-      <w:proofErr w:type="gramStart"/>
-      <w:r>
-        <w:rPr>
-          <w:sz w:val="28"/>
-          <w:szCs w:val="28"/>
-        </w:rPr>
-        <w:t xml:space="preserve">Fashion </w:t>
-      </w:r>
-      <w:r>
-        <w:rPr>
-          <w:sz w:val="28"/>
-          <w:szCs w:val="28"/>
-        </w:rPr>
-        <w:t xml:space="preserve"> </w:t>
-      </w:r>
-      <w:r>
-        <w:rPr>
-          <w:sz w:val="28"/>
-          <w:szCs w:val="28"/>
-        </w:rPr>
-        <w:t>About</w:t>
-      </w:r>
-      <w:proofErr w:type="gramEnd"/>
-      <w:r>
-        <w:rPr>
-          <w:sz w:val="28"/>
-          <w:szCs w:val="28"/>
-        </w:rPr>
-        <w:t xml:space="preserve"> 176785kg, SHL-B 15076</w:t>
-      </w:r>
-      <w:proofErr w:type="gramStart"/>
-      <w:r>
-        <w:rPr>
-          <w:sz w:val="28"/>
-          <w:szCs w:val="28"/>
-        </w:rPr>
-        <w:t>kg,STL</w:t>
-      </w:r>
-      <w:proofErr w:type="gramEnd"/>
-      <w:r>
-        <w:rPr>
-          <w:sz w:val="28"/>
-          <w:szCs w:val="28"/>
-        </w:rPr>
-        <w:t>-AB About 22105</w:t>
-      </w:r>
-      <w:proofErr w:type="gramStart"/>
-      <w:r>
-        <w:rPr>
-          <w:sz w:val="28"/>
-          <w:szCs w:val="28"/>
-        </w:rPr>
-        <w:t>kg,STL</w:t>
-      </w:r>
-      <w:proofErr w:type="gramEnd"/>
-      <w:r>
-        <w:rPr>
-          <w:sz w:val="28"/>
-          <w:szCs w:val="28"/>
-        </w:rPr>
-        <w:t xml:space="preserve">-PB About-1147.96kg, STL-UB About </w:t>
+        <w:t xml:space="preserve">About 176785kg, SHL-B 15076kg,STL-AB About 22105kg,STL-PB About-1147.96kg, STL-UB About </w:t>
       </w:r>
       <w:r>
         <w:rPr>
@@ -276,56 +221,30 @@
           <w:sz w:val="28"/>
           <w:szCs w:val="28"/>
         </w:rPr>
-        <w:t>.45</w:t>
-      </w:r>
-      <w:proofErr w:type="gramStart"/>
-      <w:r>
-        <w:rPr>
-          <w:sz w:val="28"/>
-          <w:szCs w:val="28"/>
-        </w:rPr>
-        <w:t>kg ,</w:t>
-      </w:r>
-      <w:r>
-        <w:rPr>
-          <w:sz w:val="28"/>
-          <w:szCs w:val="28"/>
-        </w:rPr>
-        <w:t>SFBL</w:t>
-      </w:r>
-      <w:proofErr w:type="gramEnd"/>
-      <w:r>
-        <w:rPr>
-          <w:sz w:val="28"/>
-          <w:szCs w:val="28"/>
-        </w:rPr>
-        <w:t>-GH About 14973kg, SFBL-AB About 52292</w:t>
-      </w:r>
-      <w:proofErr w:type="gramStart"/>
-      <w:r>
-        <w:rPr>
-          <w:sz w:val="28"/>
-          <w:szCs w:val="28"/>
-        </w:rPr>
-        <w:t>kg,</w:t>
-      </w:r>
-      <w:r>
-        <w:rPr>
-          <w:sz w:val="28"/>
-          <w:szCs w:val="28"/>
-        </w:rPr>
-        <w:t>SFBL</w:t>
-      </w:r>
-      <w:proofErr w:type="gramEnd"/>
-      <w:r>
-        <w:rPr>
-          <w:sz w:val="28"/>
-          <w:szCs w:val="28"/>
-        </w:rPr>
-        <w:t>-PB about 3665.35kg,</w:t>
+        <w:t>.45kg ,</w:t>
+      </w:r>
+      <w:r>
+        <w:rPr>
+          <w:sz w:val="28"/>
+          <w:szCs w:val="28"/>
+        </w:rPr>
+        <w:t>SFBL-GH About 14973kg, SFBL-AB About 52292kg,</w:t>
+      </w:r>
+      <w:r>
+        <w:rPr>
+          <w:sz w:val="28"/>
+          <w:szCs w:val="28"/>
+        </w:rPr>
+        <w:t>SFBL-PB about 3665.35kg</w:t>
+      </w:r>
+      <w:r>
+        <w:rPr>
+          <w:sz w:val="28"/>
+          <w:szCs w:val="28"/>
+        </w:rPr>
+        <w:t xml:space="preserve">. All this information is updated on 7 March, 2026. </w:t>
       </w:r>
     </w:p>
-    <w:p/>
     <w:p/>
     <w:p/>
     <w:p>
@@ -377,7 +296,261 @@
           <w:sz w:val="28"/>
           <w:szCs w:val="28"/>
         </w:rPr>
-        <w:t xml:space="preserve">Props </w:t>
+        <w:t xml:space="preserve">Props  </w:t>
+      </w:r>
+      <w:r>
+        <w:rPr>
+          <w:sz w:val="28"/>
+          <w:szCs w:val="28"/>
+        </w:rPr>
+        <w:t>is</w:t>
+      </w:r>
+      <w:proofErr w:type="gramEnd"/>
+      <w:r>
+        <w:rPr>
+          <w:sz w:val="28"/>
+          <w:szCs w:val="28"/>
+        </w:rPr>
+        <w:t xml:space="preserve"> available for </w:t>
+      </w:r>
+      <w:proofErr w:type="spellStart"/>
+      <w:r>
+        <w:rPr>
+          <w:sz w:val="28"/>
+          <w:szCs w:val="28"/>
+        </w:rPr>
+        <w:t>Mawna</w:t>
+      </w:r>
+      <w:proofErr w:type="spellEnd"/>
+      <w:r>
+        <w:rPr>
+          <w:sz w:val="28"/>
+          <w:szCs w:val="28"/>
+        </w:rPr>
+        <w:t xml:space="preserve"> Warehouse project about </w:t>
+      </w:r>
+      <w:r>
+        <w:rPr>
+          <w:sz w:val="28"/>
+          <w:szCs w:val="28"/>
+        </w:rPr>
+        <w:t>34931.5</w:t>
+      </w:r>
+      <w:r>
+        <w:rPr>
+          <w:sz w:val="28"/>
+          <w:szCs w:val="28"/>
+        </w:rPr>
+        <w:t xml:space="preserve">Kg, </w:t>
+      </w:r>
+      <w:proofErr w:type="spellStart"/>
+      <w:r>
+        <w:rPr>
+          <w:sz w:val="28"/>
+          <w:szCs w:val="28"/>
+        </w:rPr>
+        <w:t>Ashulia</w:t>
+      </w:r>
+      <w:proofErr w:type="spellEnd"/>
+      <w:r>
+        <w:rPr>
+          <w:sz w:val="28"/>
+          <w:szCs w:val="28"/>
+        </w:rPr>
+        <w:t xml:space="preserve">  Warehouse project for about </w:t>
+      </w:r>
+      <w:r>
+        <w:rPr>
+          <w:sz w:val="28"/>
+          <w:szCs w:val="28"/>
+        </w:rPr>
+        <w:t>43815</w:t>
+      </w:r>
+      <w:r>
+        <w:rPr>
+          <w:sz w:val="28"/>
+          <w:szCs w:val="28"/>
+        </w:rPr>
+        <w:t xml:space="preserve">Kg, </w:t>
+      </w:r>
+      <w:proofErr w:type="spellStart"/>
+      <w:r>
+        <w:rPr>
+          <w:sz w:val="28"/>
+          <w:szCs w:val="28"/>
+        </w:rPr>
+        <w:t>Hamja</w:t>
+      </w:r>
+      <w:proofErr w:type="spellEnd"/>
+      <w:r>
+        <w:rPr>
+          <w:sz w:val="28"/>
+          <w:szCs w:val="28"/>
+        </w:rPr>
+        <w:t xml:space="preserve"> Fashion  About </w:t>
+      </w:r>
+      <w:r>
+        <w:rPr>
+          <w:sz w:val="28"/>
+          <w:szCs w:val="28"/>
+        </w:rPr>
+        <w:t>15330</w:t>
+      </w:r>
+      <w:r>
+        <w:rPr>
+          <w:sz w:val="28"/>
+          <w:szCs w:val="28"/>
+        </w:rPr>
+        <w:t xml:space="preserve">kg, SHL-B </w:t>
+      </w:r>
+      <w:r>
+        <w:rPr>
+          <w:sz w:val="28"/>
+          <w:szCs w:val="28"/>
+        </w:rPr>
+        <w:t>10154</w:t>
+      </w:r>
+      <w:r>
+        <w:rPr>
+          <w:sz w:val="28"/>
+          <w:szCs w:val="28"/>
+        </w:rPr>
+        <w:t xml:space="preserve">kg,STL-AB About </w:t>
+      </w:r>
+      <w:r>
+        <w:rPr>
+          <w:sz w:val="28"/>
+          <w:szCs w:val="28"/>
+        </w:rPr>
+        <w:t>13088</w:t>
+      </w:r>
+      <w:r>
+        <w:rPr>
+          <w:sz w:val="28"/>
+          <w:szCs w:val="28"/>
+        </w:rPr>
+        <w:t>kg,STL-PB About-</w:t>
+      </w:r>
+      <w:r>
+        <w:rPr>
+          <w:sz w:val="28"/>
+          <w:szCs w:val="28"/>
+        </w:rPr>
+        <w:t>23.8</w:t>
+      </w:r>
+      <w:r>
+        <w:rPr>
+          <w:sz w:val="28"/>
+          <w:szCs w:val="28"/>
+        </w:rPr>
+        <w:t xml:space="preserve">kg, STL-UB About </w:t>
+      </w:r>
+      <w:r>
+        <w:rPr>
+          <w:sz w:val="28"/>
+          <w:szCs w:val="28"/>
+        </w:rPr>
+        <w:t>00</w:t>
+      </w:r>
+      <w:r>
+        <w:rPr>
+          <w:sz w:val="28"/>
+          <w:szCs w:val="28"/>
+        </w:rPr>
+        <w:t xml:space="preserve">kg </w:t>
+      </w:r>
+      <w:proofErr w:type="spellStart"/>
+      <w:r>
+        <w:rPr>
+          <w:sz w:val="28"/>
+          <w:szCs w:val="28"/>
+        </w:rPr>
+        <w:t>CCkl</w:t>
+      </w:r>
+      <w:proofErr w:type="spellEnd"/>
+      <w:r>
+        <w:rPr>
+          <w:sz w:val="28"/>
+          <w:szCs w:val="28"/>
+        </w:rPr>
+        <w:t xml:space="preserve"> About </w:t>
+      </w:r>
+      <w:r>
+        <w:rPr>
+          <w:sz w:val="28"/>
+          <w:szCs w:val="28"/>
+        </w:rPr>
+        <w:t>47898</w:t>
+      </w:r>
+      <w:r>
+        <w:rPr>
+          <w:sz w:val="28"/>
+          <w:szCs w:val="28"/>
+        </w:rPr>
+        <w:t>kg, SETL-PB About -</w:t>
+      </w:r>
+      <w:r>
+        <w:rPr>
+          <w:sz w:val="28"/>
+          <w:szCs w:val="28"/>
+        </w:rPr>
+        <w:t>772</w:t>
+      </w:r>
+      <w:r>
+        <w:rPr>
+          <w:sz w:val="28"/>
+          <w:szCs w:val="28"/>
+        </w:rPr>
+        <w:t xml:space="preserve">kg ,SFBL-GH About </w:t>
+      </w:r>
+      <w:r>
+        <w:rPr>
+          <w:sz w:val="28"/>
+          <w:szCs w:val="28"/>
+        </w:rPr>
+        <w:t>7562</w:t>
+      </w:r>
+      <w:r>
+        <w:rPr>
+          <w:sz w:val="28"/>
+          <w:szCs w:val="28"/>
+        </w:rPr>
+        <w:t xml:space="preserve">kg, SFBL-AB About </w:t>
+      </w:r>
+      <w:r>
+        <w:rPr>
+          <w:sz w:val="28"/>
+          <w:szCs w:val="28"/>
+        </w:rPr>
+        <w:t>9728</w:t>
+      </w:r>
+      <w:r>
+        <w:rPr>
+          <w:sz w:val="28"/>
+          <w:szCs w:val="28"/>
+        </w:rPr>
+        <w:t xml:space="preserve">kg,SFBL-PB about </w:t>
+      </w:r>
+      <w:r>
+        <w:rPr>
+          <w:sz w:val="28"/>
+          <w:szCs w:val="28"/>
+        </w:rPr>
+        <w:t>1672</w:t>
+      </w:r>
+      <w:r>
+        <w:rPr>
+          <w:sz w:val="28"/>
+          <w:szCs w:val="28"/>
+        </w:rPr>
+        <w:t>kg</w:t>
+      </w:r>
+      <w:r>
+        <w:rPr>
+          <w:sz w:val="28"/>
+          <w:szCs w:val="28"/>
+        </w:rPr>
+        <w:t>.</w:t>
       </w:r>
       <w:r>
         <w:rPr>
@@ -391,308 +564,7 @@
           <w:sz w:val="28"/>
           <w:szCs w:val="28"/>
         </w:rPr>
-        <w:t>is</w:t>
-      </w:r>
-      <w:proofErr w:type="gramEnd"/>
-      <w:r>
-        <w:rPr>
-          <w:sz w:val="28"/>
-          <w:szCs w:val="28"/>
-        </w:rPr>
-        <w:t xml:space="preserve"> available for </w:t>
-      </w:r>
-      <w:proofErr w:type="spellStart"/>
-      <w:r>
-        <w:rPr>
-          <w:sz w:val="28"/>
-          <w:szCs w:val="28"/>
-        </w:rPr>
-        <w:t>Mawna</w:t>
-      </w:r>
-      <w:proofErr w:type="spellEnd"/>
-      <w:r>
-        <w:rPr>
-          <w:sz w:val="28"/>
-          <w:szCs w:val="28"/>
-        </w:rPr>
-        <w:t xml:space="preserve"> Warehouse project about </w:t>
-      </w:r>
-      <w:r>
-        <w:rPr>
-          <w:sz w:val="28"/>
-          <w:szCs w:val="28"/>
-        </w:rPr>
-        <w:t>34931.5</w:t>
-      </w:r>
-      <w:r>
-        <w:rPr>
-          <w:sz w:val="28"/>
-          <w:szCs w:val="28"/>
-        </w:rPr>
-        <w:t xml:space="preserve">Kg, </w:t>
-      </w:r>
-      <w:proofErr w:type="spellStart"/>
-      <w:proofErr w:type="gramStart"/>
-      <w:r>
-        <w:rPr>
-          <w:sz w:val="28"/>
-          <w:szCs w:val="28"/>
-        </w:rPr>
-        <w:t>Ashulia</w:t>
-      </w:r>
-      <w:proofErr w:type="spellEnd"/>
-      <w:r>
-        <w:rPr>
-          <w:sz w:val="28"/>
-          <w:szCs w:val="28"/>
-        </w:rPr>
-        <w:t xml:space="preserve">  Warehouse</w:t>
-      </w:r>
-      <w:proofErr w:type="gramEnd"/>
-      <w:r>
-        <w:rPr>
-          <w:sz w:val="28"/>
-          <w:szCs w:val="28"/>
-        </w:rPr>
-        <w:t xml:space="preserve"> project for about </w:t>
-      </w:r>
-      <w:r>
-        <w:rPr>
-          <w:sz w:val="28"/>
-          <w:szCs w:val="28"/>
-        </w:rPr>
-        <w:t>43815</w:t>
-      </w:r>
-      <w:r>
-        <w:rPr>
-          <w:sz w:val="28"/>
-          <w:szCs w:val="28"/>
-        </w:rPr>
-        <w:t xml:space="preserve">Kg, </w:t>
-      </w:r>
-      <w:proofErr w:type="spellStart"/>
-      <w:r>
-        <w:rPr>
-          <w:sz w:val="28"/>
-          <w:szCs w:val="28"/>
-        </w:rPr>
-        <w:t>Hamja</w:t>
-      </w:r>
-      <w:proofErr w:type="spellEnd"/>
-      <w:r>
-        <w:rPr>
-          <w:sz w:val="28"/>
-          <w:szCs w:val="28"/>
-        </w:rPr>
-        <w:t xml:space="preserve"> </w:t>
-      </w:r>
-      <w:proofErr w:type="gramStart"/>
-      <w:r>
-        <w:rPr>
-          <w:sz w:val="28"/>
-          <w:szCs w:val="28"/>
-        </w:rPr>
-        <w:t>Fashion  About</w:t>
-      </w:r>
-      <w:proofErr w:type="gramEnd"/>
-      <w:r>
-        <w:rPr>
-          <w:sz w:val="28"/>
-          <w:szCs w:val="28"/>
-        </w:rPr>
-        <w:t xml:space="preserve"> </w:t>
-      </w:r>
-      <w:r>
-        <w:rPr>
-          <w:sz w:val="28"/>
-          <w:szCs w:val="28"/>
-        </w:rPr>
-        <w:t>15330</w:t>
-      </w:r>
-      <w:r>
-        <w:rPr>
-          <w:sz w:val="28"/>
-          <w:szCs w:val="28"/>
-        </w:rPr>
-        <w:t xml:space="preserve">kg, SHL-B </w:t>
-      </w:r>
-      <w:r>
-        <w:rPr>
-          <w:sz w:val="28"/>
-          <w:szCs w:val="28"/>
-        </w:rPr>
-        <w:t>10154</w:t>
-      </w:r>
-      <w:proofErr w:type="gramStart"/>
-      <w:r>
-        <w:rPr>
-          <w:sz w:val="28"/>
-          <w:szCs w:val="28"/>
-        </w:rPr>
-        <w:t>kg,STL</w:t>
-      </w:r>
-      <w:proofErr w:type="gramEnd"/>
-      <w:r>
-        <w:rPr>
-          <w:sz w:val="28"/>
-          <w:szCs w:val="28"/>
-        </w:rPr>
-        <w:t xml:space="preserve">-AB About </w:t>
-      </w:r>
-      <w:r>
-        <w:rPr>
-          <w:sz w:val="28"/>
-          <w:szCs w:val="28"/>
-        </w:rPr>
-        <w:t>13088</w:t>
-      </w:r>
-      <w:proofErr w:type="gramStart"/>
-      <w:r>
-        <w:rPr>
-          <w:sz w:val="28"/>
-          <w:szCs w:val="28"/>
-        </w:rPr>
-        <w:t>kg,STL</w:t>
-      </w:r>
-      <w:proofErr w:type="gramEnd"/>
-      <w:r>
-        <w:rPr>
-          <w:sz w:val="28"/>
-          <w:szCs w:val="28"/>
-        </w:rPr>
-        <w:t>-PB About-</w:t>
-      </w:r>
-      <w:r>
-        <w:rPr>
-          <w:sz w:val="28"/>
-          <w:szCs w:val="28"/>
-        </w:rPr>
-        <w:t>23.8</w:t>
-      </w:r>
-      <w:r>
-        <w:rPr>
-          <w:sz w:val="28"/>
-          <w:szCs w:val="28"/>
-        </w:rPr>
-        <w:t xml:space="preserve">kg, STL-UB About </w:t>
-      </w:r>
-      <w:r>
-        <w:rPr>
-          <w:sz w:val="28"/>
-          <w:szCs w:val="28"/>
-        </w:rPr>
-        <w:t>00</w:t>
-      </w:r>
-      <w:r>
-        <w:rPr>
-          <w:sz w:val="28"/>
-          <w:szCs w:val="28"/>
-        </w:rPr>
-        <w:t xml:space="preserve">kg </w:t>
-      </w:r>
-      <w:proofErr w:type="spellStart"/>
-      <w:r>
-        <w:rPr>
-          <w:sz w:val="28"/>
-          <w:szCs w:val="28"/>
-        </w:rPr>
-        <w:t>CCkl</w:t>
-      </w:r>
-      <w:proofErr w:type="spellEnd"/>
-      <w:r>
-        <w:rPr>
-          <w:sz w:val="28"/>
-          <w:szCs w:val="28"/>
-        </w:rPr>
-        <w:t xml:space="preserve"> About </w:t>
-      </w:r>
-      <w:r>
-        <w:rPr>
-          <w:sz w:val="28"/>
-          <w:szCs w:val="28"/>
-        </w:rPr>
-        <w:t>47898</w:t>
-      </w:r>
-      <w:r>
-        <w:rPr>
-          <w:sz w:val="28"/>
-          <w:szCs w:val="28"/>
-        </w:rPr>
-        <w:t>kg, SETL-PB About -</w:t>
-      </w:r>
-      <w:r>
-        <w:rPr>
-          <w:sz w:val="28"/>
-          <w:szCs w:val="28"/>
-        </w:rPr>
-        <w:t>772</w:t>
-      </w:r>
-      <w:proofErr w:type="gramStart"/>
-      <w:r>
-        <w:rPr>
-          <w:sz w:val="28"/>
-          <w:szCs w:val="28"/>
-        </w:rPr>
-        <w:t>kg ,SFBL</w:t>
-      </w:r>
-      <w:proofErr w:type="gramEnd"/>
-      <w:r>
-        <w:rPr>
-          <w:sz w:val="28"/>
-          <w:szCs w:val="28"/>
-        </w:rPr>
-        <w:t xml:space="preserve">-GH About </w:t>
-      </w:r>
-      <w:r>
-        <w:rPr>
-          <w:sz w:val="28"/>
-          <w:szCs w:val="28"/>
-        </w:rPr>
-        <w:t>7562</w:t>
-      </w:r>
-      <w:r>
-        <w:rPr>
-          <w:sz w:val="28"/>
-          <w:szCs w:val="28"/>
-        </w:rPr>
-        <w:t xml:space="preserve">kg, SFBL-AB About </w:t>
-      </w:r>
-      <w:r>
-        <w:rPr>
-          <w:sz w:val="28"/>
-          <w:szCs w:val="28"/>
-        </w:rPr>
-        <w:t>9728</w:t>
-      </w:r>
-      <w:proofErr w:type="gramStart"/>
-      <w:r>
-        <w:rPr>
-          <w:sz w:val="28"/>
-          <w:szCs w:val="28"/>
-        </w:rPr>
-        <w:t>kg,SFBL</w:t>
-      </w:r>
-      <w:proofErr w:type="gramEnd"/>
-      <w:r>
-        <w:rPr>
-          <w:sz w:val="28"/>
-          <w:szCs w:val="28"/>
-        </w:rPr>
-        <w:t xml:space="preserve">-PB about </w:t>
-      </w:r>
-      <w:r>
-        <w:rPr>
-          <w:sz w:val="28"/>
-          <w:szCs w:val="28"/>
-        </w:rPr>
-        <w:t>1672</w:t>
-      </w:r>
-      <w:r>
-        <w:rPr>
-          <w:sz w:val="28"/>
-          <w:szCs w:val="28"/>
-        </w:rPr>
-        <w:t>kg,</w:t>
+        <w:t>All this information is updated on 7 March, 2026.</w:t>
       </w:r>
     </w:p>
     <w:p>
@@ -744,7 +616,262 @@
           <w:sz w:val="28"/>
           <w:szCs w:val="28"/>
         </w:rPr>
-        <w:t>Scaffolding Long</w:t>
+        <w:t xml:space="preserve">Scaffolding Long </w:t>
+      </w:r>
+      <w:r>
+        <w:rPr>
+          <w:sz w:val="28"/>
+          <w:szCs w:val="28"/>
+        </w:rPr>
+        <w:t xml:space="preserve">is available for </w:t>
+      </w:r>
+      <w:proofErr w:type="spellStart"/>
+      <w:r>
+        <w:rPr>
+          <w:sz w:val="28"/>
+          <w:szCs w:val="28"/>
+        </w:rPr>
+        <w:t>Mawna</w:t>
+      </w:r>
+      <w:proofErr w:type="spellEnd"/>
+      <w:r>
+        <w:rPr>
+          <w:sz w:val="28"/>
+          <w:szCs w:val="28"/>
+        </w:rPr>
+        <w:t xml:space="preserve"> Warehouse project about </w:t>
+      </w:r>
+      <w:r>
+        <w:rPr>
+          <w:sz w:val="28"/>
+          <w:szCs w:val="28"/>
+        </w:rPr>
+        <w:t>163389</w:t>
+      </w:r>
+      <w:r>
+        <w:rPr>
+          <w:sz w:val="28"/>
+          <w:szCs w:val="28"/>
+        </w:rPr>
+        <w:t xml:space="preserve">Kg, </w:t>
+      </w:r>
+      <w:proofErr w:type="spellStart"/>
+      <w:proofErr w:type="gramStart"/>
+      <w:r>
+        <w:rPr>
+          <w:sz w:val="28"/>
+          <w:szCs w:val="28"/>
+        </w:rPr>
+        <w:t>Ashulia</w:t>
+      </w:r>
+      <w:proofErr w:type="spellEnd"/>
+      <w:r>
+        <w:rPr>
+          <w:sz w:val="28"/>
+          <w:szCs w:val="28"/>
+        </w:rPr>
+        <w:t xml:space="preserve">  Warehouse</w:t>
+      </w:r>
+      <w:proofErr w:type="gramEnd"/>
+      <w:r>
+        <w:rPr>
+          <w:sz w:val="28"/>
+          <w:szCs w:val="28"/>
+        </w:rPr>
+        <w:t xml:space="preserve"> project for about </w:t>
+      </w:r>
+      <w:r>
+        <w:rPr>
+          <w:sz w:val="28"/>
+          <w:szCs w:val="28"/>
+        </w:rPr>
+        <w:t>119940.8</w:t>
+      </w:r>
+      <w:r>
+        <w:rPr>
+          <w:sz w:val="28"/>
+          <w:szCs w:val="28"/>
+        </w:rPr>
+        <w:t xml:space="preserve">Kg, </w:t>
+      </w:r>
+      <w:proofErr w:type="spellStart"/>
+      <w:r>
+        <w:rPr>
+          <w:sz w:val="28"/>
+          <w:szCs w:val="28"/>
+        </w:rPr>
+        <w:t>Hamja</w:t>
+      </w:r>
+      <w:proofErr w:type="spellEnd"/>
+      <w:r>
+        <w:rPr>
+          <w:sz w:val="28"/>
+          <w:szCs w:val="28"/>
+        </w:rPr>
+        <w:t xml:space="preserve"> Fashion  About </w:t>
+      </w:r>
+      <w:r>
+        <w:rPr>
+          <w:sz w:val="28"/>
+          <w:szCs w:val="28"/>
+        </w:rPr>
+        <w:t>81529</w:t>
+      </w:r>
+      <w:r>
+        <w:rPr>
+          <w:sz w:val="28"/>
+          <w:szCs w:val="28"/>
+        </w:rPr>
+        <w:t xml:space="preserve">kg, SHL-B </w:t>
+      </w:r>
+      <w:r>
+        <w:rPr>
+          <w:sz w:val="28"/>
+          <w:szCs w:val="28"/>
+        </w:rPr>
+        <w:t>1332</w:t>
+      </w:r>
+      <w:r>
+        <w:rPr>
+          <w:sz w:val="28"/>
+          <w:szCs w:val="28"/>
+        </w:rPr>
+        <w:t xml:space="preserve">kg,STL-AB About </w:t>
+      </w:r>
+      <w:r>
+        <w:rPr>
+          <w:sz w:val="28"/>
+          <w:szCs w:val="28"/>
+        </w:rPr>
+        <w:t>9435</w:t>
+      </w:r>
+      <w:r>
+        <w:rPr>
+          <w:sz w:val="28"/>
+          <w:szCs w:val="28"/>
+        </w:rPr>
+        <w:t>kg,STL-PB About-</w:t>
+      </w:r>
+      <w:r>
+        <w:rPr>
+          <w:sz w:val="28"/>
+          <w:szCs w:val="28"/>
+        </w:rPr>
+        <w:t>2460.5</w:t>
+      </w:r>
+      <w:r>
+        <w:rPr>
+          <w:sz w:val="28"/>
+          <w:szCs w:val="28"/>
+        </w:rPr>
+        <w:t xml:space="preserve">kg, STL-UB About </w:t>
+      </w:r>
+      <w:r>
+        <w:rPr>
+          <w:sz w:val="28"/>
+          <w:szCs w:val="28"/>
+        </w:rPr>
+        <w:t>00</w:t>
+      </w:r>
+      <w:r>
+        <w:rPr>
+          <w:sz w:val="28"/>
+          <w:szCs w:val="28"/>
+        </w:rPr>
+        <w:t xml:space="preserve">kg </w:t>
+      </w:r>
+      <w:proofErr w:type="spellStart"/>
+      <w:r>
+        <w:rPr>
+          <w:sz w:val="28"/>
+          <w:szCs w:val="28"/>
+        </w:rPr>
+        <w:t>CCkl</w:t>
+      </w:r>
+      <w:proofErr w:type="spellEnd"/>
+      <w:r>
+        <w:rPr>
+          <w:sz w:val="28"/>
+          <w:szCs w:val="28"/>
+        </w:rPr>
+        <w:t xml:space="preserve"> About </w:t>
+      </w:r>
+      <w:r>
+        <w:rPr>
+          <w:sz w:val="28"/>
+          <w:szCs w:val="28"/>
+        </w:rPr>
+        <w:t>15355</w:t>
+      </w:r>
+      <w:r>
+        <w:rPr>
+          <w:sz w:val="28"/>
+          <w:szCs w:val="28"/>
+        </w:rPr>
+        <w:t>kg, SETL-PB About -</w:t>
+      </w:r>
+      <w:r>
+        <w:rPr>
+          <w:sz w:val="28"/>
+          <w:szCs w:val="28"/>
+        </w:rPr>
+        <w:t>1850</w:t>
+      </w:r>
+      <w:r>
+        <w:rPr>
+          <w:sz w:val="28"/>
+          <w:szCs w:val="28"/>
+        </w:rPr>
+        <w:t xml:space="preserve">kg ,SFBL-GH About </w:t>
+      </w:r>
+      <w:r>
+        <w:rPr>
+          <w:sz w:val="28"/>
+          <w:szCs w:val="28"/>
+        </w:rPr>
+        <w:t>2701</w:t>
+      </w:r>
+      <w:r>
+        <w:rPr>
+          <w:sz w:val="28"/>
+          <w:szCs w:val="28"/>
+        </w:rPr>
+        <w:t xml:space="preserve">kg, SFBL-AB About </w:t>
+      </w:r>
+      <w:r>
+        <w:rPr>
+          <w:sz w:val="28"/>
+          <w:szCs w:val="28"/>
+        </w:rPr>
+        <w:t>5642.5</w:t>
+      </w:r>
+      <w:r>
+        <w:rPr>
+          <w:sz w:val="28"/>
+          <w:szCs w:val="28"/>
+        </w:rPr>
+        <w:t xml:space="preserve">kg,SFBL-PB about </w:t>
+      </w:r>
+      <w:r>
+        <w:rPr>
+          <w:sz w:val="28"/>
+          <w:szCs w:val="28"/>
+        </w:rPr>
+        <w:t>-1295</w:t>
+      </w:r>
+      <w:r>
+        <w:rPr>
+          <w:sz w:val="28"/>
+          <w:szCs w:val="28"/>
+        </w:rPr>
+        <w:t>kg</w:t>
+      </w:r>
+      <w:r>
+        <w:rPr>
+          <w:sz w:val="28"/>
+          <w:szCs w:val="28"/>
+        </w:rPr>
+        <w:t>.</w:t>
       </w:r>
       <w:r>
         <w:rPr>
@@ -758,300 +885,7 @@
           <w:sz w:val="28"/>
           <w:szCs w:val="28"/>
         </w:rPr>
-        <w:t xml:space="preserve">is available for </w:t>
-      </w:r>
-      <w:proofErr w:type="spellStart"/>
-      <w:r>
-        <w:rPr>
-          <w:sz w:val="28"/>
-          <w:szCs w:val="28"/>
-        </w:rPr>
-        <w:t>Mawna</w:t>
-      </w:r>
-      <w:proofErr w:type="spellEnd"/>
-      <w:r>
-        <w:rPr>
-          <w:sz w:val="28"/>
-          <w:szCs w:val="28"/>
-        </w:rPr>
-        <w:t xml:space="preserve"> Warehouse project about </w:t>
-      </w:r>
-      <w:r>
-        <w:rPr>
-          <w:sz w:val="28"/>
-          <w:szCs w:val="28"/>
-        </w:rPr>
-        <w:t>163389</w:t>
-      </w:r>
-      <w:r>
-        <w:rPr>
-          <w:sz w:val="28"/>
-          <w:szCs w:val="28"/>
-        </w:rPr>
-        <w:t xml:space="preserve">Kg, </w:t>
-      </w:r>
-      <w:proofErr w:type="spellStart"/>
-      <w:proofErr w:type="gramStart"/>
-      <w:r>
-        <w:rPr>
-          <w:sz w:val="28"/>
-          <w:szCs w:val="28"/>
-        </w:rPr>
-        <w:t>Ashulia</w:t>
-      </w:r>
-      <w:proofErr w:type="spellEnd"/>
-      <w:r>
-        <w:rPr>
-          <w:sz w:val="28"/>
-          <w:szCs w:val="28"/>
-        </w:rPr>
-        <w:t xml:space="preserve">  Warehouse</w:t>
-      </w:r>
-      <w:proofErr w:type="gramEnd"/>
-      <w:r>
-        <w:rPr>
-          <w:sz w:val="28"/>
-          <w:szCs w:val="28"/>
-        </w:rPr>
-        <w:t xml:space="preserve"> project for about </w:t>
-      </w:r>
-      <w:r>
-        <w:rPr>
-          <w:sz w:val="28"/>
-          <w:szCs w:val="28"/>
-        </w:rPr>
-        <w:t>119940.8</w:t>
-      </w:r>
-      <w:r>
-        <w:rPr>
-          <w:sz w:val="28"/>
-          <w:szCs w:val="28"/>
-        </w:rPr>
-        <w:t xml:space="preserve">Kg, </w:t>
-      </w:r>
-      <w:proofErr w:type="spellStart"/>
-      <w:r>
-        <w:rPr>
-          <w:sz w:val="28"/>
-          <w:szCs w:val="28"/>
-        </w:rPr>
-        <w:t>Hamja</w:t>
-      </w:r>
-      <w:proofErr w:type="spellEnd"/>
-      <w:r>
-        <w:rPr>
-          <w:sz w:val="28"/>
-          <w:szCs w:val="28"/>
-        </w:rPr>
-        <w:t xml:space="preserve"> </w:t>
-      </w:r>
-      <w:proofErr w:type="gramStart"/>
-      <w:r>
-        <w:rPr>
-          <w:sz w:val="28"/>
-          <w:szCs w:val="28"/>
-        </w:rPr>
-        <w:t>Fashion  About</w:t>
-      </w:r>
-      <w:proofErr w:type="gramEnd"/>
-      <w:r>
-        <w:rPr>
-          <w:sz w:val="28"/>
-          <w:szCs w:val="28"/>
-        </w:rPr>
-        <w:t xml:space="preserve"> </w:t>
-      </w:r>
-      <w:r>
-        <w:rPr>
-          <w:sz w:val="28"/>
-          <w:szCs w:val="28"/>
-        </w:rPr>
-        <w:t>81529</w:t>
-      </w:r>
-      <w:r>
-        <w:rPr>
-          <w:sz w:val="28"/>
-          <w:szCs w:val="28"/>
-        </w:rPr>
-        <w:t xml:space="preserve">kg, SHL-B </w:t>
-      </w:r>
-      <w:r>
-        <w:rPr>
-          <w:sz w:val="28"/>
-          <w:szCs w:val="28"/>
-        </w:rPr>
-        <w:t>1332</w:t>
-      </w:r>
-      <w:proofErr w:type="gramStart"/>
-      <w:r>
-        <w:rPr>
-          <w:sz w:val="28"/>
-          <w:szCs w:val="28"/>
-        </w:rPr>
-        <w:t>kg,STL</w:t>
-      </w:r>
-      <w:proofErr w:type="gramEnd"/>
-      <w:r>
-        <w:rPr>
-          <w:sz w:val="28"/>
-          <w:szCs w:val="28"/>
-        </w:rPr>
-        <w:t xml:space="preserve">-AB About </w:t>
-      </w:r>
-      <w:r>
-        <w:rPr>
-          <w:sz w:val="28"/>
-          <w:szCs w:val="28"/>
-        </w:rPr>
-        <w:t>9435</w:t>
-      </w:r>
-      <w:proofErr w:type="gramStart"/>
-      <w:r>
-        <w:rPr>
-          <w:sz w:val="28"/>
-          <w:szCs w:val="28"/>
-        </w:rPr>
-        <w:t>kg,STL</w:t>
-      </w:r>
-      <w:proofErr w:type="gramEnd"/>
-      <w:r>
-        <w:rPr>
-          <w:sz w:val="28"/>
-          <w:szCs w:val="28"/>
-        </w:rPr>
-        <w:t>-PB About-</w:t>
-      </w:r>
-      <w:r>
-        <w:rPr>
-          <w:sz w:val="28"/>
-          <w:szCs w:val="28"/>
-        </w:rPr>
-        <w:t>2460.5</w:t>
-      </w:r>
-      <w:r>
-        <w:rPr>
-          <w:sz w:val="28"/>
-          <w:szCs w:val="28"/>
-        </w:rPr>
-        <w:t xml:space="preserve">kg, STL-UB About </w:t>
-      </w:r>
-      <w:r>
-        <w:rPr>
-          <w:sz w:val="28"/>
-          <w:szCs w:val="28"/>
-        </w:rPr>
-        <w:t>00</w:t>
-      </w:r>
-      <w:r>
-        <w:rPr>
-          <w:sz w:val="28"/>
-          <w:szCs w:val="28"/>
-        </w:rPr>
-        <w:t xml:space="preserve">kg </w:t>
-      </w:r>
-      <w:proofErr w:type="spellStart"/>
-      <w:r>
-        <w:rPr>
-          <w:sz w:val="28"/>
-          <w:szCs w:val="28"/>
-        </w:rPr>
-        <w:t>CCkl</w:t>
-      </w:r>
-      <w:proofErr w:type="spellEnd"/>
-      <w:r>
-        <w:rPr>
-          <w:sz w:val="28"/>
-          <w:szCs w:val="28"/>
-        </w:rPr>
-        <w:t xml:space="preserve"> About </w:t>
-      </w:r>
-      <w:r>
-        <w:rPr>
-          <w:sz w:val="28"/>
-          <w:szCs w:val="28"/>
-        </w:rPr>
-        <w:t>15355</w:t>
-      </w:r>
-      <w:r>
-        <w:rPr>
-          <w:sz w:val="28"/>
-          <w:szCs w:val="28"/>
-        </w:rPr>
-        <w:t>kg, SETL-PB About -</w:t>
-      </w:r>
-      <w:r>
-        <w:rPr>
-          <w:sz w:val="28"/>
-          <w:szCs w:val="28"/>
-        </w:rPr>
-        <w:t>1850</w:t>
-      </w:r>
-      <w:proofErr w:type="gramStart"/>
-      <w:r>
-        <w:rPr>
-          <w:sz w:val="28"/>
-          <w:szCs w:val="28"/>
-        </w:rPr>
-        <w:t>kg ,SFBL</w:t>
-      </w:r>
-      <w:proofErr w:type="gramEnd"/>
-      <w:r>
-        <w:rPr>
-          <w:sz w:val="28"/>
-          <w:szCs w:val="28"/>
-        </w:rPr>
-        <w:t xml:space="preserve">-GH About </w:t>
-      </w:r>
-      <w:r>
-        <w:rPr>
-          <w:sz w:val="28"/>
-          <w:szCs w:val="28"/>
-        </w:rPr>
-        <w:t>2701</w:t>
-      </w:r>
-      <w:r>
-        <w:rPr>
-          <w:sz w:val="28"/>
-          <w:szCs w:val="28"/>
-        </w:rPr>
-        <w:t xml:space="preserve">kg, SFBL-AB About </w:t>
-      </w:r>
-      <w:r>
-        <w:rPr>
-          <w:sz w:val="28"/>
-          <w:szCs w:val="28"/>
-        </w:rPr>
-        <w:t>5642.5</w:t>
-      </w:r>
-      <w:proofErr w:type="gramStart"/>
-      <w:r>
-        <w:rPr>
-          <w:sz w:val="28"/>
-          <w:szCs w:val="28"/>
-        </w:rPr>
-        <w:t>kg,SFBL</w:t>
-      </w:r>
-      <w:proofErr w:type="gramEnd"/>
-      <w:r>
-        <w:rPr>
-          <w:sz w:val="28"/>
-          <w:szCs w:val="28"/>
-        </w:rPr>
-        <w:t xml:space="preserve">-PB about </w:t>
-      </w:r>
-      <w:r>
-        <w:rPr>
-          <w:sz w:val="28"/>
-          <w:szCs w:val="28"/>
-        </w:rPr>
-        <w:t>-1295</w:t>
-      </w:r>
-      <w:r>
-        <w:rPr>
-          <w:sz w:val="28"/>
-          <w:szCs w:val="28"/>
-        </w:rPr>
-        <w:t>kg,</w:t>
+        <w:t>All this information is updated on 7 March, 2026.</w:t>
       </w:r>
     </w:p>
     <w:p>
@@ -1195,215 +1029,184 @@
           <w:sz w:val="28"/>
           <w:szCs w:val="28"/>
         </w:rPr>
+        <w:t xml:space="preserve"> Fashion  About </w:t>
+      </w:r>
+      <w:r>
+        <w:rPr>
+          <w:sz w:val="28"/>
+          <w:szCs w:val="28"/>
+        </w:rPr>
+        <w:t>19516</w:t>
+      </w:r>
+      <w:r>
+        <w:rPr>
+          <w:sz w:val="28"/>
+          <w:szCs w:val="28"/>
+        </w:rPr>
+        <w:t xml:space="preserve">kg, SHL-B </w:t>
+      </w:r>
+      <w:r>
+        <w:rPr>
+          <w:sz w:val="28"/>
+          <w:szCs w:val="28"/>
+        </w:rPr>
+        <w:t>00</w:t>
+      </w:r>
+      <w:r>
+        <w:rPr>
+          <w:sz w:val="28"/>
+          <w:szCs w:val="28"/>
+        </w:rPr>
+        <w:t xml:space="preserve">kg,STL-AB About </w:t>
+      </w:r>
+      <w:r>
+        <w:rPr>
+          <w:sz w:val="28"/>
+          <w:szCs w:val="28"/>
+        </w:rPr>
+        <w:t>119</w:t>
+      </w:r>
+      <w:r>
+        <w:rPr>
+          <w:sz w:val="28"/>
+          <w:szCs w:val="28"/>
+        </w:rPr>
+        <w:t>kg,STL-PB About-</w:t>
+      </w:r>
+      <w:r>
+        <w:rPr>
+          <w:sz w:val="28"/>
+          <w:szCs w:val="28"/>
+        </w:rPr>
+        <w:t>00</w:t>
+      </w:r>
+      <w:r>
+        <w:rPr>
+          <w:sz w:val="28"/>
+          <w:szCs w:val="28"/>
+        </w:rPr>
+        <w:t xml:space="preserve">kg, STL-UB About </w:t>
+      </w:r>
+      <w:r>
+        <w:rPr>
+          <w:sz w:val="28"/>
+          <w:szCs w:val="28"/>
+        </w:rPr>
+        <w:t>34</w:t>
+      </w:r>
+      <w:r>
+        <w:rPr>
+          <w:sz w:val="28"/>
+          <w:szCs w:val="28"/>
+        </w:rPr>
+        <w:t xml:space="preserve">kg </w:t>
+      </w:r>
+      <w:proofErr w:type="spellStart"/>
+      <w:r>
+        <w:rPr>
+          <w:sz w:val="28"/>
+          <w:szCs w:val="28"/>
+        </w:rPr>
+        <w:t>CCkl</w:t>
+      </w:r>
+      <w:proofErr w:type="spellEnd"/>
+      <w:r>
+        <w:rPr>
+          <w:sz w:val="28"/>
+          <w:szCs w:val="28"/>
+        </w:rPr>
+        <w:t xml:space="preserve"> About </w:t>
+      </w:r>
+      <w:r>
+        <w:rPr>
+          <w:sz w:val="28"/>
+          <w:szCs w:val="28"/>
+        </w:rPr>
+        <w:t>00</w:t>
+      </w:r>
+      <w:r>
+        <w:rPr>
+          <w:sz w:val="28"/>
+          <w:szCs w:val="28"/>
+        </w:rPr>
+        <w:t xml:space="preserve">kg, SETL-PB About </w:t>
+      </w:r>
+      <w:r>
+        <w:rPr>
+          <w:sz w:val="28"/>
+          <w:szCs w:val="28"/>
+        </w:rPr>
+        <w:t>85</w:t>
+      </w:r>
+      <w:r>
+        <w:rPr>
+          <w:sz w:val="28"/>
+          <w:szCs w:val="28"/>
+        </w:rPr>
+        <w:t xml:space="preserve">kg ,SFBL-GH About </w:t>
+      </w:r>
+      <w:r>
+        <w:rPr>
+          <w:sz w:val="28"/>
+          <w:szCs w:val="28"/>
+        </w:rPr>
+        <w:t>1836</w:t>
+      </w:r>
+      <w:r>
+        <w:rPr>
+          <w:sz w:val="28"/>
+          <w:szCs w:val="28"/>
+        </w:rPr>
+        <w:t xml:space="preserve">kg, SFBL-AB About </w:t>
+      </w:r>
+      <w:r>
+        <w:rPr>
+          <w:sz w:val="28"/>
+          <w:szCs w:val="28"/>
+        </w:rPr>
+        <w:t>1564</w:t>
+      </w:r>
+      <w:r>
+        <w:rPr>
+          <w:sz w:val="28"/>
+          <w:szCs w:val="28"/>
+        </w:rPr>
+        <w:t xml:space="preserve">kg,SFBL-PB about </w:t>
+      </w:r>
+      <w:r>
+        <w:rPr>
+          <w:sz w:val="28"/>
+          <w:szCs w:val="28"/>
+        </w:rPr>
+        <w:t>1912.5</w:t>
+      </w:r>
+      <w:r>
+        <w:rPr>
+          <w:sz w:val="28"/>
+          <w:szCs w:val="28"/>
+        </w:rPr>
+        <w:t>kg</w:t>
+      </w:r>
+      <w:r>
+        <w:rPr>
+          <w:sz w:val="28"/>
+          <w:szCs w:val="28"/>
+        </w:rPr>
+        <w:t>.</w:t>
+      </w:r>
+      <w:r>
+        <w:rPr>
+          <w:sz w:val="28"/>
+          <w:szCs w:val="28"/>
+        </w:rPr>
         <w:t xml:space="preserve"> </w:t>
       </w:r>
-      <w:proofErr w:type="gramStart"/>
-      <w:r>
-        <w:rPr>
-          <w:sz w:val="28"/>
-          <w:szCs w:val="28"/>
-        </w:rPr>
-        <w:t>Fashion  About</w:t>
-      </w:r>
-      <w:proofErr w:type="gramEnd"/>
-      <w:r>
-        <w:rPr>
-          <w:sz w:val="28"/>
-          <w:szCs w:val="28"/>
-        </w:rPr>
-        <w:t xml:space="preserve"> </w:t>
-      </w:r>
-      <w:r>
-        <w:rPr>
-          <w:sz w:val="28"/>
-          <w:szCs w:val="28"/>
-        </w:rPr>
-        <w:t>19516</w:t>
-      </w:r>
-      <w:r>
-        <w:rPr>
-          <w:sz w:val="28"/>
-          <w:szCs w:val="28"/>
-        </w:rPr>
-        <w:t xml:space="preserve">kg, SHL-B </w:t>
-      </w:r>
-      <w:r>
-        <w:rPr>
-          <w:sz w:val="28"/>
-          <w:szCs w:val="28"/>
-        </w:rPr>
-        <w:t>00</w:t>
-      </w:r>
-      <w:proofErr w:type="gramStart"/>
-      <w:r>
-        <w:rPr>
-          <w:sz w:val="28"/>
-          <w:szCs w:val="28"/>
-        </w:rPr>
-        <w:t>kg,STL</w:t>
-      </w:r>
-      <w:proofErr w:type="gramEnd"/>
-      <w:r>
-        <w:rPr>
-          <w:sz w:val="28"/>
-          <w:szCs w:val="28"/>
-        </w:rPr>
-        <w:t xml:space="preserve">-AB About </w:t>
-      </w:r>
-      <w:r>
-        <w:rPr>
-          <w:sz w:val="28"/>
-          <w:szCs w:val="28"/>
-        </w:rPr>
-        <w:t>119</w:t>
-      </w:r>
-      <w:proofErr w:type="gramStart"/>
-      <w:r>
-        <w:rPr>
-          <w:sz w:val="28"/>
-          <w:szCs w:val="28"/>
-        </w:rPr>
-        <w:t>kg,STL</w:t>
-      </w:r>
-      <w:proofErr w:type="gramEnd"/>
-      <w:r>
-        <w:rPr>
-          <w:sz w:val="28"/>
-          <w:szCs w:val="28"/>
-        </w:rPr>
-        <w:t>-PB About-</w:t>
-      </w:r>
-      <w:r>
-        <w:rPr>
-          <w:sz w:val="28"/>
-          <w:szCs w:val="28"/>
-        </w:rPr>
-        <w:t>00</w:t>
-      </w:r>
-      <w:r>
-        <w:rPr>
-          <w:sz w:val="28"/>
-          <w:szCs w:val="28"/>
-        </w:rPr>
-        <w:t xml:space="preserve">kg, STL-UB About </w:t>
-      </w:r>
-      <w:r>
-        <w:rPr>
-          <w:sz w:val="28"/>
-          <w:szCs w:val="28"/>
-        </w:rPr>
-        <w:t>34</w:t>
-      </w:r>
-      <w:r>
-        <w:rPr>
-          <w:sz w:val="28"/>
-          <w:szCs w:val="28"/>
-        </w:rPr>
-        <w:t xml:space="preserve">kg </w:t>
-      </w:r>
-      <w:proofErr w:type="spellStart"/>
-      <w:r>
-        <w:rPr>
-          <w:sz w:val="28"/>
-          <w:szCs w:val="28"/>
-        </w:rPr>
-        <w:t>CCkl</w:t>
-      </w:r>
-      <w:proofErr w:type="spellEnd"/>
-      <w:r>
-        <w:rPr>
-          <w:sz w:val="28"/>
-          <w:szCs w:val="28"/>
-        </w:rPr>
-        <w:t xml:space="preserve"> About </w:t>
-      </w:r>
-      <w:r>
-        <w:rPr>
-          <w:sz w:val="28"/>
-          <w:szCs w:val="28"/>
-        </w:rPr>
-        <w:t>00</w:t>
-      </w:r>
-      <w:r>
-        <w:rPr>
-          <w:sz w:val="28"/>
-          <w:szCs w:val="28"/>
-        </w:rPr>
-        <w:t xml:space="preserve">kg, SETL-PB About </w:t>
-      </w:r>
-      <w:r>
-        <w:rPr>
-          <w:sz w:val="28"/>
-          <w:szCs w:val="28"/>
-        </w:rPr>
-        <w:t>85</w:t>
-      </w:r>
-      <w:proofErr w:type="gramStart"/>
-      <w:r>
-        <w:rPr>
-          <w:sz w:val="28"/>
-          <w:szCs w:val="28"/>
-        </w:rPr>
-        <w:t>kg ,SFBL</w:t>
-      </w:r>
-      <w:proofErr w:type="gramEnd"/>
-      <w:r>
-        <w:rPr>
-          <w:sz w:val="28"/>
-          <w:szCs w:val="28"/>
-        </w:rPr>
-        <w:t xml:space="preserve">-GH About </w:t>
-      </w:r>
-      <w:r>
-        <w:rPr>
-          <w:sz w:val="28"/>
-          <w:szCs w:val="28"/>
-        </w:rPr>
-        <w:t>1836</w:t>
-      </w:r>
-      <w:r>
-        <w:rPr>
-          <w:sz w:val="28"/>
-          <w:szCs w:val="28"/>
-        </w:rPr>
-        <w:t xml:space="preserve">kg, SFBL-AB About </w:t>
-      </w:r>
-      <w:r>
-        <w:rPr>
-          <w:sz w:val="28"/>
-          <w:szCs w:val="28"/>
-        </w:rPr>
-        <w:t>1564</w:t>
-      </w:r>
-      <w:proofErr w:type="gramStart"/>
-      <w:r>
-        <w:rPr>
-          <w:sz w:val="28"/>
-          <w:szCs w:val="28"/>
-        </w:rPr>
-        <w:t>kg,SFBL</w:t>
-      </w:r>
-      <w:proofErr w:type="gramEnd"/>
-      <w:r>
-        <w:rPr>
-          <w:sz w:val="28"/>
-          <w:szCs w:val="28"/>
-        </w:rPr>
-        <w:t xml:space="preserve">-PB about </w:t>
-      </w:r>
-      <w:r>
-        <w:rPr>
-          <w:sz w:val="28"/>
-          <w:szCs w:val="28"/>
-        </w:rPr>
-        <w:t>1912.5</w:t>
-      </w:r>
-      <w:r>
-        <w:rPr>
-          <w:sz w:val="28"/>
-          <w:szCs w:val="28"/>
-        </w:rPr>
-        <w:t>kg,</w:t>
+      <w:r>
+        <w:rPr>
+          <w:sz w:val="28"/>
+          <w:szCs w:val="28"/>
+        </w:rPr>
+        <w:t>All this information is updated on 7 March, 2026.</w:t>
       </w:r>
     </w:p>
     <w:p>
@@ -1426,7 +1229,6 @@
           <w:sz w:val="28"/>
           <w:szCs w:val="28"/>
         </w:rPr>
-        <w:lastRenderedPageBreak/>
         <w:t xml:space="preserve">### </w:t>
       </w:r>
       <w:r>
@@ -1456,14 +1258,7 @@
           <w:sz w:val="28"/>
           <w:szCs w:val="28"/>
         </w:rPr>
-        <w:t xml:space="preserve">All Size </w:t>
-      </w:r>
-      <w:r>
-        <w:rPr>
-          <w:sz w:val="28"/>
-          <w:szCs w:val="28"/>
-        </w:rPr>
-        <w:t xml:space="preserve">of </w:t>
+        <w:t xml:space="preserve">All Size of </w:t>
       </w:r>
       <w:r>
         <w:rPr>
@@ -1569,222 +1364,191 @@
           <w:sz w:val="28"/>
           <w:szCs w:val="28"/>
         </w:rPr>
+        <w:t xml:space="preserve"> Fashion  About </w:t>
+      </w:r>
+      <w:r>
+        <w:rPr>
+          <w:sz w:val="28"/>
+          <w:szCs w:val="28"/>
+        </w:rPr>
+        <w:t>52055</w:t>
+      </w:r>
+      <w:r>
+        <w:rPr>
+          <w:sz w:val="28"/>
+          <w:szCs w:val="28"/>
+        </w:rPr>
+        <w:t>kg, SHL-B</w:t>
+      </w:r>
+      <w:r>
+        <w:rPr>
+          <w:sz w:val="28"/>
+          <w:szCs w:val="28"/>
+        </w:rPr>
+        <w:t xml:space="preserve"> About 8</w:t>
+      </w:r>
+      <w:r>
+        <w:rPr>
+          <w:sz w:val="28"/>
+          <w:szCs w:val="28"/>
+        </w:rPr>
+        <w:t>00</w:t>
+      </w:r>
+      <w:r>
+        <w:rPr>
+          <w:sz w:val="28"/>
+          <w:szCs w:val="28"/>
+        </w:rPr>
+        <w:t xml:space="preserve">kg,STL-AB About </w:t>
+      </w:r>
+      <w:r>
+        <w:rPr>
+          <w:sz w:val="28"/>
+          <w:szCs w:val="28"/>
+        </w:rPr>
+        <w:t>3280</w:t>
+      </w:r>
+      <w:r>
+        <w:rPr>
+          <w:sz w:val="28"/>
+          <w:szCs w:val="28"/>
+        </w:rPr>
+        <w:t>kg,STL-PB About-</w:t>
+      </w:r>
+      <w:r>
+        <w:rPr>
+          <w:sz w:val="28"/>
+          <w:szCs w:val="28"/>
+        </w:rPr>
+        <w:t>640</w:t>
+      </w:r>
+      <w:r>
+        <w:rPr>
+          <w:sz w:val="28"/>
+          <w:szCs w:val="28"/>
+        </w:rPr>
+        <w:t xml:space="preserve">kg, STL-UB About </w:t>
+      </w:r>
+      <w:r>
+        <w:rPr>
+          <w:sz w:val="28"/>
+          <w:szCs w:val="28"/>
+        </w:rPr>
+        <w:t>655</w:t>
+      </w:r>
+      <w:r>
+        <w:rPr>
+          <w:sz w:val="28"/>
+          <w:szCs w:val="28"/>
+        </w:rPr>
+        <w:t xml:space="preserve">kg </w:t>
+      </w:r>
+      <w:proofErr w:type="spellStart"/>
+      <w:r>
+        <w:rPr>
+          <w:sz w:val="28"/>
+          <w:szCs w:val="28"/>
+        </w:rPr>
+        <w:t>CCkl</w:t>
+      </w:r>
+      <w:proofErr w:type="spellEnd"/>
+      <w:r>
+        <w:rPr>
+          <w:sz w:val="28"/>
+          <w:szCs w:val="28"/>
+        </w:rPr>
+        <w:t xml:space="preserve"> About </w:t>
+      </w:r>
+      <w:r>
+        <w:rPr>
+          <w:sz w:val="28"/>
+          <w:szCs w:val="28"/>
+        </w:rPr>
+        <w:t>7635</w:t>
+      </w:r>
+      <w:r>
+        <w:rPr>
+          <w:sz w:val="28"/>
+          <w:szCs w:val="28"/>
+        </w:rPr>
+        <w:t xml:space="preserve">kg, SETL-PB About </w:t>
+      </w:r>
+      <w:r>
+        <w:rPr>
+          <w:sz w:val="28"/>
+          <w:szCs w:val="28"/>
+        </w:rPr>
+        <w:t>-2065</w:t>
+      </w:r>
+      <w:r>
+        <w:rPr>
+          <w:sz w:val="28"/>
+          <w:szCs w:val="28"/>
+        </w:rPr>
+        <w:t xml:space="preserve">kg ,SFBL-GH About </w:t>
+      </w:r>
+      <w:r>
+        <w:rPr>
+          <w:sz w:val="28"/>
+          <w:szCs w:val="28"/>
+        </w:rPr>
+        <w:t>605</w:t>
+      </w:r>
+      <w:r>
+        <w:rPr>
+          <w:sz w:val="28"/>
+          <w:szCs w:val="28"/>
+        </w:rPr>
+        <w:t xml:space="preserve">kg, SFBL-AB About </w:t>
+      </w:r>
+      <w:r>
+        <w:rPr>
+          <w:sz w:val="28"/>
+          <w:szCs w:val="28"/>
+        </w:rPr>
+        <w:t>5655</w:t>
+      </w:r>
+      <w:r>
+        <w:rPr>
+          <w:sz w:val="28"/>
+          <w:szCs w:val="28"/>
+        </w:rPr>
+        <w:t xml:space="preserve">kg,SFBL-PB about </w:t>
+      </w:r>
+      <w:r>
+        <w:rPr>
+          <w:sz w:val="28"/>
+          <w:szCs w:val="28"/>
+        </w:rPr>
+        <w:t>-11760</w:t>
+      </w:r>
+      <w:r>
+        <w:rPr>
+          <w:sz w:val="28"/>
+          <w:szCs w:val="28"/>
+        </w:rPr>
+        <w:t>kg</w:t>
+      </w:r>
+      <w:r>
+        <w:rPr>
+          <w:sz w:val="28"/>
+          <w:szCs w:val="28"/>
+        </w:rPr>
+        <w:t>.</w:t>
+      </w:r>
+      <w:r>
+        <w:rPr>
+          <w:sz w:val="28"/>
+          <w:szCs w:val="28"/>
+        </w:rPr>
         <w:t xml:space="preserve"> </w:t>
       </w:r>
-      <w:proofErr w:type="gramStart"/>
-      <w:r>
-        <w:rPr>
-          <w:sz w:val="28"/>
-          <w:szCs w:val="28"/>
-        </w:rPr>
-        <w:t>Fashion  About</w:t>
-      </w:r>
-      <w:proofErr w:type="gramEnd"/>
-      <w:r>
-        <w:rPr>
-          <w:sz w:val="28"/>
-          <w:szCs w:val="28"/>
-        </w:rPr>
-        <w:t xml:space="preserve"> </w:t>
-      </w:r>
-      <w:r>
-        <w:rPr>
-          <w:sz w:val="28"/>
-          <w:szCs w:val="28"/>
-        </w:rPr>
-        <w:t>52055</w:t>
-      </w:r>
-      <w:r>
-        <w:rPr>
-          <w:sz w:val="28"/>
-          <w:szCs w:val="28"/>
-        </w:rPr>
-        <w:t>kg, SHL-B</w:t>
-      </w:r>
-      <w:r>
-        <w:rPr>
-          <w:sz w:val="28"/>
-          <w:szCs w:val="28"/>
-        </w:rPr>
-        <w:t xml:space="preserve"> About 8</w:t>
-      </w:r>
-      <w:r>
-        <w:rPr>
-          <w:sz w:val="28"/>
-          <w:szCs w:val="28"/>
-        </w:rPr>
-        <w:t>00</w:t>
-      </w:r>
-      <w:proofErr w:type="gramStart"/>
-      <w:r>
-        <w:rPr>
-          <w:sz w:val="28"/>
-          <w:szCs w:val="28"/>
-        </w:rPr>
-        <w:t>kg,STL</w:t>
-      </w:r>
-      <w:proofErr w:type="gramEnd"/>
-      <w:r>
-        <w:rPr>
-          <w:sz w:val="28"/>
-          <w:szCs w:val="28"/>
-        </w:rPr>
-        <w:t xml:space="preserve">-AB About </w:t>
-      </w:r>
-      <w:r>
-        <w:rPr>
-          <w:sz w:val="28"/>
-          <w:szCs w:val="28"/>
-        </w:rPr>
-        <w:t>3280</w:t>
-      </w:r>
-      <w:proofErr w:type="gramStart"/>
-      <w:r>
-        <w:rPr>
-          <w:sz w:val="28"/>
-          <w:szCs w:val="28"/>
-        </w:rPr>
-        <w:t>kg,STL</w:t>
-      </w:r>
-      <w:proofErr w:type="gramEnd"/>
-      <w:r>
-        <w:rPr>
-          <w:sz w:val="28"/>
-          <w:szCs w:val="28"/>
-        </w:rPr>
-        <w:t>-PB About-</w:t>
-      </w:r>
-      <w:r>
-        <w:rPr>
-          <w:sz w:val="28"/>
-          <w:szCs w:val="28"/>
-        </w:rPr>
-        <w:t>640</w:t>
-      </w:r>
-      <w:r>
-        <w:rPr>
-          <w:sz w:val="28"/>
-          <w:szCs w:val="28"/>
-        </w:rPr>
-        <w:t xml:space="preserve">kg, STL-UB About </w:t>
-      </w:r>
-      <w:r>
-        <w:rPr>
-          <w:sz w:val="28"/>
-          <w:szCs w:val="28"/>
-        </w:rPr>
-        <w:t>655</w:t>
-      </w:r>
-      <w:r>
-        <w:rPr>
-          <w:sz w:val="28"/>
-          <w:szCs w:val="28"/>
-        </w:rPr>
-        <w:t xml:space="preserve">kg </w:t>
-      </w:r>
-      <w:proofErr w:type="spellStart"/>
-      <w:r>
-        <w:rPr>
-          <w:sz w:val="28"/>
-          <w:szCs w:val="28"/>
-        </w:rPr>
-        <w:t>CCkl</w:t>
-      </w:r>
-      <w:proofErr w:type="spellEnd"/>
-      <w:r>
-        <w:rPr>
-          <w:sz w:val="28"/>
-          <w:szCs w:val="28"/>
-        </w:rPr>
-        <w:t xml:space="preserve"> About </w:t>
-      </w:r>
-      <w:r>
-        <w:rPr>
-          <w:sz w:val="28"/>
-          <w:szCs w:val="28"/>
-        </w:rPr>
-        <w:t>7635</w:t>
-      </w:r>
-      <w:r>
-        <w:rPr>
-          <w:sz w:val="28"/>
-          <w:szCs w:val="28"/>
-        </w:rPr>
-        <w:t xml:space="preserve">kg, SETL-PB About </w:t>
-      </w:r>
-      <w:r>
-        <w:rPr>
-          <w:sz w:val="28"/>
-          <w:szCs w:val="28"/>
-        </w:rPr>
-        <w:t>-2065</w:t>
-      </w:r>
-      <w:proofErr w:type="gramStart"/>
-      <w:r>
-        <w:rPr>
-          <w:sz w:val="28"/>
-          <w:szCs w:val="28"/>
-        </w:rPr>
-        <w:t>kg ,SFBL</w:t>
-      </w:r>
-      <w:proofErr w:type="gramEnd"/>
-      <w:r>
-        <w:rPr>
-          <w:sz w:val="28"/>
-          <w:szCs w:val="28"/>
-        </w:rPr>
-        <w:t xml:space="preserve">-GH About </w:t>
-      </w:r>
-      <w:r>
-        <w:rPr>
-          <w:sz w:val="28"/>
-          <w:szCs w:val="28"/>
-        </w:rPr>
-        <w:t>605</w:t>
-      </w:r>
-      <w:r>
-        <w:rPr>
-          <w:sz w:val="28"/>
-          <w:szCs w:val="28"/>
-        </w:rPr>
-        <w:t xml:space="preserve">kg, SFBL-AB About </w:t>
-      </w:r>
-      <w:r>
-        <w:rPr>
-          <w:sz w:val="28"/>
-          <w:szCs w:val="28"/>
-        </w:rPr>
-        <w:t>5655</w:t>
-      </w:r>
-      <w:proofErr w:type="gramStart"/>
-      <w:r>
-        <w:rPr>
-          <w:sz w:val="28"/>
-          <w:szCs w:val="28"/>
-        </w:rPr>
-        <w:t>kg,SFBL</w:t>
-      </w:r>
-      <w:proofErr w:type="gramEnd"/>
-      <w:r>
-        <w:rPr>
-          <w:sz w:val="28"/>
-          <w:szCs w:val="28"/>
-        </w:rPr>
-        <w:t xml:space="preserve">-PB about </w:t>
-      </w:r>
-      <w:r>
-        <w:rPr>
-          <w:sz w:val="28"/>
-          <w:szCs w:val="28"/>
-        </w:rPr>
-        <w:t>-11760</w:t>
-      </w:r>
-      <w:r>
-        <w:rPr>
-          <w:sz w:val="28"/>
-          <w:szCs w:val="28"/>
-        </w:rPr>
-        <w:t>kg,</w:t>
+      <w:r>
+        <w:rPr>
+          <w:sz w:val="28"/>
+          <w:szCs w:val="28"/>
+        </w:rPr>
+        <w:t>All this information is updated on 7 March, 2026.</w:t>
       </w:r>
     </w:p>
     <w:p>
@@ -1951,229 +1715,198 @@
           <w:sz w:val="28"/>
           <w:szCs w:val="28"/>
         </w:rPr>
+        <w:t xml:space="preserve"> Fashion  About </w:t>
+      </w:r>
+      <w:r>
+        <w:rPr>
+          <w:sz w:val="28"/>
+          <w:szCs w:val="28"/>
+        </w:rPr>
+        <w:t>7163</w:t>
+      </w:r>
+      <w:r>
+        <w:rPr>
+          <w:sz w:val="28"/>
+          <w:szCs w:val="28"/>
+        </w:rPr>
+        <w:t>kg, SHL-B</w:t>
+      </w:r>
+      <w:r>
+        <w:rPr>
+          <w:sz w:val="28"/>
+          <w:szCs w:val="28"/>
+        </w:rPr>
+        <w:t xml:space="preserve"> About </w:t>
+      </w:r>
+      <w:r>
+        <w:rPr>
+          <w:sz w:val="28"/>
+          <w:szCs w:val="28"/>
+        </w:rPr>
+        <w:t>78</w:t>
+      </w:r>
+      <w:r>
+        <w:rPr>
+          <w:sz w:val="28"/>
+          <w:szCs w:val="28"/>
+        </w:rPr>
+        <w:t xml:space="preserve">kg,STL-AB About </w:t>
+      </w:r>
+      <w:r>
+        <w:rPr>
+          <w:sz w:val="28"/>
+          <w:szCs w:val="28"/>
+        </w:rPr>
+        <w:t>710.4</w:t>
+      </w:r>
+      <w:r>
+        <w:rPr>
+          <w:sz w:val="28"/>
+          <w:szCs w:val="28"/>
+        </w:rPr>
+        <w:t>kg,STL-PB About-</w:t>
+      </w:r>
+      <w:r>
+        <w:rPr>
+          <w:sz w:val="28"/>
+          <w:szCs w:val="28"/>
+        </w:rPr>
+        <w:t>795.6</w:t>
+      </w:r>
+      <w:r>
+        <w:rPr>
+          <w:sz w:val="28"/>
+          <w:szCs w:val="28"/>
+        </w:rPr>
+        <w:t xml:space="preserve">kg, STL-UB About </w:t>
+      </w:r>
+      <w:r>
+        <w:rPr>
+          <w:sz w:val="28"/>
+          <w:szCs w:val="28"/>
+        </w:rPr>
+        <w:t>43.8</w:t>
+      </w:r>
+      <w:r>
+        <w:rPr>
+          <w:sz w:val="28"/>
+          <w:szCs w:val="28"/>
+        </w:rPr>
+        <w:t xml:space="preserve">kg </w:t>
+      </w:r>
+      <w:proofErr w:type="spellStart"/>
+      <w:r>
+        <w:rPr>
+          <w:sz w:val="28"/>
+          <w:szCs w:val="28"/>
+        </w:rPr>
+        <w:t>CCkl</w:t>
+      </w:r>
+      <w:proofErr w:type="spellEnd"/>
+      <w:r>
+        <w:rPr>
+          <w:sz w:val="28"/>
+          <w:szCs w:val="28"/>
+        </w:rPr>
+        <w:t xml:space="preserve"> About </w:t>
+      </w:r>
+      <w:r>
+        <w:rPr>
+          <w:sz w:val="28"/>
+          <w:szCs w:val="28"/>
+        </w:rPr>
+        <w:t>858</w:t>
+      </w:r>
+      <w:r>
+        <w:rPr>
+          <w:sz w:val="28"/>
+          <w:szCs w:val="28"/>
+        </w:rPr>
+        <w:t xml:space="preserve">kg, SETL-PB About </w:t>
+      </w:r>
+      <w:r>
+        <w:rPr>
+          <w:sz w:val="28"/>
+          <w:szCs w:val="28"/>
+        </w:rPr>
+        <w:t>985</w:t>
+      </w:r>
+      <w:r>
+        <w:rPr>
+          <w:sz w:val="28"/>
+          <w:szCs w:val="28"/>
+        </w:rPr>
+        <w:t xml:space="preserve">kg ,SFBL-GH About </w:t>
+      </w:r>
+      <w:r>
+        <w:rPr>
+          <w:sz w:val="28"/>
+          <w:szCs w:val="28"/>
+        </w:rPr>
+        <w:t>297</w:t>
+      </w:r>
+      <w:r>
+        <w:rPr>
+          <w:sz w:val="28"/>
+          <w:szCs w:val="28"/>
+        </w:rPr>
+        <w:t xml:space="preserve">kg, SFBL-AB About </w:t>
+      </w:r>
+      <w:r>
+        <w:rPr>
+          <w:sz w:val="28"/>
+          <w:szCs w:val="28"/>
+        </w:rPr>
+        <w:t>748.2</w:t>
+      </w:r>
+      <w:r>
+        <w:rPr>
+          <w:sz w:val="28"/>
+          <w:szCs w:val="28"/>
+        </w:rPr>
+        <w:t xml:space="preserve">kg,SFBL-PB about </w:t>
+      </w:r>
+      <w:r>
+        <w:rPr>
+          <w:sz w:val="28"/>
+          <w:szCs w:val="28"/>
+        </w:rPr>
+        <w:t>-</w:t>
+      </w:r>
+      <w:r>
+        <w:rPr>
+          <w:sz w:val="28"/>
+          <w:szCs w:val="28"/>
+        </w:rPr>
+        <w:t>201</w:t>
+      </w:r>
+      <w:r>
+        <w:rPr>
+          <w:sz w:val="28"/>
+          <w:szCs w:val="28"/>
+        </w:rPr>
+        <w:t>kg</w:t>
+      </w:r>
+      <w:r>
+        <w:rPr>
+          <w:sz w:val="28"/>
+          <w:szCs w:val="28"/>
+        </w:rPr>
+        <w:t>.</w:t>
+      </w:r>
+      <w:r>
+        <w:rPr>
+          <w:sz w:val="28"/>
+          <w:szCs w:val="28"/>
+        </w:rPr>
         <w:t xml:space="preserve"> </w:t>
       </w:r>
-      <w:proofErr w:type="gramStart"/>
-      <w:r>
-        <w:rPr>
-          <w:sz w:val="28"/>
-          <w:szCs w:val="28"/>
-        </w:rPr>
-        <w:t>Fashion  About</w:t>
-      </w:r>
-      <w:proofErr w:type="gramEnd"/>
-      <w:r>
-        <w:rPr>
-          <w:sz w:val="28"/>
-          <w:szCs w:val="28"/>
-        </w:rPr>
-        <w:t xml:space="preserve"> </w:t>
-      </w:r>
-      <w:r>
-        <w:rPr>
-          <w:sz w:val="28"/>
-          <w:szCs w:val="28"/>
-        </w:rPr>
-        <w:t>7163</w:t>
-      </w:r>
-      <w:r>
-        <w:rPr>
-          <w:sz w:val="28"/>
-          <w:szCs w:val="28"/>
-        </w:rPr>
-        <w:t>kg, SHL-B</w:t>
-      </w:r>
-      <w:r>
-        <w:rPr>
-          <w:sz w:val="28"/>
-          <w:szCs w:val="28"/>
-        </w:rPr>
-        <w:t xml:space="preserve"> About </w:t>
-      </w:r>
-      <w:r>
-        <w:rPr>
-          <w:sz w:val="28"/>
-          <w:szCs w:val="28"/>
-        </w:rPr>
-        <w:t>78</w:t>
-      </w:r>
-      <w:proofErr w:type="gramStart"/>
-      <w:r>
-        <w:rPr>
-          <w:sz w:val="28"/>
-          <w:szCs w:val="28"/>
-        </w:rPr>
-        <w:t>kg,STL</w:t>
-      </w:r>
-      <w:proofErr w:type="gramEnd"/>
-      <w:r>
-        <w:rPr>
-          <w:sz w:val="28"/>
-          <w:szCs w:val="28"/>
-        </w:rPr>
-        <w:t xml:space="preserve">-AB About </w:t>
-      </w:r>
-      <w:r>
-        <w:rPr>
-          <w:sz w:val="28"/>
-          <w:szCs w:val="28"/>
-        </w:rPr>
-        <w:t>710.4</w:t>
-      </w:r>
-      <w:proofErr w:type="gramStart"/>
-      <w:r>
-        <w:rPr>
-          <w:sz w:val="28"/>
-          <w:szCs w:val="28"/>
-        </w:rPr>
-        <w:t>kg,STL</w:t>
-      </w:r>
-      <w:proofErr w:type="gramEnd"/>
-      <w:r>
-        <w:rPr>
-          <w:sz w:val="28"/>
-          <w:szCs w:val="28"/>
-        </w:rPr>
-        <w:t>-PB About-</w:t>
-      </w:r>
-      <w:r>
-        <w:rPr>
-          <w:sz w:val="28"/>
-          <w:szCs w:val="28"/>
-        </w:rPr>
-        <w:t>795.6</w:t>
-      </w:r>
-      <w:r>
-        <w:rPr>
-          <w:sz w:val="28"/>
-          <w:szCs w:val="28"/>
-        </w:rPr>
-        <w:t xml:space="preserve">kg, STL-UB About </w:t>
-      </w:r>
-      <w:r>
-        <w:rPr>
-          <w:sz w:val="28"/>
-          <w:szCs w:val="28"/>
-        </w:rPr>
-        <w:t>43.8</w:t>
-      </w:r>
-      <w:r>
-        <w:rPr>
-          <w:sz w:val="28"/>
-          <w:szCs w:val="28"/>
-        </w:rPr>
-        <w:t xml:space="preserve">kg </w:t>
-      </w:r>
-      <w:proofErr w:type="spellStart"/>
-      <w:r>
-        <w:rPr>
-          <w:sz w:val="28"/>
-          <w:szCs w:val="28"/>
-        </w:rPr>
-        <w:t>CCkl</w:t>
-      </w:r>
-      <w:proofErr w:type="spellEnd"/>
-      <w:r>
-        <w:rPr>
-          <w:sz w:val="28"/>
-          <w:szCs w:val="28"/>
-        </w:rPr>
-        <w:t xml:space="preserve"> About </w:t>
-      </w:r>
-      <w:r>
-        <w:rPr>
-          <w:sz w:val="28"/>
-          <w:szCs w:val="28"/>
-        </w:rPr>
-        <w:t>858</w:t>
-      </w:r>
-      <w:r>
-        <w:rPr>
-          <w:sz w:val="28"/>
-          <w:szCs w:val="28"/>
-        </w:rPr>
-        <w:t xml:space="preserve">kg, SETL-PB About </w:t>
-      </w:r>
-      <w:r>
-        <w:rPr>
-          <w:sz w:val="28"/>
-          <w:szCs w:val="28"/>
-        </w:rPr>
-        <w:t>985</w:t>
-      </w:r>
-      <w:proofErr w:type="gramStart"/>
-      <w:r>
-        <w:rPr>
-          <w:sz w:val="28"/>
-          <w:szCs w:val="28"/>
-        </w:rPr>
-        <w:t>kg ,SFBL</w:t>
-      </w:r>
-      <w:proofErr w:type="gramEnd"/>
-      <w:r>
-        <w:rPr>
-          <w:sz w:val="28"/>
-          <w:szCs w:val="28"/>
-        </w:rPr>
-        <w:t xml:space="preserve">-GH About </w:t>
-      </w:r>
-      <w:r>
-        <w:rPr>
-          <w:sz w:val="28"/>
-          <w:szCs w:val="28"/>
-        </w:rPr>
-        <w:t>297</w:t>
-      </w:r>
-      <w:r>
-        <w:rPr>
-          <w:sz w:val="28"/>
-          <w:szCs w:val="28"/>
-        </w:rPr>
-        <w:t xml:space="preserve">kg, SFBL-AB About </w:t>
-      </w:r>
-      <w:r>
-        <w:rPr>
-          <w:sz w:val="28"/>
-          <w:szCs w:val="28"/>
-        </w:rPr>
-        <w:t>748.2</w:t>
-      </w:r>
-      <w:proofErr w:type="gramStart"/>
-      <w:r>
-        <w:rPr>
-          <w:sz w:val="28"/>
-          <w:szCs w:val="28"/>
-        </w:rPr>
-        <w:t>kg,SFBL</w:t>
-      </w:r>
-      <w:proofErr w:type="gramEnd"/>
-      <w:r>
-        <w:rPr>
-          <w:sz w:val="28"/>
-          <w:szCs w:val="28"/>
-        </w:rPr>
-        <w:t xml:space="preserve">-PB about </w:t>
-      </w:r>
-      <w:r>
-        <w:rPr>
-          <w:sz w:val="28"/>
-          <w:szCs w:val="28"/>
-        </w:rPr>
-        <w:t>-</w:t>
-      </w:r>
-      <w:r>
-        <w:rPr>
-          <w:sz w:val="28"/>
-          <w:szCs w:val="28"/>
-        </w:rPr>
-        <w:t>201</w:t>
-      </w:r>
-      <w:r>
-        <w:rPr>
-          <w:sz w:val="28"/>
-          <w:szCs w:val="28"/>
-        </w:rPr>
-        <w:t>kg,</w:t>
+      <w:r>
+        <w:rPr>
+          <w:sz w:val="28"/>
+          <w:szCs w:val="28"/>
+        </w:rPr>
+        <w:t>All this information is updated on 7 March, 2026.</w:t>
       </w:r>
     </w:p>
     <w:p>
@@ -2324,229 +2057,198 @@
           <w:sz w:val="28"/>
           <w:szCs w:val="28"/>
         </w:rPr>
+        <w:t xml:space="preserve"> Fashion  About </w:t>
+      </w:r>
+      <w:r>
+        <w:rPr>
+          <w:sz w:val="28"/>
+          <w:szCs w:val="28"/>
+        </w:rPr>
+        <w:t>24480</w:t>
+      </w:r>
+      <w:r>
+        <w:rPr>
+          <w:sz w:val="28"/>
+          <w:szCs w:val="28"/>
+        </w:rPr>
+        <w:t>kg, SHL-B</w:t>
+      </w:r>
+      <w:r>
+        <w:rPr>
+          <w:sz w:val="28"/>
+          <w:szCs w:val="28"/>
+        </w:rPr>
+        <w:t xml:space="preserve"> About </w:t>
+      </w:r>
+      <w:r>
+        <w:rPr>
+          <w:sz w:val="28"/>
+          <w:szCs w:val="28"/>
+        </w:rPr>
+        <w:t>90</w:t>
+      </w:r>
+      <w:r>
+        <w:rPr>
+          <w:sz w:val="28"/>
+          <w:szCs w:val="28"/>
+        </w:rPr>
+        <w:t xml:space="preserve">kg,STL-AB About </w:t>
+      </w:r>
+      <w:r>
+        <w:rPr>
+          <w:sz w:val="28"/>
+          <w:szCs w:val="28"/>
+        </w:rPr>
+        <w:t>7</w:t>
+      </w:r>
+      <w:r>
+        <w:rPr>
+          <w:sz w:val="28"/>
+          <w:szCs w:val="28"/>
+        </w:rPr>
+        <w:t>45</w:t>
+      </w:r>
+      <w:r>
+        <w:rPr>
+          <w:sz w:val="28"/>
+          <w:szCs w:val="28"/>
+        </w:rPr>
+        <w:t>kg,STL-PB About-</w:t>
+      </w:r>
+      <w:r>
+        <w:rPr>
+          <w:sz w:val="28"/>
+          <w:szCs w:val="28"/>
+        </w:rPr>
+        <w:t>10</w:t>
+      </w:r>
+      <w:r>
+        <w:rPr>
+          <w:sz w:val="28"/>
+          <w:szCs w:val="28"/>
+        </w:rPr>
+        <w:t xml:space="preserve">kg, STL-UB About </w:t>
+      </w:r>
+      <w:r>
+        <w:rPr>
+          <w:sz w:val="28"/>
+          <w:szCs w:val="28"/>
+        </w:rPr>
+        <w:t>395</w:t>
+      </w:r>
+      <w:r>
+        <w:rPr>
+          <w:sz w:val="28"/>
+          <w:szCs w:val="28"/>
+        </w:rPr>
+        <w:t xml:space="preserve">kg </w:t>
+      </w:r>
+      <w:proofErr w:type="spellStart"/>
+      <w:r>
+        <w:rPr>
+          <w:sz w:val="28"/>
+          <w:szCs w:val="28"/>
+        </w:rPr>
+        <w:t>CCkl</w:t>
+      </w:r>
+      <w:proofErr w:type="spellEnd"/>
+      <w:r>
+        <w:rPr>
+          <w:sz w:val="28"/>
+          <w:szCs w:val="28"/>
+        </w:rPr>
+        <w:t xml:space="preserve"> About </w:t>
+      </w:r>
+      <w:r>
+        <w:rPr>
+          <w:sz w:val="28"/>
+          <w:szCs w:val="28"/>
+        </w:rPr>
+        <w:t>300</w:t>
+      </w:r>
+      <w:r>
+        <w:rPr>
+          <w:sz w:val="28"/>
+          <w:szCs w:val="28"/>
+        </w:rPr>
+        <w:t xml:space="preserve">kg, SETL-PB About </w:t>
+      </w:r>
+      <w:r>
+        <w:rPr>
+          <w:sz w:val="28"/>
+          <w:szCs w:val="28"/>
+        </w:rPr>
+        <w:t>20</w:t>
+      </w:r>
+      <w:r>
+        <w:rPr>
+          <w:sz w:val="28"/>
+          <w:szCs w:val="28"/>
+        </w:rPr>
+        <w:t xml:space="preserve">kg ,SFBL-GH About </w:t>
+      </w:r>
+      <w:r>
+        <w:rPr>
+          <w:sz w:val="28"/>
+          <w:szCs w:val="28"/>
+        </w:rPr>
+        <w:t>650</w:t>
+      </w:r>
+      <w:r>
+        <w:rPr>
+          <w:sz w:val="28"/>
+          <w:szCs w:val="28"/>
+        </w:rPr>
+        <w:t xml:space="preserve">kg, SFBL-AB About </w:t>
+      </w:r>
+      <w:r>
+        <w:rPr>
+          <w:sz w:val="28"/>
+          <w:szCs w:val="28"/>
+        </w:rPr>
+        <w:t>4210</w:t>
+      </w:r>
+      <w:r>
+        <w:rPr>
+          <w:sz w:val="28"/>
+          <w:szCs w:val="28"/>
+        </w:rPr>
+        <w:t xml:space="preserve">kg,SFBL-PB about </w:t>
+      </w:r>
+      <w:r>
+        <w:rPr>
+          <w:sz w:val="28"/>
+          <w:szCs w:val="28"/>
+        </w:rPr>
+        <w:t>1900</w:t>
+      </w:r>
+      <w:r>
+        <w:rPr>
+          <w:sz w:val="28"/>
+          <w:szCs w:val="28"/>
+        </w:rPr>
+        <w:t>kg</w:t>
+      </w:r>
+      <w:r>
+        <w:rPr>
+          <w:sz w:val="28"/>
+          <w:szCs w:val="28"/>
+        </w:rPr>
+        <w:t>.</w:t>
+      </w:r>
+      <w:r>
+        <w:rPr>
+          <w:sz w:val="28"/>
+          <w:szCs w:val="28"/>
+        </w:rPr>
         <w:t xml:space="preserve"> </w:t>
       </w:r>
-      <w:proofErr w:type="gramStart"/>
-      <w:r>
-        <w:rPr>
-          <w:sz w:val="28"/>
-          <w:szCs w:val="28"/>
-        </w:rPr>
-        <w:t>Fashion  About</w:t>
-      </w:r>
-      <w:proofErr w:type="gramEnd"/>
-      <w:r>
-        <w:rPr>
-          <w:sz w:val="28"/>
-          <w:szCs w:val="28"/>
-        </w:rPr>
-        <w:t xml:space="preserve"> </w:t>
-      </w:r>
-      <w:r>
-        <w:rPr>
-          <w:sz w:val="28"/>
-          <w:szCs w:val="28"/>
-        </w:rPr>
-        <w:t>24480</w:t>
-      </w:r>
-      <w:r>
-        <w:rPr>
-          <w:sz w:val="28"/>
-          <w:szCs w:val="28"/>
-        </w:rPr>
-        <w:t>kg, SHL-B</w:t>
-      </w:r>
-      <w:r>
-        <w:rPr>
-          <w:sz w:val="28"/>
-          <w:szCs w:val="28"/>
-        </w:rPr>
-        <w:t xml:space="preserve"> About </w:t>
-      </w:r>
-      <w:r>
-        <w:rPr>
-          <w:sz w:val="28"/>
-          <w:szCs w:val="28"/>
-        </w:rPr>
-        <w:t>90</w:t>
-      </w:r>
-      <w:proofErr w:type="gramStart"/>
-      <w:r>
-        <w:rPr>
-          <w:sz w:val="28"/>
-          <w:szCs w:val="28"/>
-        </w:rPr>
-        <w:t>kg,STL</w:t>
-      </w:r>
-      <w:proofErr w:type="gramEnd"/>
-      <w:r>
-        <w:rPr>
-          <w:sz w:val="28"/>
-          <w:szCs w:val="28"/>
-        </w:rPr>
-        <w:t xml:space="preserve">-AB About </w:t>
-      </w:r>
-      <w:r>
-        <w:rPr>
-          <w:sz w:val="28"/>
-          <w:szCs w:val="28"/>
-        </w:rPr>
-        <w:t>7</w:t>
-      </w:r>
-      <w:r>
-        <w:rPr>
-          <w:sz w:val="28"/>
-          <w:szCs w:val="28"/>
-        </w:rPr>
-        <w:t>45</w:t>
-      </w:r>
-      <w:proofErr w:type="gramStart"/>
-      <w:r>
-        <w:rPr>
-          <w:sz w:val="28"/>
-          <w:szCs w:val="28"/>
-        </w:rPr>
-        <w:t>kg,STL</w:t>
-      </w:r>
-      <w:proofErr w:type="gramEnd"/>
-      <w:r>
-        <w:rPr>
-          <w:sz w:val="28"/>
-          <w:szCs w:val="28"/>
-        </w:rPr>
-        <w:t>-PB About-</w:t>
-      </w:r>
-      <w:r>
-        <w:rPr>
-          <w:sz w:val="28"/>
-          <w:szCs w:val="28"/>
-        </w:rPr>
-        <w:t>10</w:t>
-      </w:r>
-      <w:r>
-        <w:rPr>
-          <w:sz w:val="28"/>
-          <w:szCs w:val="28"/>
-        </w:rPr>
-        <w:t xml:space="preserve">kg, STL-UB About </w:t>
-      </w:r>
-      <w:r>
-        <w:rPr>
-          <w:sz w:val="28"/>
-          <w:szCs w:val="28"/>
-        </w:rPr>
-        <w:t>395</w:t>
-      </w:r>
-      <w:r>
-        <w:rPr>
-          <w:sz w:val="28"/>
-          <w:szCs w:val="28"/>
-        </w:rPr>
-        <w:t xml:space="preserve">kg </w:t>
-      </w:r>
-      <w:proofErr w:type="spellStart"/>
-      <w:r>
-        <w:rPr>
-          <w:sz w:val="28"/>
-          <w:szCs w:val="28"/>
-        </w:rPr>
-        <w:t>CCkl</w:t>
-      </w:r>
-      <w:proofErr w:type="spellEnd"/>
-      <w:r>
-        <w:rPr>
-          <w:sz w:val="28"/>
-          <w:szCs w:val="28"/>
-        </w:rPr>
-        <w:t xml:space="preserve"> About </w:t>
-      </w:r>
-      <w:r>
-        <w:rPr>
-          <w:sz w:val="28"/>
-          <w:szCs w:val="28"/>
-        </w:rPr>
-        <w:t>300</w:t>
-      </w:r>
-      <w:r>
-        <w:rPr>
-          <w:sz w:val="28"/>
-          <w:szCs w:val="28"/>
-        </w:rPr>
-        <w:t xml:space="preserve">kg, SETL-PB About </w:t>
-      </w:r>
-      <w:r>
-        <w:rPr>
-          <w:sz w:val="28"/>
-          <w:szCs w:val="28"/>
-        </w:rPr>
-        <w:t>20</w:t>
-      </w:r>
-      <w:proofErr w:type="gramStart"/>
-      <w:r>
-        <w:rPr>
-          <w:sz w:val="28"/>
-          <w:szCs w:val="28"/>
-        </w:rPr>
-        <w:t>kg ,SFBL</w:t>
-      </w:r>
-      <w:proofErr w:type="gramEnd"/>
-      <w:r>
-        <w:rPr>
-          <w:sz w:val="28"/>
-          <w:szCs w:val="28"/>
-        </w:rPr>
-        <w:t xml:space="preserve">-GH About </w:t>
-      </w:r>
-      <w:r>
-        <w:rPr>
-          <w:sz w:val="28"/>
-          <w:szCs w:val="28"/>
-        </w:rPr>
-        <w:t>650</w:t>
-      </w:r>
-      <w:r>
-        <w:rPr>
-          <w:sz w:val="28"/>
-          <w:szCs w:val="28"/>
-        </w:rPr>
-        <w:t xml:space="preserve">kg, SFBL-AB About </w:t>
-      </w:r>
-      <w:r>
-        <w:rPr>
-          <w:sz w:val="28"/>
-          <w:szCs w:val="28"/>
-        </w:rPr>
-        <w:t>4210</w:t>
-      </w:r>
-      <w:proofErr w:type="gramStart"/>
-      <w:r>
-        <w:rPr>
-          <w:sz w:val="28"/>
-          <w:szCs w:val="28"/>
-        </w:rPr>
-        <w:t>kg,SFBL</w:t>
-      </w:r>
-      <w:proofErr w:type="gramEnd"/>
-      <w:r>
-        <w:rPr>
-          <w:sz w:val="28"/>
-          <w:szCs w:val="28"/>
-        </w:rPr>
-        <w:t xml:space="preserve">-PB about </w:t>
-      </w:r>
-      <w:r>
-        <w:rPr>
-          <w:sz w:val="28"/>
-          <w:szCs w:val="28"/>
-        </w:rPr>
-        <w:t>1900</w:t>
-      </w:r>
-      <w:r>
-        <w:rPr>
-          <w:sz w:val="28"/>
-          <w:szCs w:val="28"/>
-        </w:rPr>
-        <w:t>kg,</w:t>
+      <w:r>
+        <w:rPr>
+          <w:sz w:val="28"/>
+          <w:szCs w:val="28"/>
+        </w:rPr>
+        <w:t>All this information is updated on 7 March, 2026.</w:t>
       </w:r>
     </w:p>
     <w:p>
@@ -2698,222 +2400,199 @@
           <w:sz w:val="28"/>
           <w:szCs w:val="28"/>
         </w:rPr>
+        <w:t xml:space="preserve"> Fashion  About </w:t>
+      </w:r>
+      <w:r>
+        <w:rPr>
+          <w:sz w:val="28"/>
+          <w:szCs w:val="28"/>
+        </w:rPr>
+        <w:t>37635</w:t>
+      </w:r>
+      <w:r>
+        <w:rPr>
+          <w:sz w:val="28"/>
+          <w:szCs w:val="28"/>
+        </w:rPr>
+        <w:t>kg, SHL-B</w:t>
+      </w:r>
+      <w:r>
+        <w:rPr>
+          <w:sz w:val="28"/>
+          <w:szCs w:val="28"/>
+        </w:rPr>
+        <w:t xml:space="preserve"> About </w:t>
+      </w:r>
+      <w:r>
+        <w:rPr>
+          <w:sz w:val="28"/>
+          <w:szCs w:val="28"/>
+        </w:rPr>
+        <w:t>6880</w:t>
+      </w:r>
+      <w:r>
+        <w:rPr>
+          <w:sz w:val="28"/>
+          <w:szCs w:val="28"/>
+        </w:rPr>
+        <w:t xml:space="preserve">kg,STL-AB About </w:t>
+      </w:r>
+      <w:r>
+        <w:rPr>
+          <w:sz w:val="28"/>
+          <w:szCs w:val="28"/>
+        </w:rPr>
+        <w:t>2815</w:t>
+      </w:r>
+      <w:r>
+        <w:rPr>
+          <w:sz w:val="28"/>
+          <w:szCs w:val="28"/>
+        </w:rPr>
+        <w:t>kg,STL-PB About</w:t>
+      </w:r>
+      <w:r>
+        <w:rPr>
+          <w:sz w:val="28"/>
+          <w:szCs w:val="28"/>
+        </w:rPr>
+        <w:t xml:space="preserve"> 245.25</w:t>
+      </w:r>
+      <w:r>
+        <w:rPr>
+          <w:sz w:val="28"/>
+          <w:szCs w:val="28"/>
+        </w:rPr>
+        <w:t xml:space="preserve">kg, STL-UB About </w:t>
+      </w:r>
+      <w:r>
+        <w:rPr>
+          <w:sz w:val="28"/>
+          <w:szCs w:val="28"/>
+        </w:rPr>
+        <w:t>1745</w:t>
+      </w:r>
+      <w:r>
+        <w:rPr>
+          <w:sz w:val="28"/>
+          <w:szCs w:val="28"/>
+        </w:rPr>
+        <w:t xml:space="preserve">kg </w:t>
+      </w:r>
+      <w:proofErr w:type="spellStart"/>
+      <w:r>
+        <w:rPr>
+          <w:sz w:val="28"/>
+          <w:szCs w:val="28"/>
+        </w:rPr>
+        <w:t>CCkl</w:t>
+      </w:r>
+      <w:proofErr w:type="spellEnd"/>
+      <w:r>
+        <w:rPr>
+          <w:sz w:val="28"/>
+          <w:szCs w:val="28"/>
+        </w:rPr>
+        <w:t xml:space="preserve"> About </w:t>
+      </w:r>
+      <w:r>
+        <w:rPr>
+          <w:sz w:val="28"/>
+          <w:szCs w:val="28"/>
+        </w:rPr>
+        <w:t>10145</w:t>
+      </w:r>
+      <w:r>
+        <w:rPr>
+          <w:sz w:val="28"/>
+          <w:szCs w:val="28"/>
+        </w:rPr>
+        <w:t xml:space="preserve">kg, SETL-PB About </w:t>
+      </w:r>
+      <w:r>
+        <w:rPr>
+          <w:sz w:val="28"/>
+          <w:szCs w:val="28"/>
+        </w:rPr>
+        <w:t>-100</w:t>
+      </w:r>
+      <w:r>
+        <w:rPr>
+          <w:sz w:val="28"/>
+          <w:szCs w:val="28"/>
+        </w:rPr>
+        <w:t xml:space="preserve">kg ,SFBL-GH About </w:t>
+      </w:r>
+      <w:r>
+        <w:rPr>
+          <w:sz w:val="28"/>
+          <w:szCs w:val="28"/>
+        </w:rPr>
+        <w:t>650</w:t>
+      </w:r>
+      <w:r>
+        <w:rPr>
+          <w:sz w:val="28"/>
+          <w:szCs w:val="28"/>
+        </w:rPr>
+        <w:t>kg, SFBL-</w:t>
+      </w:r>
+      <w:r>
+        <w:rPr>
+          <w:sz w:val="28"/>
+          <w:szCs w:val="28"/>
+        </w:rPr>
+        <w:lastRenderedPageBreak/>
+        <w:t xml:space="preserve">AB About </w:t>
+      </w:r>
+      <w:r>
+        <w:rPr>
+          <w:sz w:val="28"/>
+          <w:szCs w:val="28"/>
+        </w:rPr>
+        <w:t>15635</w:t>
+      </w:r>
+      <w:r>
+        <w:rPr>
+          <w:sz w:val="28"/>
+          <w:szCs w:val="28"/>
+        </w:rPr>
+        <w:t xml:space="preserve">kg,SFBL-PB about </w:t>
+      </w:r>
+      <w:r>
+        <w:rPr>
+          <w:sz w:val="28"/>
+          <w:szCs w:val="28"/>
+        </w:rPr>
+        <w:t>-745</w:t>
+      </w:r>
+      <w:r>
+        <w:rPr>
+          <w:sz w:val="28"/>
+          <w:szCs w:val="28"/>
+        </w:rPr>
+        <w:t>kg</w:t>
+      </w:r>
+      <w:r>
+        <w:rPr>
+          <w:sz w:val="28"/>
+          <w:szCs w:val="28"/>
+        </w:rPr>
+        <w:t>.</w:t>
+      </w:r>
+      <w:r>
+        <w:rPr>
+          <w:sz w:val="28"/>
+          <w:szCs w:val="28"/>
+        </w:rPr>
         <w:t xml:space="preserve"> </w:t>
       </w:r>
-      <w:proofErr w:type="gramStart"/>
-      <w:r>
-        <w:rPr>
-          <w:sz w:val="28"/>
-          <w:szCs w:val="28"/>
-        </w:rPr>
-        <w:t>Fashion  About</w:t>
-      </w:r>
-      <w:proofErr w:type="gramEnd"/>
-      <w:r>
-        <w:rPr>
-          <w:sz w:val="28"/>
-          <w:szCs w:val="28"/>
-        </w:rPr>
-        <w:t xml:space="preserve"> </w:t>
-      </w:r>
-      <w:r>
-        <w:rPr>
-          <w:sz w:val="28"/>
-          <w:szCs w:val="28"/>
-        </w:rPr>
-        <w:t>37635</w:t>
-      </w:r>
-      <w:r>
-        <w:rPr>
-          <w:sz w:val="28"/>
-          <w:szCs w:val="28"/>
-        </w:rPr>
-        <w:t>kg, SHL-B</w:t>
-      </w:r>
-      <w:r>
-        <w:rPr>
-          <w:sz w:val="28"/>
-          <w:szCs w:val="28"/>
-        </w:rPr>
-        <w:t xml:space="preserve"> About </w:t>
-      </w:r>
-      <w:r>
-        <w:rPr>
-          <w:sz w:val="28"/>
-          <w:szCs w:val="28"/>
-        </w:rPr>
-        <w:t>6880</w:t>
-      </w:r>
-      <w:proofErr w:type="gramStart"/>
-      <w:r>
-        <w:rPr>
-          <w:sz w:val="28"/>
-          <w:szCs w:val="28"/>
-        </w:rPr>
-        <w:t>kg,STL</w:t>
-      </w:r>
-      <w:proofErr w:type="gramEnd"/>
-      <w:r>
-        <w:rPr>
-          <w:sz w:val="28"/>
-          <w:szCs w:val="28"/>
-        </w:rPr>
-        <w:t xml:space="preserve">-AB About </w:t>
-      </w:r>
-      <w:r>
-        <w:rPr>
-          <w:sz w:val="28"/>
-          <w:szCs w:val="28"/>
-        </w:rPr>
-        <w:t>2815</w:t>
-      </w:r>
-      <w:proofErr w:type="gramStart"/>
-      <w:r>
-        <w:rPr>
-          <w:sz w:val="28"/>
-          <w:szCs w:val="28"/>
-        </w:rPr>
-        <w:t>kg,STL</w:t>
-      </w:r>
-      <w:proofErr w:type="gramEnd"/>
-      <w:r>
-        <w:rPr>
-          <w:sz w:val="28"/>
-          <w:szCs w:val="28"/>
-        </w:rPr>
-        <w:t>-PB About</w:t>
-      </w:r>
-      <w:r>
-        <w:rPr>
-          <w:sz w:val="28"/>
-          <w:szCs w:val="28"/>
-        </w:rPr>
-        <w:t xml:space="preserve"> 245.25</w:t>
-      </w:r>
-      <w:r>
-        <w:rPr>
-          <w:sz w:val="28"/>
-          <w:szCs w:val="28"/>
-        </w:rPr>
-        <w:t xml:space="preserve">kg, STL-UB About </w:t>
-      </w:r>
-      <w:r>
-        <w:rPr>
-          <w:sz w:val="28"/>
-          <w:szCs w:val="28"/>
-        </w:rPr>
-        <w:t>1745</w:t>
-      </w:r>
-      <w:r>
-        <w:rPr>
-          <w:sz w:val="28"/>
-          <w:szCs w:val="28"/>
-        </w:rPr>
-        <w:t xml:space="preserve">kg </w:t>
-      </w:r>
-      <w:proofErr w:type="spellStart"/>
-      <w:r>
-        <w:rPr>
-          <w:sz w:val="28"/>
-          <w:szCs w:val="28"/>
-        </w:rPr>
-        <w:t>CCkl</w:t>
-      </w:r>
-      <w:proofErr w:type="spellEnd"/>
-      <w:r>
-        <w:rPr>
-          <w:sz w:val="28"/>
-          <w:szCs w:val="28"/>
-        </w:rPr>
-        <w:t xml:space="preserve"> About </w:t>
-      </w:r>
-      <w:r>
-        <w:rPr>
-          <w:sz w:val="28"/>
-          <w:szCs w:val="28"/>
-        </w:rPr>
-        <w:t>10145</w:t>
-      </w:r>
-      <w:r>
-        <w:rPr>
-          <w:sz w:val="28"/>
-          <w:szCs w:val="28"/>
-        </w:rPr>
-        <w:t xml:space="preserve">kg, SETL-PB About </w:t>
-      </w:r>
-      <w:r>
-        <w:rPr>
-          <w:sz w:val="28"/>
-          <w:szCs w:val="28"/>
-        </w:rPr>
-        <w:t>-100</w:t>
-      </w:r>
-      <w:proofErr w:type="gramStart"/>
-      <w:r>
-        <w:rPr>
-          <w:sz w:val="28"/>
-          <w:szCs w:val="28"/>
-        </w:rPr>
-        <w:t>kg ,SFBL</w:t>
-      </w:r>
-      <w:proofErr w:type="gramEnd"/>
-      <w:r>
-        <w:rPr>
-          <w:sz w:val="28"/>
-          <w:szCs w:val="28"/>
-        </w:rPr>
-        <w:t xml:space="preserve">-GH About </w:t>
-      </w:r>
-      <w:r>
-        <w:rPr>
-          <w:sz w:val="28"/>
-          <w:szCs w:val="28"/>
-        </w:rPr>
-        <w:t>650</w:t>
-      </w:r>
-      <w:r>
-        <w:rPr>
-          <w:sz w:val="28"/>
-          <w:szCs w:val="28"/>
-        </w:rPr>
-        <w:t xml:space="preserve">kg, SFBL-AB About </w:t>
-      </w:r>
-      <w:r>
-        <w:rPr>
-          <w:sz w:val="28"/>
-          <w:szCs w:val="28"/>
-        </w:rPr>
-        <w:t>15635</w:t>
-      </w:r>
-      <w:proofErr w:type="gramStart"/>
-      <w:r>
-        <w:rPr>
-          <w:sz w:val="28"/>
-          <w:szCs w:val="28"/>
-        </w:rPr>
-        <w:t>kg,SFBL</w:t>
-      </w:r>
-      <w:proofErr w:type="gramEnd"/>
-      <w:r>
-        <w:rPr>
-          <w:sz w:val="28"/>
-          <w:szCs w:val="28"/>
-        </w:rPr>
-        <w:t xml:space="preserve">-PB about </w:t>
-      </w:r>
-      <w:r>
-        <w:rPr>
-          <w:sz w:val="28"/>
-          <w:szCs w:val="28"/>
-        </w:rPr>
-        <w:t>-745</w:t>
-      </w:r>
-      <w:r>
-        <w:rPr>
-          <w:sz w:val="28"/>
-          <w:szCs w:val="28"/>
-        </w:rPr>
-        <w:t>kg,</w:t>
+      <w:r>
+        <w:rPr>
+          <w:sz w:val="28"/>
+          <w:szCs w:val="28"/>
+        </w:rPr>
+        <w:t>All this information is updated on 7 March, 2026.</w:t>
       </w:r>
     </w:p>
     <w:p>
@@ -2936,7 +2615,6 @@
           <w:sz w:val="28"/>
           <w:szCs w:val="28"/>
         </w:rPr>
-        <w:lastRenderedPageBreak/>
         <w:t xml:space="preserve">### </w:t>
       </w:r>
       <w:r>
@@ -3058,215 +2736,184 @@
           <w:sz w:val="28"/>
           <w:szCs w:val="28"/>
         </w:rPr>
+        <w:t xml:space="preserve"> Fashion  About </w:t>
+      </w:r>
+      <w:r>
+        <w:rPr>
+          <w:sz w:val="28"/>
+          <w:szCs w:val="28"/>
+        </w:rPr>
+        <w:t>1533</w:t>
+      </w:r>
+      <w:r>
+        <w:rPr>
+          <w:sz w:val="28"/>
+          <w:szCs w:val="28"/>
+        </w:rPr>
+        <w:t>kg, SHL-B</w:t>
+      </w:r>
+      <w:r>
+        <w:rPr>
+          <w:sz w:val="28"/>
+          <w:szCs w:val="28"/>
+        </w:rPr>
+        <w:t xml:space="preserve"> About 00</w:t>
+      </w:r>
+      <w:r>
+        <w:rPr>
+          <w:sz w:val="28"/>
+          <w:szCs w:val="28"/>
+        </w:rPr>
+        <w:t xml:space="preserve">kg,STL-AB About </w:t>
+      </w:r>
+      <w:r>
+        <w:rPr>
+          <w:sz w:val="28"/>
+          <w:szCs w:val="28"/>
+        </w:rPr>
+        <w:t>349.6</w:t>
+      </w:r>
+      <w:r>
+        <w:rPr>
+          <w:sz w:val="28"/>
+          <w:szCs w:val="28"/>
+        </w:rPr>
+        <w:t>kg,STL-PB About</w:t>
+      </w:r>
+      <w:r>
+        <w:rPr>
+          <w:sz w:val="28"/>
+          <w:szCs w:val="28"/>
+        </w:rPr>
+        <w:t xml:space="preserve"> 79.2</w:t>
+      </w:r>
+      <w:r>
+        <w:rPr>
+          <w:sz w:val="28"/>
+          <w:szCs w:val="28"/>
+        </w:rPr>
+        <w:t xml:space="preserve">kg, STL-UB About </w:t>
+      </w:r>
+      <w:r>
+        <w:rPr>
+          <w:sz w:val="28"/>
+          <w:szCs w:val="28"/>
+        </w:rPr>
+        <w:t>20.8</w:t>
+      </w:r>
+      <w:r>
+        <w:rPr>
+          <w:sz w:val="28"/>
+          <w:szCs w:val="28"/>
+        </w:rPr>
+        <w:t xml:space="preserve">kg </w:t>
+      </w:r>
+      <w:proofErr w:type="spellStart"/>
+      <w:r>
+        <w:rPr>
+          <w:sz w:val="28"/>
+          <w:szCs w:val="28"/>
+        </w:rPr>
+        <w:t>CCkl</w:t>
+      </w:r>
+      <w:proofErr w:type="spellEnd"/>
+      <w:r>
+        <w:rPr>
+          <w:sz w:val="28"/>
+          <w:szCs w:val="28"/>
+        </w:rPr>
+        <w:t xml:space="preserve"> About </w:t>
+      </w:r>
+      <w:r>
+        <w:rPr>
+          <w:sz w:val="28"/>
+          <w:szCs w:val="28"/>
+        </w:rPr>
+        <w:t>982</w:t>
+      </w:r>
+      <w:r>
+        <w:rPr>
+          <w:sz w:val="28"/>
+          <w:szCs w:val="28"/>
+        </w:rPr>
+        <w:t xml:space="preserve">kg, SETL-PB About </w:t>
+      </w:r>
+      <w:r>
+        <w:rPr>
+          <w:sz w:val="28"/>
+          <w:szCs w:val="28"/>
+        </w:rPr>
+        <w:t>274</w:t>
+      </w:r>
+      <w:r>
+        <w:rPr>
+          <w:sz w:val="28"/>
+          <w:szCs w:val="28"/>
+        </w:rPr>
+        <w:t xml:space="preserve">kg ,SFBL-GH About </w:t>
+      </w:r>
+      <w:r>
+        <w:rPr>
+          <w:sz w:val="28"/>
+          <w:szCs w:val="28"/>
+        </w:rPr>
+        <w:t>00</w:t>
+      </w:r>
+      <w:r>
+        <w:rPr>
+          <w:sz w:val="28"/>
+          <w:szCs w:val="28"/>
+        </w:rPr>
+        <w:t xml:space="preserve">kg, SFBL-AB About </w:t>
+      </w:r>
+      <w:r>
+        <w:rPr>
+          <w:sz w:val="28"/>
+          <w:szCs w:val="28"/>
+        </w:rPr>
+        <w:t>1783.2</w:t>
+      </w:r>
+      <w:r>
+        <w:rPr>
+          <w:sz w:val="28"/>
+          <w:szCs w:val="28"/>
+        </w:rPr>
+        <w:t xml:space="preserve">kg,SFBL-PB about </w:t>
+      </w:r>
+      <w:r>
+        <w:rPr>
+          <w:sz w:val="28"/>
+          <w:szCs w:val="28"/>
+        </w:rPr>
+        <w:t>82.4</w:t>
+      </w:r>
+      <w:r>
+        <w:rPr>
+          <w:sz w:val="28"/>
+          <w:szCs w:val="28"/>
+        </w:rPr>
+        <w:t>kg</w:t>
+      </w:r>
+      <w:r>
+        <w:rPr>
+          <w:sz w:val="28"/>
+          <w:szCs w:val="28"/>
+        </w:rPr>
+        <w:t>.</w:t>
+      </w:r>
+      <w:r>
+        <w:rPr>
+          <w:sz w:val="28"/>
+          <w:szCs w:val="28"/>
+        </w:rPr>
         <w:t xml:space="preserve"> </w:t>
       </w:r>
-      <w:proofErr w:type="gramStart"/>
-      <w:r>
-        <w:rPr>
-          <w:sz w:val="28"/>
-          <w:szCs w:val="28"/>
-        </w:rPr>
-        <w:t>Fashion  About</w:t>
-      </w:r>
-      <w:proofErr w:type="gramEnd"/>
-      <w:r>
-        <w:rPr>
-          <w:sz w:val="28"/>
-          <w:szCs w:val="28"/>
-        </w:rPr>
-        <w:t xml:space="preserve"> </w:t>
-      </w:r>
-      <w:r>
-        <w:rPr>
-          <w:sz w:val="28"/>
-          <w:szCs w:val="28"/>
-        </w:rPr>
-        <w:t>1533</w:t>
-      </w:r>
-      <w:r>
-        <w:rPr>
-          <w:sz w:val="28"/>
-          <w:szCs w:val="28"/>
-        </w:rPr>
-        <w:t>kg, SHL-B</w:t>
-      </w:r>
-      <w:r>
-        <w:rPr>
-          <w:sz w:val="28"/>
-          <w:szCs w:val="28"/>
-        </w:rPr>
-        <w:t xml:space="preserve"> About 00</w:t>
-      </w:r>
-      <w:proofErr w:type="gramStart"/>
-      <w:r>
-        <w:rPr>
-          <w:sz w:val="28"/>
-          <w:szCs w:val="28"/>
-        </w:rPr>
-        <w:t>kg,STL</w:t>
-      </w:r>
-      <w:proofErr w:type="gramEnd"/>
-      <w:r>
-        <w:rPr>
-          <w:sz w:val="28"/>
-          <w:szCs w:val="28"/>
-        </w:rPr>
-        <w:t xml:space="preserve">-AB About </w:t>
-      </w:r>
-      <w:r>
-        <w:rPr>
-          <w:sz w:val="28"/>
-          <w:szCs w:val="28"/>
-        </w:rPr>
-        <w:t>349.6</w:t>
-      </w:r>
-      <w:proofErr w:type="gramStart"/>
-      <w:r>
-        <w:rPr>
-          <w:sz w:val="28"/>
-          <w:szCs w:val="28"/>
-        </w:rPr>
-        <w:t>kg,STL</w:t>
-      </w:r>
-      <w:proofErr w:type="gramEnd"/>
-      <w:r>
-        <w:rPr>
-          <w:sz w:val="28"/>
-          <w:szCs w:val="28"/>
-        </w:rPr>
-        <w:t>-PB About</w:t>
-      </w:r>
-      <w:r>
-        <w:rPr>
-          <w:sz w:val="28"/>
-          <w:szCs w:val="28"/>
-        </w:rPr>
-        <w:t xml:space="preserve"> 79.2</w:t>
-      </w:r>
-      <w:r>
-        <w:rPr>
-          <w:sz w:val="28"/>
-          <w:szCs w:val="28"/>
-        </w:rPr>
-        <w:t xml:space="preserve">kg, STL-UB About </w:t>
-      </w:r>
-      <w:r>
-        <w:rPr>
-          <w:sz w:val="28"/>
-          <w:szCs w:val="28"/>
-        </w:rPr>
-        <w:t>20.8</w:t>
-      </w:r>
-      <w:r>
-        <w:rPr>
-          <w:sz w:val="28"/>
-          <w:szCs w:val="28"/>
-        </w:rPr>
-        <w:t xml:space="preserve">kg </w:t>
-      </w:r>
-      <w:proofErr w:type="spellStart"/>
-      <w:r>
-        <w:rPr>
-          <w:sz w:val="28"/>
-          <w:szCs w:val="28"/>
-        </w:rPr>
-        <w:t>CCkl</w:t>
-      </w:r>
-      <w:proofErr w:type="spellEnd"/>
-      <w:r>
-        <w:rPr>
-          <w:sz w:val="28"/>
-          <w:szCs w:val="28"/>
-        </w:rPr>
-        <w:t xml:space="preserve"> About </w:t>
-      </w:r>
-      <w:r>
-        <w:rPr>
-          <w:sz w:val="28"/>
-          <w:szCs w:val="28"/>
-        </w:rPr>
-        <w:t>982</w:t>
-      </w:r>
-      <w:r>
-        <w:rPr>
-          <w:sz w:val="28"/>
-          <w:szCs w:val="28"/>
-        </w:rPr>
-        <w:t xml:space="preserve">kg, SETL-PB About </w:t>
-      </w:r>
-      <w:r>
-        <w:rPr>
-          <w:sz w:val="28"/>
-          <w:szCs w:val="28"/>
-        </w:rPr>
-        <w:t>274</w:t>
-      </w:r>
-      <w:proofErr w:type="gramStart"/>
-      <w:r>
-        <w:rPr>
-          <w:sz w:val="28"/>
-          <w:szCs w:val="28"/>
-        </w:rPr>
-        <w:t>kg ,SFBL</w:t>
-      </w:r>
-      <w:proofErr w:type="gramEnd"/>
-      <w:r>
-        <w:rPr>
-          <w:sz w:val="28"/>
-          <w:szCs w:val="28"/>
-        </w:rPr>
-        <w:t xml:space="preserve">-GH About </w:t>
-      </w:r>
-      <w:r>
-        <w:rPr>
-          <w:sz w:val="28"/>
-          <w:szCs w:val="28"/>
-        </w:rPr>
-        <w:t>00</w:t>
-      </w:r>
-      <w:r>
-        <w:rPr>
-          <w:sz w:val="28"/>
-          <w:szCs w:val="28"/>
-        </w:rPr>
-        <w:t xml:space="preserve">kg, SFBL-AB About </w:t>
-      </w:r>
-      <w:r>
-        <w:rPr>
-          <w:sz w:val="28"/>
-          <w:szCs w:val="28"/>
-        </w:rPr>
-        <w:t>1783.2</w:t>
-      </w:r>
-      <w:proofErr w:type="gramStart"/>
-      <w:r>
-        <w:rPr>
-          <w:sz w:val="28"/>
-          <w:szCs w:val="28"/>
-        </w:rPr>
-        <w:t>kg,SFBL</w:t>
-      </w:r>
-      <w:proofErr w:type="gramEnd"/>
-      <w:r>
-        <w:rPr>
-          <w:sz w:val="28"/>
-          <w:szCs w:val="28"/>
-        </w:rPr>
-        <w:t xml:space="preserve">-PB about </w:t>
-      </w:r>
-      <w:r>
-        <w:rPr>
-          <w:sz w:val="28"/>
-          <w:szCs w:val="28"/>
-        </w:rPr>
-        <w:t>82.4</w:t>
-      </w:r>
-      <w:r>
-        <w:rPr>
-          <w:sz w:val="28"/>
-          <w:szCs w:val="28"/>
-        </w:rPr>
-        <w:t>kg,</w:t>
+      <w:r>
+        <w:rPr>
+          <w:sz w:val="28"/>
+          <w:szCs w:val="28"/>
+        </w:rPr>
+        <w:t>All this information is updated on 7 March, 2026.</w:t>
       </w:r>
     </w:p>
     <w:p>
@@ -3343,22 +2990,61 @@
           <w:sz w:val="28"/>
           <w:szCs w:val="28"/>
         </w:rPr>
-        <w:t xml:space="preserve"> Angle </w:t>
-      </w:r>
+        <w:t xml:space="preserve"> Angle 1.5 inch x 1.5 inch” </w:t>
+      </w:r>
+      <w:r>
+        <w:rPr>
+          <w:sz w:val="28"/>
+          <w:szCs w:val="28"/>
+        </w:rPr>
+        <w:t xml:space="preserve">is available for </w:t>
+      </w:r>
+      <w:proofErr w:type="spellStart"/>
+      <w:r>
+        <w:rPr>
+          <w:sz w:val="28"/>
+          <w:szCs w:val="28"/>
+        </w:rPr>
+        <w:t>Mawna</w:t>
+      </w:r>
+      <w:proofErr w:type="spellEnd"/>
+      <w:r>
+        <w:rPr>
+          <w:sz w:val="28"/>
+          <w:szCs w:val="28"/>
+        </w:rPr>
+        <w:t xml:space="preserve"> Warehouse project about </w:t>
+      </w:r>
+      <w:r>
+        <w:rPr>
+          <w:sz w:val="28"/>
+          <w:szCs w:val="28"/>
+        </w:rPr>
+        <w:t>6455.4</w:t>
+      </w:r>
+      <w:r>
+        <w:rPr>
+          <w:sz w:val="28"/>
+          <w:szCs w:val="28"/>
+        </w:rPr>
+        <w:t xml:space="preserve">Kg, </w:t>
+      </w:r>
+      <w:proofErr w:type="spellStart"/>
       <w:proofErr w:type="gramStart"/>
       <w:r>
         <w:rPr>
           <w:sz w:val="28"/>
           <w:szCs w:val="28"/>
         </w:rPr>
-        <w:t>1.5</w:t>
-      </w:r>
-      <w:r>
-        <w:rPr>
-          <w:sz w:val="28"/>
-          <w:szCs w:val="28"/>
-        </w:rPr>
-        <w:t xml:space="preserve"> inch</w:t>
+        <w:t>Ashulia</w:t>
+      </w:r>
+      <w:proofErr w:type="spellEnd"/>
+      <w:r>
+        <w:rPr>
+          <w:sz w:val="28"/>
+          <w:szCs w:val="28"/>
+        </w:rPr>
+        <w:t xml:space="preserve">  Warehouse</w:t>
       </w:r>
       <w:proofErr w:type="gramEnd"/>
       <w:r>
@@ -3366,6 +3052,206 @@
           <w:sz w:val="28"/>
           <w:szCs w:val="28"/>
         </w:rPr>
+        <w:t xml:space="preserve"> project for about </w:t>
+      </w:r>
+      <w:r>
+        <w:rPr>
+          <w:sz w:val="28"/>
+          <w:szCs w:val="28"/>
+        </w:rPr>
+        <w:t>6090.4</w:t>
+      </w:r>
+      <w:r>
+        <w:rPr>
+          <w:sz w:val="28"/>
+          <w:szCs w:val="28"/>
+        </w:rPr>
+        <w:t xml:space="preserve">Kg, </w:t>
+      </w:r>
+      <w:proofErr w:type="spellStart"/>
+      <w:r>
+        <w:rPr>
+          <w:sz w:val="28"/>
+          <w:szCs w:val="28"/>
+        </w:rPr>
+        <w:t>Hamja</w:t>
+      </w:r>
+      <w:proofErr w:type="spellEnd"/>
+      <w:r>
+        <w:rPr>
+          <w:sz w:val="28"/>
+          <w:szCs w:val="28"/>
+        </w:rPr>
+        <w:t xml:space="preserve"> Fashion  About </w:t>
+      </w:r>
+      <w:r>
+        <w:rPr>
+          <w:sz w:val="28"/>
+          <w:szCs w:val="28"/>
+        </w:rPr>
+        <w:t>1200</w:t>
+      </w:r>
+      <w:r>
+        <w:rPr>
+          <w:sz w:val="28"/>
+          <w:szCs w:val="28"/>
+        </w:rPr>
+        <w:t>kg, SHL-B</w:t>
+      </w:r>
+      <w:r>
+        <w:rPr>
+          <w:sz w:val="28"/>
+          <w:szCs w:val="28"/>
+        </w:rPr>
+        <w:t xml:space="preserve"> About 00</w:t>
+      </w:r>
+      <w:r>
+        <w:rPr>
+          <w:sz w:val="28"/>
+          <w:szCs w:val="28"/>
+        </w:rPr>
+        <w:t xml:space="preserve">kg,STL-AB About </w:t>
+      </w:r>
+      <w:r>
+        <w:rPr>
+          <w:sz w:val="28"/>
+          <w:szCs w:val="28"/>
+        </w:rPr>
+        <w:t>4355</w:t>
+      </w:r>
+      <w:r>
+        <w:rPr>
+          <w:sz w:val="28"/>
+          <w:szCs w:val="28"/>
+        </w:rPr>
+        <w:t>kg,STL-PB About</w:t>
+      </w:r>
+      <w:r>
+        <w:rPr>
+          <w:sz w:val="28"/>
+          <w:szCs w:val="28"/>
+        </w:rPr>
+        <w:t xml:space="preserve"> 15.5</w:t>
+      </w:r>
+      <w:r>
+        <w:rPr>
+          <w:sz w:val="28"/>
+          <w:szCs w:val="28"/>
+        </w:rPr>
+        <w:t xml:space="preserve">kg, STL-UB About </w:t>
+      </w:r>
+      <w:r>
+        <w:rPr>
+          <w:sz w:val="28"/>
+          <w:szCs w:val="28"/>
+        </w:rPr>
+        <w:t>431</w:t>
+      </w:r>
+      <w:r>
+        <w:rPr>
+          <w:sz w:val="28"/>
+          <w:szCs w:val="28"/>
+        </w:rPr>
+        <w:t xml:space="preserve">kg </w:t>
+      </w:r>
+      <w:proofErr w:type="spellStart"/>
+      <w:r>
+        <w:rPr>
+          <w:sz w:val="28"/>
+          <w:szCs w:val="28"/>
+        </w:rPr>
+        <w:t>CCkl</w:t>
+      </w:r>
+      <w:proofErr w:type="spellEnd"/>
+      <w:r>
+        <w:rPr>
+          <w:sz w:val="28"/>
+          <w:szCs w:val="28"/>
+        </w:rPr>
+        <w:t xml:space="preserve"> About </w:t>
+      </w:r>
+      <w:r>
+        <w:rPr>
+          <w:sz w:val="28"/>
+          <w:szCs w:val="28"/>
+        </w:rPr>
+        <w:t>8336</w:t>
+      </w:r>
+      <w:r>
+        <w:rPr>
+          <w:sz w:val="28"/>
+          <w:szCs w:val="28"/>
+        </w:rPr>
+        <w:t xml:space="preserve">kg, SETL-PB About </w:t>
+      </w:r>
+      <w:r>
+        <w:rPr>
+          <w:sz w:val="28"/>
+          <w:szCs w:val="28"/>
+        </w:rPr>
+        <w:t>4467.75</w:t>
+      </w:r>
+      <w:r>
+        <w:rPr>
+          <w:sz w:val="28"/>
+          <w:szCs w:val="28"/>
+        </w:rPr>
+        <w:t xml:space="preserve">kg ,SFBL-GH About </w:t>
+      </w:r>
+      <w:r>
+        <w:rPr>
+          <w:sz w:val="28"/>
+          <w:szCs w:val="28"/>
+        </w:rPr>
+        <w:t>00</w:t>
+      </w:r>
+      <w:r>
+        <w:rPr>
+          <w:sz w:val="28"/>
+          <w:szCs w:val="28"/>
+        </w:rPr>
+        <w:t xml:space="preserve">kg, SFBL-AB About </w:t>
+      </w:r>
+      <w:r>
+        <w:rPr>
+          <w:sz w:val="28"/>
+          <w:szCs w:val="28"/>
+        </w:rPr>
+        <w:t>80</w:t>
+      </w:r>
+      <w:r>
+        <w:rPr>
+          <w:sz w:val="28"/>
+          <w:szCs w:val="28"/>
+        </w:rPr>
+        <w:t xml:space="preserve">kg,SFBL-PB about </w:t>
+      </w:r>
+      <w:r>
+        <w:rPr>
+          <w:sz w:val="28"/>
+          <w:szCs w:val="28"/>
+        </w:rPr>
+        <w:t>55</w:t>
+      </w:r>
+      <w:r>
+        <w:rPr>
+          <w:sz w:val="28"/>
+          <w:szCs w:val="28"/>
+        </w:rPr>
+        <w:t>kg</w:t>
+      </w:r>
+      <w:r>
+        <w:rPr>
+          <w:sz w:val="28"/>
+          <w:szCs w:val="28"/>
+        </w:rPr>
+        <w:t>.</w:t>
+      </w:r>
+      <w:r>
+        <w:rPr>
+          <w:sz w:val="28"/>
+          <w:szCs w:val="28"/>
+        </w:rPr>
         <w:t xml:space="preserve"> </w:t>
       </w:r>
       <w:r>
@@ -3373,335 +3259,7 @@
           <w:sz w:val="28"/>
           <w:szCs w:val="28"/>
         </w:rPr>
-        <w:t>x</w:t>
-      </w:r>
-      <w:r>
-        <w:rPr>
-          <w:sz w:val="28"/>
-          <w:szCs w:val="28"/>
-        </w:rPr>
-        <w:t xml:space="preserve"> </w:t>
-      </w:r>
-      <w:r>
-        <w:rPr>
-          <w:sz w:val="28"/>
-          <w:szCs w:val="28"/>
-        </w:rPr>
-        <w:t>1.5</w:t>
-      </w:r>
-      <w:r>
-        <w:rPr>
-          <w:sz w:val="28"/>
-          <w:szCs w:val="28"/>
-        </w:rPr>
-        <w:t xml:space="preserve"> inch”</w:t>
-      </w:r>
-      <w:r>
-        <w:rPr>
-          <w:sz w:val="28"/>
-          <w:szCs w:val="28"/>
-        </w:rPr>
-        <w:t xml:space="preserve"> </w:t>
-      </w:r>
-      <w:r>
-        <w:rPr>
-          <w:sz w:val="28"/>
-          <w:szCs w:val="28"/>
-        </w:rPr>
-        <w:t xml:space="preserve">is available for </w:t>
-      </w:r>
-      <w:proofErr w:type="spellStart"/>
-      <w:r>
-        <w:rPr>
-          <w:sz w:val="28"/>
-          <w:szCs w:val="28"/>
-        </w:rPr>
-        <w:t>Mawna</w:t>
-      </w:r>
-      <w:proofErr w:type="spellEnd"/>
-      <w:r>
-        <w:rPr>
-          <w:sz w:val="28"/>
-          <w:szCs w:val="28"/>
-        </w:rPr>
-        <w:t xml:space="preserve"> Warehouse project about </w:t>
-      </w:r>
-      <w:r>
-        <w:rPr>
-          <w:sz w:val="28"/>
-          <w:szCs w:val="28"/>
-        </w:rPr>
-        <w:t>6455.4</w:t>
-      </w:r>
-      <w:r>
-        <w:rPr>
-          <w:sz w:val="28"/>
-          <w:szCs w:val="28"/>
-        </w:rPr>
-        <w:t xml:space="preserve">Kg, </w:t>
-      </w:r>
-      <w:proofErr w:type="spellStart"/>
-      <w:proofErr w:type="gramStart"/>
-      <w:r>
-        <w:rPr>
-          <w:sz w:val="28"/>
-          <w:szCs w:val="28"/>
-        </w:rPr>
-        <w:t>Ashulia</w:t>
-      </w:r>
-      <w:proofErr w:type="spellEnd"/>
-      <w:r>
-        <w:rPr>
-          <w:sz w:val="28"/>
-          <w:szCs w:val="28"/>
-        </w:rPr>
-        <w:t xml:space="preserve">  Warehouse</w:t>
-      </w:r>
-      <w:proofErr w:type="gramEnd"/>
-      <w:r>
-        <w:rPr>
-          <w:sz w:val="28"/>
-          <w:szCs w:val="28"/>
-        </w:rPr>
-        <w:t xml:space="preserve"> project for about </w:t>
-      </w:r>
-      <w:r>
-        <w:rPr>
-          <w:sz w:val="28"/>
-          <w:szCs w:val="28"/>
-        </w:rPr>
-        <w:t>6090.4</w:t>
-      </w:r>
-      <w:r>
-        <w:rPr>
-          <w:sz w:val="28"/>
-          <w:szCs w:val="28"/>
-        </w:rPr>
-        <w:t xml:space="preserve">Kg, </w:t>
-      </w:r>
-      <w:proofErr w:type="spellStart"/>
-      <w:r>
-        <w:rPr>
-          <w:sz w:val="28"/>
-          <w:szCs w:val="28"/>
-        </w:rPr>
-        <w:t>Hamja</w:t>
-      </w:r>
-      <w:proofErr w:type="spellEnd"/>
-      <w:r>
-        <w:rPr>
-          <w:sz w:val="28"/>
-          <w:szCs w:val="28"/>
-        </w:rPr>
-        <w:t xml:space="preserve"> </w:t>
-      </w:r>
-      <w:proofErr w:type="gramStart"/>
-      <w:r>
-        <w:rPr>
-          <w:sz w:val="28"/>
-          <w:szCs w:val="28"/>
-        </w:rPr>
-        <w:t>Fashion  About</w:t>
-      </w:r>
-      <w:proofErr w:type="gramEnd"/>
-      <w:r>
-        <w:rPr>
-          <w:sz w:val="28"/>
-          <w:szCs w:val="28"/>
-        </w:rPr>
-        <w:t xml:space="preserve"> </w:t>
-      </w:r>
-      <w:r>
-        <w:rPr>
-          <w:sz w:val="28"/>
-          <w:szCs w:val="28"/>
-        </w:rPr>
-        <w:t>1200</w:t>
-      </w:r>
-      <w:r>
-        <w:rPr>
-          <w:sz w:val="28"/>
-          <w:szCs w:val="28"/>
-        </w:rPr>
-        <w:t>kg, SHL-B</w:t>
-      </w:r>
-      <w:r>
-        <w:rPr>
-          <w:sz w:val="28"/>
-          <w:szCs w:val="28"/>
-        </w:rPr>
-        <w:t xml:space="preserve"> About 00</w:t>
-      </w:r>
-      <w:proofErr w:type="gramStart"/>
-      <w:r>
-        <w:rPr>
-          <w:sz w:val="28"/>
-          <w:szCs w:val="28"/>
-        </w:rPr>
-        <w:t>kg,STL</w:t>
-      </w:r>
-      <w:proofErr w:type="gramEnd"/>
-      <w:r>
-        <w:rPr>
-          <w:sz w:val="28"/>
-          <w:szCs w:val="28"/>
-        </w:rPr>
-        <w:t xml:space="preserve">-AB About </w:t>
-      </w:r>
-      <w:r>
-        <w:rPr>
-          <w:sz w:val="28"/>
-          <w:szCs w:val="28"/>
-        </w:rPr>
-        <w:t>4355</w:t>
-      </w:r>
-      <w:proofErr w:type="gramStart"/>
-      <w:r>
-        <w:rPr>
-          <w:sz w:val="28"/>
-          <w:szCs w:val="28"/>
-        </w:rPr>
-        <w:t>kg,STL</w:t>
-      </w:r>
-      <w:proofErr w:type="gramEnd"/>
-      <w:r>
-        <w:rPr>
-          <w:sz w:val="28"/>
-          <w:szCs w:val="28"/>
-        </w:rPr>
-        <w:t>-PB About</w:t>
-      </w:r>
-      <w:r>
-        <w:rPr>
-          <w:sz w:val="28"/>
-          <w:szCs w:val="28"/>
-        </w:rPr>
-        <w:t xml:space="preserve"> 15.5</w:t>
-      </w:r>
-      <w:r>
-        <w:rPr>
-          <w:sz w:val="28"/>
-          <w:szCs w:val="28"/>
-        </w:rPr>
-        <w:t xml:space="preserve">kg, STL-UB About </w:t>
-      </w:r>
-      <w:r>
-        <w:rPr>
-          <w:sz w:val="28"/>
-          <w:szCs w:val="28"/>
-        </w:rPr>
-        <w:t>431</w:t>
-      </w:r>
-      <w:r>
-        <w:rPr>
-          <w:sz w:val="28"/>
-          <w:szCs w:val="28"/>
-        </w:rPr>
-        <w:t xml:space="preserve">kg </w:t>
-      </w:r>
-      <w:proofErr w:type="spellStart"/>
-      <w:r>
-        <w:rPr>
-          <w:sz w:val="28"/>
-          <w:szCs w:val="28"/>
-        </w:rPr>
-        <w:t>CCkl</w:t>
-      </w:r>
-      <w:proofErr w:type="spellEnd"/>
-      <w:r>
-        <w:rPr>
-          <w:sz w:val="28"/>
-          <w:szCs w:val="28"/>
-        </w:rPr>
-        <w:t xml:space="preserve"> About </w:t>
-      </w:r>
-      <w:r>
-        <w:rPr>
-          <w:sz w:val="28"/>
-          <w:szCs w:val="28"/>
-        </w:rPr>
-        <w:t>8336</w:t>
-      </w:r>
-      <w:r>
-        <w:rPr>
-          <w:sz w:val="28"/>
-          <w:szCs w:val="28"/>
-        </w:rPr>
-        <w:t xml:space="preserve">kg, SETL-PB About </w:t>
-      </w:r>
-      <w:r>
-        <w:rPr>
-          <w:sz w:val="28"/>
-          <w:szCs w:val="28"/>
-        </w:rPr>
-        <w:t>4467.75</w:t>
-      </w:r>
-      <w:proofErr w:type="gramStart"/>
-      <w:r>
-        <w:rPr>
-          <w:sz w:val="28"/>
-          <w:szCs w:val="28"/>
-        </w:rPr>
-        <w:t>kg ,SFBL</w:t>
-      </w:r>
-      <w:proofErr w:type="gramEnd"/>
-      <w:r>
-        <w:rPr>
-          <w:sz w:val="28"/>
-          <w:szCs w:val="28"/>
-        </w:rPr>
-        <w:t xml:space="preserve">-GH About </w:t>
-      </w:r>
-      <w:r>
-        <w:rPr>
-          <w:sz w:val="28"/>
-          <w:szCs w:val="28"/>
-        </w:rPr>
-        <w:t>00</w:t>
-      </w:r>
-      <w:r>
-        <w:rPr>
-          <w:sz w:val="28"/>
-          <w:szCs w:val="28"/>
-        </w:rPr>
-        <w:t xml:space="preserve">kg, SFBL-AB About </w:t>
-      </w:r>
-      <w:r>
-        <w:rPr>
-          <w:sz w:val="28"/>
-          <w:szCs w:val="28"/>
-        </w:rPr>
-        <w:t>80</w:t>
-      </w:r>
-      <w:proofErr w:type="gramStart"/>
-      <w:r>
-        <w:rPr>
-          <w:sz w:val="28"/>
-          <w:szCs w:val="28"/>
-        </w:rPr>
-        <w:t>kg,SFBL</w:t>
-      </w:r>
-      <w:proofErr w:type="gramEnd"/>
-      <w:r>
-        <w:rPr>
-          <w:sz w:val="28"/>
-          <w:szCs w:val="28"/>
-        </w:rPr>
-        <w:t xml:space="preserve">-PB about </w:t>
-      </w:r>
-      <w:r>
-        <w:rPr>
-          <w:sz w:val="28"/>
-          <w:szCs w:val="28"/>
-        </w:rPr>
-        <w:t>55</w:t>
-      </w:r>
-      <w:r>
-        <w:rPr>
-          <w:sz w:val="28"/>
-          <w:szCs w:val="28"/>
-        </w:rPr>
-        <w:t>kg,</w:t>
+        <w:t>All this information is updated on 7 March, 2026.</w:t>
       </w:r>
     </w:p>
     <w:p>
@@ -3778,7 +3336,42 @@
           <w:sz w:val="28"/>
           <w:szCs w:val="28"/>
         </w:rPr>
-        <w:t xml:space="preserve"> Angle </w:t>
+        <w:t xml:space="preserve"> Angle 2</w:t>
+      </w:r>
+      <w:r>
+        <w:rPr>
+          <w:sz w:val="28"/>
+          <w:szCs w:val="28"/>
+        </w:rPr>
+        <w:t xml:space="preserve"> inch </w:t>
+      </w:r>
+      <w:r>
+        <w:rPr>
+          <w:sz w:val="28"/>
+          <w:szCs w:val="28"/>
+        </w:rPr>
+        <w:t>x</w:t>
+      </w:r>
+      <w:r>
+        <w:rPr>
+          <w:sz w:val="28"/>
+          <w:szCs w:val="28"/>
+        </w:rPr>
+        <w:t xml:space="preserve"> </w:t>
+      </w:r>
+      <w:r>
+        <w:rPr>
+          <w:sz w:val="28"/>
+          <w:szCs w:val="28"/>
+        </w:rPr>
+        <w:t>2</w:t>
+      </w:r>
+      <w:r>
+        <w:rPr>
+          <w:sz w:val="28"/>
+          <w:szCs w:val="28"/>
+        </w:rPr>
+        <w:t xml:space="preserve"> </w:t>
       </w:r>
       <w:proofErr w:type="gramStart"/>
       <w:r>
@@ -3786,14 +3379,21 @@
           <w:sz w:val="28"/>
           <w:szCs w:val="28"/>
         </w:rPr>
-        <w:t>2</w:t>
-      </w:r>
-      <w:r>
-        <w:rPr>
-          <w:sz w:val="28"/>
-          <w:szCs w:val="28"/>
-        </w:rPr>
-        <w:t xml:space="preserve"> inch</w:t>
+        <w:t xml:space="preserve">inch” </w:t>
+      </w:r>
+      <w:r>
+        <w:rPr>
+          <w:sz w:val="28"/>
+          <w:szCs w:val="28"/>
+        </w:rPr>
+        <w:t xml:space="preserve"> </w:t>
+      </w:r>
+      <w:r>
+        <w:rPr>
+          <w:sz w:val="28"/>
+          <w:szCs w:val="28"/>
+        </w:rPr>
+        <w:t>is</w:t>
       </w:r>
       <w:proofErr w:type="gramEnd"/>
       <w:r>
@@ -3801,6 +3401,145 @@
           <w:sz w:val="28"/>
           <w:szCs w:val="28"/>
         </w:rPr>
+        <w:t xml:space="preserve"> available for </w:t>
+      </w:r>
+      <w:proofErr w:type="spellStart"/>
+      <w:r>
+        <w:rPr>
+          <w:sz w:val="28"/>
+          <w:szCs w:val="28"/>
+        </w:rPr>
+        <w:t>Mawna</w:t>
+      </w:r>
+      <w:proofErr w:type="spellEnd"/>
+      <w:r>
+        <w:rPr>
+          <w:sz w:val="28"/>
+          <w:szCs w:val="28"/>
+        </w:rPr>
+        <w:t xml:space="preserve"> Warehouse project about </w:t>
+      </w:r>
+      <w:r>
+        <w:rPr>
+          <w:sz w:val="28"/>
+          <w:szCs w:val="28"/>
+        </w:rPr>
+        <w:t>8408</w:t>
+      </w:r>
+      <w:r>
+        <w:rPr>
+          <w:sz w:val="28"/>
+          <w:szCs w:val="28"/>
+        </w:rPr>
+        <w:t xml:space="preserve">Kg, </w:t>
+      </w:r>
+      <w:proofErr w:type="spellStart"/>
+      <w:r>
+        <w:rPr>
+          <w:sz w:val="28"/>
+          <w:szCs w:val="28"/>
+        </w:rPr>
+        <w:t>Ashulia</w:t>
+      </w:r>
+      <w:proofErr w:type="spellEnd"/>
+      <w:r>
+        <w:rPr>
+          <w:sz w:val="28"/>
+          <w:szCs w:val="28"/>
+        </w:rPr>
+        <w:t xml:space="preserve">  Warehouse project for about </w:t>
+      </w:r>
+      <w:r>
+        <w:rPr>
+          <w:sz w:val="28"/>
+          <w:szCs w:val="28"/>
+        </w:rPr>
+        <w:t>6770</w:t>
+      </w:r>
+      <w:r>
+        <w:rPr>
+          <w:sz w:val="28"/>
+          <w:szCs w:val="28"/>
+        </w:rPr>
+        <w:t xml:space="preserve">Kg, </w:t>
+      </w:r>
+      <w:proofErr w:type="spellStart"/>
+      <w:r>
+        <w:rPr>
+          <w:sz w:val="28"/>
+          <w:szCs w:val="28"/>
+        </w:rPr>
+        <w:t>Hamja</w:t>
+      </w:r>
+      <w:proofErr w:type="spellEnd"/>
+      <w:r>
+        <w:rPr>
+          <w:sz w:val="28"/>
+          <w:szCs w:val="28"/>
+        </w:rPr>
+        <w:t xml:space="preserve"> Fashion  About </w:t>
+      </w:r>
+      <w:r>
+        <w:rPr>
+          <w:sz w:val="28"/>
+          <w:szCs w:val="28"/>
+        </w:rPr>
+        <w:t>1</w:t>
+      </w:r>
+      <w:r>
+        <w:rPr>
+          <w:sz w:val="28"/>
+          <w:szCs w:val="28"/>
+        </w:rPr>
+        <w:t>9718</w:t>
+      </w:r>
+      <w:r>
+        <w:rPr>
+          <w:sz w:val="28"/>
+          <w:szCs w:val="28"/>
+        </w:rPr>
+        <w:t>kg, SHL-B</w:t>
+      </w:r>
+      <w:r>
+        <w:rPr>
+          <w:sz w:val="28"/>
+          <w:szCs w:val="28"/>
+        </w:rPr>
+        <w:t xml:space="preserve"> About </w:t>
+      </w:r>
+      <w:r>
+        <w:rPr>
+          <w:sz w:val="28"/>
+          <w:szCs w:val="28"/>
+        </w:rPr>
+        <w:t>444</w:t>
+      </w:r>
+      <w:r>
+        <w:rPr>
+          <w:sz w:val="28"/>
+          <w:szCs w:val="28"/>
+        </w:rPr>
+        <w:t xml:space="preserve">kg,STL-AB About </w:t>
+      </w:r>
+      <w:r>
+        <w:rPr>
+          <w:sz w:val="28"/>
+          <w:szCs w:val="28"/>
+        </w:rPr>
+        <w:t>3108</w:t>
+      </w:r>
+      <w:r>
+        <w:rPr>
+          <w:sz w:val="28"/>
+          <w:szCs w:val="28"/>
+        </w:rPr>
+        <w:t>kg,STL-PB About</w:t>
+      </w:r>
+      <w:r>
+        <w:rPr>
+          <w:sz w:val="28"/>
+          <w:szCs w:val="28"/>
+        </w:rPr>
         <w:t xml:space="preserve"> </w:t>
       </w:r>
       <w:r>
@@ -3808,7 +3547,121 @@
           <w:sz w:val="28"/>
           <w:szCs w:val="28"/>
         </w:rPr>
-        <w:t>x</w:t>
+        <w:t>31.09</w:t>
+      </w:r>
+      <w:r>
+        <w:rPr>
+          <w:sz w:val="28"/>
+          <w:szCs w:val="28"/>
+        </w:rPr>
+        <w:t xml:space="preserve">kg, STL-UB About </w:t>
+      </w:r>
+      <w:r>
+        <w:rPr>
+          <w:sz w:val="28"/>
+          <w:szCs w:val="28"/>
+        </w:rPr>
+        <w:t>07</w:t>
+      </w:r>
+      <w:r>
+        <w:rPr>
+          <w:sz w:val="28"/>
+          <w:szCs w:val="28"/>
+        </w:rPr>
+        <w:t xml:space="preserve">kg </w:t>
+      </w:r>
+      <w:proofErr w:type="spellStart"/>
+      <w:r>
+        <w:rPr>
+          <w:sz w:val="28"/>
+          <w:szCs w:val="28"/>
+        </w:rPr>
+        <w:t>CCkl</w:t>
+      </w:r>
+      <w:proofErr w:type="spellEnd"/>
+      <w:r>
+        <w:rPr>
+          <w:sz w:val="28"/>
+          <w:szCs w:val="28"/>
+        </w:rPr>
+        <w:t xml:space="preserve"> About </w:t>
+      </w:r>
+      <w:r>
+        <w:rPr>
+          <w:sz w:val="28"/>
+          <w:szCs w:val="28"/>
+        </w:rPr>
+        <w:t>7646</w:t>
+      </w:r>
+      <w:r>
+        <w:rPr>
+          <w:sz w:val="28"/>
+          <w:szCs w:val="28"/>
+        </w:rPr>
+        <w:t xml:space="preserve">kg, SETL-PB About </w:t>
+      </w:r>
+      <w:r>
+        <w:rPr>
+          <w:sz w:val="28"/>
+          <w:szCs w:val="28"/>
+        </w:rPr>
+        <w:t>6997.56</w:t>
+      </w:r>
+      <w:r>
+        <w:rPr>
+          <w:sz w:val="28"/>
+          <w:szCs w:val="28"/>
+        </w:rPr>
+        <w:t>kg ,SFBL-GH About</w:t>
+      </w:r>
+      <w:r>
+        <w:rPr>
+          <w:sz w:val="28"/>
+          <w:szCs w:val="28"/>
+        </w:rPr>
+        <w:t xml:space="preserve"> 960</w:t>
+      </w:r>
+      <w:r>
+        <w:rPr>
+          <w:sz w:val="28"/>
+          <w:szCs w:val="28"/>
+        </w:rPr>
+        <w:t xml:space="preserve">kg, SFBL-AB About </w:t>
+      </w:r>
+      <w:r>
+        <w:rPr>
+          <w:sz w:val="28"/>
+          <w:szCs w:val="28"/>
+        </w:rPr>
+        <w:t>7129</w:t>
+      </w:r>
+      <w:r>
+        <w:rPr>
+          <w:sz w:val="28"/>
+          <w:szCs w:val="28"/>
+        </w:rPr>
+        <w:t xml:space="preserve">kg,SFBL-PB about </w:t>
+      </w:r>
+      <w:r>
+        <w:rPr>
+          <w:sz w:val="28"/>
+          <w:szCs w:val="28"/>
+        </w:rPr>
+        <w:t>430</w:t>
+      </w:r>
+      <w:r>
+        <w:rPr>
+          <w:sz w:val="28"/>
+          <w:szCs w:val="28"/>
+        </w:rPr>
+        <w:t>kg</w:t>
+      </w:r>
+      <w:r>
+        <w:rPr>
+          <w:sz w:val="28"/>
+          <w:szCs w:val="28"/>
+        </w:rPr>
+        <w:t>.</w:t>
       </w:r>
       <w:r>
         <w:rPr>
@@ -3822,358 +3675,7 @@
           <w:sz w:val="28"/>
           <w:szCs w:val="28"/>
         </w:rPr>
-        <w:t>2</w:t>
-      </w:r>
-      <w:r>
-        <w:rPr>
-          <w:sz w:val="28"/>
-          <w:szCs w:val="28"/>
-        </w:rPr>
-        <w:t xml:space="preserve"> </w:t>
-      </w:r>
-      <w:proofErr w:type="gramStart"/>
-      <w:r>
-        <w:rPr>
-          <w:sz w:val="28"/>
-          <w:szCs w:val="28"/>
-        </w:rPr>
-        <w:t xml:space="preserve">inch” </w:t>
-      </w:r>
-      <w:r>
-        <w:rPr>
-          <w:sz w:val="28"/>
-          <w:szCs w:val="28"/>
-        </w:rPr>
-        <w:t xml:space="preserve"> </w:t>
-      </w:r>
-      <w:r>
-        <w:rPr>
-          <w:sz w:val="28"/>
-          <w:szCs w:val="28"/>
-        </w:rPr>
-        <w:t>is</w:t>
-      </w:r>
-      <w:proofErr w:type="gramEnd"/>
-      <w:r>
-        <w:rPr>
-          <w:sz w:val="28"/>
-          <w:szCs w:val="28"/>
-        </w:rPr>
-        <w:t xml:space="preserve"> available for </w:t>
-      </w:r>
-      <w:proofErr w:type="spellStart"/>
-      <w:r>
-        <w:rPr>
-          <w:sz w:val="28"/>
-          <w:szCs w:val="28"/>
-        </w:rPr>
-        <w:t>Mawna</w:t>
-      </w:r>
-      <w:proofErr w:type="spellEnd"/>
-      <w:r>
-        <w:rPr>
-          <w:sz w:val="28"/>
-          <w:szCs w:val="28"/>
-        </w:rPr>
-        <w:t xml:space="preserve"> Warehouse project about </w:t>
-      </w:r>
-      <w:r>
-        <w:rPr>
-          <w:sz w:val="28"/>
-          <w:szCs w:val="28"/>
-        </w:rPr>
-        <w:t>8408</w:t>
-      </w:r>
-      <w:r>
-        <w:rPr>
-          <w:sz w:val="28"/>
-          <w:szCs w:val="28"/>
-        </w:rPr>
-        <w:t xml:space="preserve">Kg, </w:t>
-      </w:r>
-      <w:proofErr w:type="spellStart"/>
-      <w:proofErr w:type="gramStart"/>
-      <w:r>
-        <w:rPr>
-          <w:sz w:val="28"/>
-          <w:szCs w:val="28"/>
-        </w:rPr>
-        <w:t>Ashulia</w:t>
-      </w:r>
-      <w:proofErr w:type="spellEnd"/>
-      <w:r>
-        <w:rPr>
-          <w:sz w:val="28"/>
-          <w:szCs w:val="28"/>
-        </w:rPr>
-        <w:t xml:space="preserve">  Warehouse</w:t>
-      </w:r>
-      <w:proofErr w:type="gramEnd"/>
-      <w:r>
-        <w:rPr>
-          <w:sz w:val="28"/>
-          <w:szCs w:val="28"/>
-        </w:rPr>
-        <w:t xml:space="preserve"> project for about </w:t>
-      </w:r>
-      <w:r>
-        <w:rPr>
-          <w:sz w:val="28"/>
-          <w:szCs w:val="28"/>
-        </w:rPr>
-        <w:t>6770</w:t>
-      </w:r>
-      <w:r>
-        <w:rPr>
-          <w:sz w:val="28"/>
-          <w:szCs w:val="28"/>
-        </w:rPr>
-        <w:t xml:space="preserve">Kg, </w:t>
-      </w:r>
-      <w:proofErr w:type="spellStart"/>
-      <w:r>
-        <w:rPr>
-          <w:sz w:val="28"/>
-          <w:szCs w:val="28"/>
-        </w:rPr>
-        <w:t>Hamja</w:t>
-      </w:r>
-      <w:proofErr w:type="spellEnd"/>
-      <w:r>
-        <w:rPr>
-          <w:sz w:val="28"/>
-          <w:szCs w:val="28"/>
-        </w:rPr>
-        <w:t xml:space="preserve"> </w:t>
-      </w:r>
-      <w:proofErr w:type="gramStart"/>
-      <w:r>
-        <w:rPr>
-          <w:sz w:val="28"/>
-          <w:szCs w:val="28"/>
-        </w:rPr>
-        <w:t>Fashion  About</w:t>
-      </w:r>
-      <w:proofErr w:type="gramEnd"/>
-      <w:r>
-        <w:rPr>
-          <w:sz w:val="28"/>
-          <w:szCs w:val="28"/>
-        </w:rPr>
-        <w:t xml:space="preserve"> </w:t>
-      </w:r>
-      <w:r>
-        <w:rPr>
-          <w:sz w:val="28"/>
-          <w:szCs w:val="28"/>
-        </w:rPr>
-        <w:t>1</w:t>
-      </w:r>
-      <w:r>
-        <w:rPr>
-          <w:sz w:val="28"/>
-          <w:szCs w:val="28"/>
-        </w:rPr>
-        <w:t>9718</w:t>
-      </w:r>
-      <w:r>
-        <w:rPr>
-          <w:sz w:val="28"/>
-          <w:szCs w:val="28"/>
-        </w:rPr>
-        <w:t>kg, SHL-B</w:t>
-      </w:r>
-      <w:r>
-        <w:rPr>
-          <w:sz w:val="28"/>
-          <w:szCs w:val="28"/>
-        </w:rPr>
-        <w:t xml:space="preserve"> About </w:t>
-      </w:r>
-      <w:r>
-        <w:rPr>
-          <w:sz w:val="28"/>
-          <w:szCs w:val="28"/>
-        </w:rPr>
-        <w:t>444</w:t>
-      </w:r>
-      <w:proofErr w:type="gramStart"/>
-      <w:r>
-        <w:rPr>
-          <w:sz w:val="28"/>
-          <w:szCs w:val="28"/>
-        </w:rPr>
-        <w:t>kg,STL</w:t>
-      </w:r>
-      <w:proofErr w:type="gramEnd"/>
-      <w:r>
-        <w:rPr>
-          <w:sz w:val="28"/>
-          <w:szCs w:val="28"/>
-        </w:rPr>
-        <w:t xml:space="preserve">-AB About </w:t>
-      </w:r>
-      <w:r>
-        <w:rPr>
-          <w:sz w:val="28"/>
-          <w:szCs w:val="28"/>
-        </w:rPr>
-        <w:t>3108</w:t>
-      </w:r>
-      <w:proofErr w:type="gramStart"/>
-      <w:r>
-        <w:rPr>
-          <w:sz w:val="28"/>
-          <w:szCs w:val="28"/>
-        </w:rPr>
-        <w:t>kg,STL</w:t>
-      </w:r>
-      <w:proofErr w:type="gramEnd"/>
-      <w:r>
-        <w:rPr>
-          <w:sz w:val="28"/>
-          <w:szCs w:val="28"/>
-        </w:rPr>
-        <w:t>-PB About</w:t>
-      </w:r>
-      <w:r>
-        <w:rPr>
-          <w:sz w:val="28"/>
-          <w:szCs w:val="28"/>
-        </w:rPr>
-        <w:t xml:space="preserve"> </w:t>
-      </w:r>
-      <w:r>
-        <w:rPr>
-          <w:sz w:val="28"/>
-          <w:szCs w:val="28"/>
-        </w:rPr>
-        <w:t>31.09</w:t>
-      </w:r>
-      <w:r>
-        <w:rPr>
-          <w:sz w:val="28"/>
-          <w:szCs w:val="28"/>
-        </w:rPr>
-        <w:t xml:space="preserve">kg, STL-UB About </w:t>
-      </w:r>
-      <w:r>
-        <w:rPr>
-          <w:sz w:val="28"/>
-          <w:szCs w:val="28"/>
-        </w:rPr>
-        <w:t>07</w:t>
-      </w:r>
-      <w:r>
-        <w:rPr>
-          <w:sz w:val="28"/>
-          <w:szCs w:val="28"/>
-        </w:rPr>
-        <w:t xml:space="preserve">kg </w:t>
-      </w:r>
-      <w:proofErr w:type="spellStart"/>
-      <w:r>
-        <w:rPr>
-          <w:sz w:val="28"/>
-          <w:szCs w:val="28"/>
-        </w:rPr>
-        <w:t>CCkl</w:t>
-      </w:r>
-      <w:proofErr w:type="spellEnd"/>
-      <w:r>
-        <w:rPr>
-          <w:sz w:val="28"/>
-          <w:szCs w:val="28"/>
-        </w:rPr>
-        <w:t xml:space="preserve"> About </w:t>
-      </w:r>
-      <w:r>
-        <w:rPr>
-          <w:sz w:val="28"/>
-          <w:szCs w:val="28"/>
-        </w:rPr>
-        <w:t>7646</w:t>
-      </w:r>
-      <w:r>
-        <w:rPr>
-          <w:sz w:val="28"/>
-          <w:szCs w:val="28"/>
-        </w:rPr>
-        <w:t xml:space="preserve">kg, SETL-PB About </w:t>
-      </w:r>
-      <w:r>
-        <w:rPr>
-          <w:sz w:val="28"/>
-          <w:szCs w:val="28"/>
-        </w:rPr>
-        <w:t>6997.56</w:t>
-      </w:r>
-      <w:proofErr w:type="gramStart"/>
-      <w:r>
-        <w:rPr>
-          <w:sz w:val="28"/>
-          <w:szCs w:val="28"/>
-        </w:rPr>
-        <w:t>kg ,SFBL</w:t>
-      </w:r>
-      <w:proofErr w:type="gramEnd"/>
-      <w:r>
-        <w:rPr>
-          <w:sz w:val="28"/>
-          <w:szCs w:val="28"/>
-        </w:rPr>
-        <w:t>-GH About</w:t>
-      </w:r>
-      <w:r>
-        <w:rPr>
-          <w:sz w:val="28"/>
-          <w:szCs w:val="28"/>
-        </w:rPr>
-        <w:t xml:space="preserve"> 960</w:t>
-      </w:r>
-      <w:r>
-        <w:rPr>
-          <w:sz w:val="28"/>
-          <w:szCs w:val="28"/>
-        </w:rPr>
-        <w:t xml:space="preserve">kg, SFBL-AB About </w:t>
-      </w:r>
-      <w:r>
-        <w:rPr>
-          <w:sz w:val="28"/>
-          <w:szCs w:val="28"/>
-        </w:rPr>
-        <w:t>7129</w:t>
-      </w:r>
-      <w:proofErr w:type="gramStart"/>
-      <w:r>
-        <w:rPr>
-          <w:sz w:val="28"/>
-          <w:szCs w:val="28"/>
-        </w:rPr>
-        <w:t>kg,SFBL</w:t>
-      </w:r>
-      <w:proofErr w:type="gramEnd"/>
-      <w:r>
-        <w:rPr>
-          <w:sz w:val="28"/>
-          <w:szCs w:val="28"/>
-        </w:rPr>
-        <w:t xml:space="preserve">-PB about </w:t>
-      </w:r>
-      <w:r>
-        <w:rPr>
-          <w:sz w:val="28"/>
-          <w:szCs w:val="28"/>
-        </w:rPr>
-        <w:t>430</w:t>
-      </w:r>
-      <w:r>
-        <w:rPr>
-          <w:sz w:val="28"/>
-          <w:szCs w:val="28"/>
-        </w:rPr>
-        <w:t>kg,</w:t>
+        <w:t>All this information is updated on 7 March, 2026.</w:t>
       </w:r>
     </w:p>
     <w:p>
@@ -4256,6 +3758,7 @@
           <w:sz w:val="28"/>
           <w:szCs w:val="28"/>
         </w:rPr>
+        <w:lastRenderedPageBreak/>
         <w:t xml:space="preserve">I- Joist </w:t>
       </w:r>
       <w:r>
@@ -4348,17 +3851,143 @@
           <w:sz w:val="28"/>
           <w:szCs w:val="28"/>
         </w:rPr>
+        <w:t xml:space="preserve"> Fashion  About </w:t>
+      </w:r>
+      <w:r>
+        <w:rPr>
+          <w:sz w:val="28"/>
+          <w:szCs w:val="28"/>
+        </w:rPr>
+        <w:t>00</w:t>
+      </w:r>
+      <w:r>
+        <w:rPr>
+          <w:sz w:val="28"/>
+          <w:szCs w:val="28"/>
+        </w:rPr>
+        <w:t>kg, SHL-B</w:t>
+      </w:r>
+      <w:r>
+        <w:rPr>
+          <w:sz w:val="28"/>
+          <w:szCs w:val="28"/>
+        </w:rPr>
+        <w:t xml:space="preserve"> About </w:t>
+      </w:r>
+      <w:r>
+        <w:rPr>
+          <w:sz w:val="28"/>
+          <w:szCs w:val="28"/>
+        </w:rPr>
+        <w:t>2322</w:t>
+      </w:r>
+      <w:r>
+        <w:rPr>
+          <w:sz w:val="28"/>
+          <w:szCs w:val="28"/>
+        </w:rPr>
+        <w:t xml:space="preserve">kg,STL-AB About </w:t>
+      </w:r>
+      <w:r>
+        <w:rPr>
+          <w:sz w:val="28"/>
+          <w:szCs w:val="28"/>
+        </w:rPr>
+        <w:t>00</w:t>
+      </w:r>
+      <w:r>
+        <w:rPr>
+          <w:sz w:val="28"/>
+          <w:szCs w:val="28"/>
+        </w:rPr>
+        <w:t>kg,STL-PB About</w:t>
+      </w:r>
+      <w:r>
+        <w:rPr>
+          <w:sz w:val="28"/>
+          <w:szCs w:val="28"/>
+        </w:rPr>
         <w:t xml:space="preserve"> </w:t>
       </w:r>
-      <w:proofErr w:type="gramStart"/>
-      <w:r>
-        <w:rPr>
-          <w:sz w:val="28"/>
-          <w:szCs w:val="28"/>
-        </w:rPr>
-        <w:t>Fashion  About</w:t>
-      </w:r>
-      <w:proofErr w:type="gramEnd"/>
+      <w:r>
+        <w:rPr>
+          <w:sz w:val="28"/>
+          <w:szCs w:val="28"/>
+        </w:rPr>
+        <w:t>15</w:t>
+      </w:r>
+      <w:r>
+        <w:rPr>
+          <w:sz w:val="28"/>
+          <w:szCs w:val="28"/>
+        </w:rPr>
+        <w:t xml:space="preserve">kg, STL-UB About </w:t>
+      </w:r>
+      <w:r>
+        <w:rPr>
+          <w:sz w:val="28"/>
+          <w:szCs w:val="28"/>
+        </w:rPr>
+        <w:t>0</w:t>
+      </w:r>
+      <w:r>
+        <w:rPr>
+          <w:sz w:val="28"/>
+          <w:szCs w:val="28"/>
+        </w:rPr>
+        <w:t>0</w:t>
+      </w:r>
+      <w:r>
+        <w:rPr>
+          <w:sz w:val="28"/>
+          <w:szCs w:val="28"/>
+        </w:rPr>
+        <w:t xml:space="preserve">kg </w:t>
+      </w:r>
+      <w:proofErr w:type="spellStart"/>
+      <w:r>
+        <w:rPr>
+          <w:sz w:val="28"/>
+          <w:szCs w:val="28"/>
+        </w:rPr>
+        <w:t>CCkl</w:t>
+      </w:r>
+      <w:proofErr w:type="spellEnd"/>
+      <w:r>
+        <w:rPr>
+          <w:sz w:val="28"/>
+          <w:szCs w:val="28"/>
+        </w:rPr>
+        <w:t xml:space="preserve"> About </w:t>
+      </w:r>
+      <w:r>
+        <w:rPr>
+          <w:sz w:val="28"/>
+          <w:szCs w:val="28"/>
+        </w:rPr>
+        <w:t>00</w:t>
+      </w:r>
+      <w:r>
+        <w:rPr>
+          <w:sz w:val="28"/>
+          <w:szCs w:val="28"/>
+        </w:rPr>
+        <w:t xml:space="preserve">kg, SETL-PB About </w:t>
+      </w:r>
+      <w:r>
+        <w:rPr>
+          <w:sz w:val="28"/>
+          <w:szCs w:val="28"/>
+        </w:rPr>
+        <w:t>00</w:t>
+      </w:r>
+      <w:r>
+        <w:rPr>
+          <w:sz w:val="28"/>
+          <w:szCs w:val="28"/>
+        </w:rPr>
+        <w:t>kg ,SFBL-GH About</w:t>
+      </w:r>
       <w:r>
         <w:rPr>
           <w:sz w:val="28"/>
@@ -4378,37 +4007,7 @@
           <w:sz w:val="28"/>
           <w:szCs w:val="28"/>
         </w:rPr>
-        <w:t>kg, SHL-B</w:t>
-      </w:r>
-      <w:r>
-        <w:rPr>
-          <w:sz w:val="28"/>
-          <w:szCs w:val="28"/>
-        </w:rPr>
-        <w:t xml:space="preserve"> About </w:t>
-      </w:r>
-      <w:r>
-        <w:rPr>
-          <w:sz w:val="28"/>
-          <w:szCs w:val="28"/>
-        </w:rPr>
-        <w:t>2322</w:t>
-      </w:r>
-      <w:proofErr w:type="gramStart"/>
-      <w:r>
-        <w:rPr>
-          <w:sz w:val="28"/>
-          <w:szCs w:val="28"/>
-        </w:rPr>
-        <w:t>kg,STL</w:t>
-      </w:r>
-      <w:proofErr w:type="gramEnd"/>
-      <w:r>
-        <w:rPr>
-          <w:sz w:val="28"/>
-          <w:szCs w:val="28"/>
-        </w:rPr>
-        <w:t xml:space="preserve">-AB About </w:t>
+        <w:t xml:space="preserve">kg, SFBL-AB About </w:t>
       </w:r>
       <w:r>
         <w:rPr>
@@ -4417,21 +4016,33 @@
         </w:rPr>
         <w:t>00</w:t>
       </w:r>
-      <w:proofErr w:type="gramStart"/>
-      <w:r>
-        <w:rPr>
-          <w:sz w:val="28"/>
-          <w:szCs w:val="28"/>
-        </w:rPr>
-        <w:t>kg,STL</w:t>
-      </w:r>
-      <w:proofErr w:type="gramEnd"/>
-      <w:r>
-        <w:rPr>
-          <w:sz w:val="28"/>
-          <w:szCs w:val="28"/>
-        </w:rPr>
-        <w:t>-PB About</w:t>
+      <w:r>
+        <w:rPr>
+          <w:sz w:val="28"/>
+          <w:szCs w:val="28"/>
+        </w:rPr>
+        <w:t xml:space="preserve">kg,SFBL-PB about </w:t>
+      </w:r>
+      <w:r>
+        <w:rPr>
+          <w:sz w:val="28"/>
+          <w:szCs w:val="28"/>
+        </w:rPr>
+        <w:t>00</w:t>
+      </w:r>
+      <w:r>
+        <w:rPr>
+          <w:sz w:val="28"/>
+          <w:szCs w:val="28"/>
+        </w:rPr>
+        <w:t>kg</w:t>
+      </w:r>
+      <w:r>
+        <w:rPr>
+          <w:sz w:val="28"/>
+          <w:szCs w:val="28"/>
+        </w:rPr>
+        <w:t>.</w:t>
       </w:r>
       <w:r>
         <w:rPr>
@@ -4445,146 +4056,7 @@
           <w:sz w:val="28"/>
           <w:szCs w:val="28"/>
         </w:rPr>
-        <w:t>15</w:t>
-      </w:r>
-      <w:r>
-        <w:rPr>
-          <w:sz w:val="28"/>
-          <w:szCs w:val="28"/>
-        </w:rPr>
-        <w:t xml:space="preserve">kg, STL-UB About </w:t>
-      </w:r>
-      <w:r>
-        <w:rPr>
-          <w:sz w:val="28"/>
-          <w:szCs w:val="28"/>
-        </w:rPr>
-        <w:t>0</w:t>
-      </w:r>
-      <w:r>
-        <w:rPr>
-          <w:sz w:val="28"/>
-          <w:szCs w:val="28"/>
-        </w:rPr>
-        <w:t>0</w:t>
-      </w:r>
-      <w:r>
-        <w:rPr>
-          <w:sz w:val="28"/>
-          <w:szCs w:val="28"/>
-        </w:rPr>
-        <w:t xml:space="preserve">kg </w:t>
-      </w:r>
-      <w:proofErr w:type="spellStart"/>
-      <w:r>
-        <w:rPr>
-          <w:sz w:val="28"/>
-          <w:szCs w:val="28"/>
-        </w:rPr>
-        <w:t>CCkl</w:t>
-      </w:r>
-      <w:proofErr w:type="spellEnd"/>
-      <w:r>
-        <w:rPr>
-          <w:sz w:val="28"/>
-          <w:szCs w:val="28"/>
-        </w:rPr>
-        <w:t xml:space="preserve"> About </w:t>
-      </w:r>
-      <w:r>
-        <w:rPr>
-          <w:sz w:val="28"/>
-          <w:szCs w:val="28"/>
-        </w:rPr>
-        <w:t>00</w:t>
-      </w:r>
-      <w:r>
-        <w:rPr>
-          <w:sz w:val="28"/>
-          <w:szCs w:val="28"/>
-        </w:rPr>
-        <w:t xml:space="preserve">kg, SETL-PB About </w:t>
-      </w:r>
-      <w:r>
-        <w:rPr>
-          <w:sz w:val="28"/>
-          <w:szCs w:val="28"/>
-        </w:rPr>
-        <w:t>00</w:t>
-      </w:r>
-      <w:proofErr w:type="gramStart"/>
-      <w:r>
-        <w:rPr>
-          <w:sz w:val="28"/>
-          <w:szCs w:val="28"/>
-        </w:rPr>
-        <w:t>kg ,SFBL</w:t>
-      </w:r>
-      <w:proofErr w:type="gramEnd"/>
-      <w:r>
-        <w:rPr>
-          <w:sz w:val="28"/>
-          <w:szCs w:val="28"/>
-        </w:rPr>
-        <w:t>-GH About</w:t>
-      </w:r>
-      <w:r>
-        <w:rPr>
-          <w:sz w:val="28"/>
-          <w:szCs w:val="28"/>
-        </w:rPr>
-        <w:t xml:space="preserve"> </w:t>
-      </w:r>
-      <w:r>
-        <w:rPr>
-          <w:sz w:val="28"/>
-          <w:szCs w:val="28"/>
-        </w:rPr>
-        <w:t>00</w:t>
-      </w:r>
-      <w:r>
-        <w:rPr>
-          <w:sz w:val="28"/>
-          <w:szCs w:val="28"/>
-        </w:rPr>
-        <w:t xml:space="preserve">kg, SFBL-AB About </w:t>
-      </w:r>
-      <w:r>
-        <w:rPr>
-          <w:sz w:val="28"/>
-          <w:szCs w:val="28"/>
-        </w:rPr>
-        <w:t>00</w:t>
-      </w:r>
-      <w:proofErr w:type="gramStart"/>
-      <w:r>
-        <w:rPr>
-          <w:sz w:val="28"/>
-          <w:szCs w:val="28"/>
-        </w:rPr>
-        <w:t>kg,SFBL</w:t>
-      </w:r>
-      <w:proofErr w:type="gramEnd"/>
-      <w:r>
-        <w:rPr>
-          <w:sz w:val="28"/>
-          <w:szCs w:val="28"/>
-        </w:rPr>
-        <w:t xml:space="preserve">-PB about </w:t>
-      </w:r>
-      <w:r>
-        <w:rPr>
-          <w:sz w:val="28"/>
-          <w:szCs w:val="28"/>
-        </w:rPr>
-        <w:t>00</w:t>
-      </w:r>
-      <w:r>
-        <w:rPr>
-          <w:sz w:val="28"/>
-          <w:szCs w:val="28"/>
-        </w:rPr>
-        <w:t>kg,</w:t>
+        <w:t>All this information is updated on 7 March, 2026.</w:t>
       </w:r>
     </w:p>
     <w:p>
@@ -4662,7 +4134,6 @@
           <w:sz w:val="28"/>
           <w:szCs w:val="28"/>
         </w:rPr>
-        <w:lastRenderedPageBreak/>
         <w:t>Ms</w:t>
       </w:r>
       <w:proofErr w:type="spellEnd"/>
@@ -4727,7 +4198,6 @@
         <w:t xml:space="preserve">Kg, </w:t>
       </w:r>
       <w:proofErr w:type="spellStart"/>
-      <w:proofErr w:type="gramStart"/>
       <w:r>
         <w:rPr>
           <w:sz w:val="28"/>
@@ -4741,15 +4211,7 @@
           <w:sz w:val="28"/>
           <w:szCs w:val="28"/>
         </w:rPr>
-        <w:t xml:space="preserve">  Warehouse</w:t>
-      </w:r>
-      <w:proofErr w:type="gramEnd"/>
-      <w:r>
-        <w:rPr>
-          <w:sz w:val="28"/>
-          <w:szCs w:val="28"/>
-        </w:rPr>
-        <w:t xml:space="preserve"> project for about </w:t>
+        <w:t xml:space="preserve">  Warehouse project for about </w:t>
       </w:r>
       <w:r>
         <w:rPr>
@@ -4779,17 +4241,136 @@
           <w:sz w:val="28"/>
           <w:szCs w:val="28"/>
         </w:rPr>
+        <w:t xml:space="preserve"> Fashion  About </w:t>
+      </w:r>
+      <w:r>
+        <w:rPr>
+          <w:sz w:val="28"/>
+          <w:szCs w:val="28"/>
+        </w:rPr>
+        <w:t>66266</w:t>
+      </w:r>
+      <w:r>
+        <w:rPr>
+          <w:sz w:val="28"/>
+          <w:szCs w:val="28"/>
+        </w:rPr>
+        <w:t>kg, SHL-B</w:t>
+      </w:r>
+      <w:r>
+        <w:rPr>
+          <w:sz w:val="28"/>
+          <w:szCs w:val="28"/>
+        </w:rPr>
+        <w:t xml:space="preserve"> About 2</w:t>
+      </w:r>
+      <w:r>
+        <w:rPr>
+          <w:sz w:val="28"/>
+          <w:szCs w:val="28"/>
+        </w:rPr>
+        <w:t>187</w:t>
+      </w:r>
+      <w:r>
+        <w:rPr>
+          <w:sz w:val="28"/>
+          <w:szCs w:val="28"/>
+        </w:rPr>
+        <w:t xml:space="preserve">kg,STL-AB About </w:t>
+      </w:r>
+      <w:r>
+        <w:rPr>
+          <w:sz w:val="28"/>
+          <w:szCs w:val="28"/>
+        </w:rPr>
+        <w:t>6975</w:t>
+      </w:r>
+      <w:r>
+        <w:rPr>
+          <w:sz w:val="28"/>
+          <w:szCs w:val="28"/>
+        </w:rPr>
+        <w:t>kg,STL-PB About</w:t>
+      </w:r>
+      <w:r>
+        <w:rPr>
+          <w:sz w:val="28"/>
+          <w:szCs w:val="28"/>
+        </w:rPr>
         <w:t xml:space="preserve"> </w:t>
       </w:r>
-      <w:proofErr w:type="gramStart"/>
-      <w:r>
-        <w:rPr>
-          <w:sz w:val="28"/>
-          <w:szCs w:val="28"/>
-        </w:rPr>
-        <w:t>Fashion  About</w:t>
-      </w:r>
-      <w:proofErr w:type="gramEnd"/>
+      <w:r>
+        <w:rPr>
+          <w:sz w:val="28"/>
+          <w:szCs w:val="28"/>
+        </w:rPr>
+        <w:t>-1439</w:t>
+      </w:r>
+      <w:r>
+        <w:rPr>
+          <w:sz w:val="28"/>
+          <w:szCs w:val="28"/>
+        </w:rPr>
+        <w:t xml:space="preserve">kg, STL-UB About </w:t>
+      </w:r>
+      <w:r>
+        <w:rPr>
+          <w:sz w:val="28"/>
+          <w:szCs w:val="28"/>
+        </w:rPr>
+        <w:t>-205</w:t>
+      </w:r>
+      <w:r>
+        <w:rPr>
+          <w:sz w:val="28"/>
+          <w:szCs w:val="28"/>
+        </w:rPr>
+        <w:t xml:space="preserve">kg </w:t>
+      </w:r>
+      <w:proofErr w:type="spellStart"/>
+      <w:r>
+        <w:rPr>
+          <w:sz w:val="28"/>
+          <w:szCs w:val="28"/>
+        </w:rPr>
+        <w:t>CCkl</w:t>
+      </w:r>
+      <w:proofErr w:type="spellEnd"/>
+      <w:r>
+        <w:rPr>
+          <w:sz w:val="28"/>
+          <w:szCs w:val="28"/>
+        </w:rPr>
+        <w:t xml:space="preserve"> About </w:t>
+      </w:r>
+      <w:r>
+        <w:rPr>
+          <w:sz w:val="28"/>
+          <w:szCs w:val="28"/>
+        </w:rPr>
+        <w:t>20628</w:t>
+      </w:r>
+      <w:r>
+        <w:rPr>
+          <w:sz w:val="28"/>
+          <w:szCs w:val="28"/>
+        </w:rPr>
+        <w:t xml:space="preserve">kg, SETL-PB About </w:t>
+      </w:r>
+      <w:r>
+        <w:rPr>
+          <w:sz w:val="28"/>
+          <w:szCs w:val="28"/>
+        </w:rPr>
+        <w:t>10149</w:t>
+      </w:r>
+      <w:r>
+        <w:rPr>
+          <w:sz w:val="28"/>
+          <w:szCs w:val="28"/>
+        </w:rPr>
+        <w:t>kg ,SFBL-GH About</w:t>
+      </w:r>
       <w:r>
         <w:rPr>
           <w:sz w:val="28"/>
@@ -4802,168 +4383,6 @@
           <w:sz w:val="28"/>
           <w:szCs w:val="28"/>
         </w:rPr>
-        <w:t>66266</w:t>
-      </w:r>
-      <w:r>
-        <w:rPr>
-          <w:sz w:val="28"/>
-          <w:szCs w:val="28"/>
-        </w:rPr>
-        <w:t>kg, SHL-B</w:t>
-      </w:r>
-      <w:r>
-        <w:rPr>
-          <w:sz w:val="28"/>
-          <w:szCs w:val="28"/>
-        </w:rPr>
-        <w:t xml:space="preserve"> About 2</w:t>
-      </w:r>
-      <w:r>
-        <w:rPr>
-          <w:sz w:val="28"/>
-          <w:szCs w:val="28"/>
-        </w:rPr>
-        <w:t>187</w:t>
-      </w:r>
-      <w:proofErr w:type="gramStart"/>
-      <w:r>
-        <w:rPr>
-          <w:sz w:val="28"/>
-          <w:szCs w:val="28"/>
-        </w:rPr>
-        <w:t>kg,STL</w:t>
-      </w:r>
-      <w:proofErr w:type="gramEnd"/>
-      <w:r>
-        <w:rPr>
-          <w:sz w:val="28"/>
-          <w:szCs w:val="28"/>
-        </w:rPr>
-        <w:t xml:space="preserve">-AB About </w:t>
-      </w:r>
-      <w:r>
-        <w:rPr>
-          <w:sz w:val="28"/>
-          <w:szCs w:val="28"/>
-        </w:rPr>
-        <w:t>6975</w:t>
-      </w:r>
-      <w:proofErr w:type="gramStart"/>
-      <w:r>
-        <w:rPr>
-          <w:sz w:val="28"/>
-          <w:szCs w:val="28"/>
-        </w:rPr>
-        <w:t>kg,STL</w:t>
-      </w:r>
-      <w:proofErr w:type="gramEnd"/>
-      <w:r>
-        <w:rPr>
-          <w:sz w:val="28"/>
-          <w:szCs w:val="28"/>
-        </w:rPr>
-        <w:t>-PB About</w:t>
-      </w:r>
-      <w:r>
-        <w:rPr>
-          <w:sz w:val="28"/>
-          <w:szCs w:val="28"/>
-        </w:rPr>
-        <w:t xml:space="preserve"> </w:t>
-      </w:r>
-      <w:r>
-        <w:rPr>
-          <w:sz w:val="28"/>
-          <w:szCs w:val="28"/>
-        </w:rPr>
-        <w:t>-1439</w:t>
-      </w:r>
-      <w:r>
-        <w:rPr>
-          <w:sz w:val="28"/>
-          <w:szCs w:val="28"/>
-        </w:rPr>
-        <w:t xml:space="preserve">kg, STL-UB About </w:t>
-      </w:r>
-      <w:r>
-        <w:rPr>
-          <w:sz w:val="28"/>
-          <w:szCs w:val="28"/>
-        </w:rPr>
-        <w:t>-205</w:t>
-      </w:r>
-      <w:r>
-        <w:rPr>
-          <w:sz w:val="28"/>
-          <w:szCs w:val="28"/>
-        </w:rPr>
-        <w:t xml:space="preserve">kg </w:t>
-      </w:r>
-      <w:proofErr w:type="spellStart"/>
-      <w:r>
-        <w:rPr>
-          <w:sz w:val="28"/>
-          <w:szCs w:val="28"/>
-        </w:rPr>
-        <w:t>CCkl</w:t>
-      </w:r>
-      <w:proofErr w:type="spellEnd"/>
-      <w:r>
-        <w:rPr>
-          <w:sz w:val="28"/>
-          <w:szCs w:val="28"/>
-        </w:rPr>
-        <w:t xml:space="preserve"> About </w:t>
-      </w:r>
-      <w:r>
-        <w:rPr>
-          <w:sz w:val="28"/>
-          <w:szCs w:val="28"/>
-        </w:rPr>
-        <w:t>20628</w:t>
-      </w:r>
-      <w:r>
-        <w:rPr>
-          <w:sz w:val="28"/>
-          <w:szCs w:val="28"/>
-        </w:rPr>
-        <w:t xml:space="preserve">kg, SETL-PB About </w:t>
-      </w:r>
-      <w:r>
-        <w:rPr>
-          <w:sz w:val="28"/>
-          <w:szCs w:val="28"/>
-        </w:rPr>
-        <w:t>10149</w:t>
-      </w:r>
-      <w:proofErr w:type="gramStart"/>
-      <w:r>
-        <w:rPr>
-          <w:sz w:val="28"/>
-          <w:szCs w:val="28"/>
-        </w:rPr>
-        <w:t>kg ,SFBL</w:t>
-      </w:r>
-      <w:proofErr w:type="gramEnd"/>
-      <w:r>
-        <w:rPr>
-          <w:sz w:val="28"/>
-          <w:szCs w:val="28"/>
-        </w:rPr>
-        <w:t>-GH About</w:t>
-      </w:r>
-      <w:r>
-        <w:rPr>
-          <w:sz w:val="28"/>
-          <w:szCs w:val="28"/>
-        </w:rPr>
-        <w:t xml:space="preserve"> </w:t>
-      </w:r>
-      <w:r>
-        <w:rPr>
-          <w:sz w:val="28"/>
-          <w:szCs w:val="28"/>
-        </w:rPr>
         <w:t>3570</w:t>
       </w:r>
       <w:r>
@@ -4980,21 +4399,12 @@
         </w:rPr>
         <w:t>12189</w:t>
       </w:r>
-      <w:proofErr w:type="gramStart"/>
-      <w:r>
-        <w:rPr>
-          <w:sz w:val="28"/>
-          <w:szCs w:val="28"/>
-        </w:rPr>
-        <w:t>kg,SFBL</w:t>
-      </w:r>
-      <w:proofErr w:type="gramEnd"/>
-      <w:r>
-        <w:rPr>
-          <w:sz w:val="28"/>
-          <w:szCs w:val="28"/>
-        </w:rPr>
-        <w:t xml:space="preserve">-PB about </w:t>
+      <w:r>
+        <w:rPr>
+          <w:sz w:val="28"/>
+          <w:szCs w:val="28"/>
+        </w:rPr>
+        <w:t xml:space="preserve">kg,SFBL-PB about </w:t>
       </w:r>
       <w:r>
         <w:rPr>
@@ -5175,17 +4585,136 @@
           <w:sz w:val="28"/>
           <w:szCs w:val="28"/>
         </w:rPr>
+        <w:t xml:space="preserve"> Fashion  About </w:t>
+      </w:r>
+      <w:r>
+        <w:rPr>
+          <w:sz w:val="28"/>
+          <w:szCs w:val="28"/>
+        </w:rPr>
+        <w:t>90</w:t>
+      </w:r>
+      <w:r>
+        <w:rPr>
+          <w:sz w:val="28"/>
+          <w:szCs w:val="28"/>
+        </w:rPr>
+        <w:t>kg, SHL-B</w:t>
+      </w:r>
+      <w:r>
+        <w:rPr>
+          <w:sz w:val="28"/>
+          <w:szCs w:val="28"/>
+        </w:rPr>
+        <w:t xml:space="preserve"> About </w:t>
+      </w:r>
+      <w:r>
+        <w:rPr>
+          <w:sz w:val="28"/>
+          <w:szCs w:val="28"/>
+        </w:rPr>
+        <w:t>00</w:t>
+      </w:r>
+      <w:r>
+        <w:rPr>
+          <w:sz w:val="28"/>
+          <w:szCs w:val="28"/>
+        </w:rPr>
+        <w:t xml:space="preserve">kg,STL-AB About </w:t>
+      </w:r>
+      <w:r>
+        <w:rPr>
+          <w:sz w:val="28"/>
+          <w:szCs w:val="28"/>
+        </w:rPr>
+        <w:t>00</w:t>
+      </w:r>
+      <w:r>
+        <w:rPr>
+          <w:sz w:val="28"/>
+          <w:szCs w:val="28"/>
+        </w:rPr>
+        <w:t>kg,STL-PB About</w:t>
+      </w:r>
+      <w:r>
+        <w:rPr>
+          <w:sz w:val="28"/>
+          <w:szCs w:val="28"/>
+        </w:rPr>
         <w:t xml:space="preserve"> </w:t>
       </w:r>
-      <w:proofErr w:type="gramStart"/>
-      <w:r>
-        <w:rPr>
-          <w:sz w:val="28"/>
-          <w:szCs w:val="28"/>
-        </w:rPr>
-        <w:t>Fashion  About</w:t>
-      </w:r>
-      <w:proofErr w:type="gramEnd"/>
+      <w:r>
+        <w:rPr>
+          <w:sz w:val="28"/>
+          <w:szCs w:val="28"/>
+        </w:rPr>
+        <w:t>198</w:t>
+      </w:r>
+      <w:r>
+        <w:rPr>
+          <w:sz w:val="28"/>
+          <w:szCs w:val="28"/>
+        </w:rPr>
+        <w:t xml:space="preserve">kg, STL-UB About </w:t>
+      </w:r>
+      <w:r>
+        <w:rPr>
+          <w:sz w:val="28"/>
+          <w:szCs w:val="28"/>
+        </w:rPr>
+        <w:t>414</w:t>
+      </w:r>
+      <w:r>
+        <w:rPr>
+          <w:sz w:val="28"/>
+          <w:szCs w:val="28"/>
+        </w:rPr>
+        <w:t xml:space="preserve">kg </w:t>
+      </w:r>
+      <w:proofErr w:type="spellStart"/>
+      <w:r>
+        <w:rPr>
+          <w:sz w:val="28"/>
+          <w:szCs w:val="28"/>
+        </w:rPr>
+        <w:t>CCkl</w:t>
+      </w:r>
+      <w:proofErr w:type="spellEnd"/>
+      <w:r>
+        <w:rPr>
+          <w:sz w:val="28"/>
+          <w:szCs w:val="28"/>
+        </w:rPr>
+        <w:t xml:space="preserve"> About </w:t>
+      </w:r>
+      <w:r>
+        <w:rPr>
+          <w:sz w:val="28"/>
+          <w:szCs w:val="28"/>
+        </w:rPr>
+        <w:t>00</w:t>
+      </w:r>
+      <w:r>
+        <w:rPr>
+          <w:sz w:val="28"/>
+          <w:szCs w:val="28"/>
+        </w:rPr>
+        <w:t xml:space="preserve">kg, SETL-PB About </w:t>
+      </w:r>
+      <w:r>
+        <w:rPr>
+          <w:sz w:val="28"/>
+          <w:szCs w:val="28"/>
+        </w:rPr>
+        <w:t>18</w:t>
+      </w:r>
+      <w:r>
+        <w:rPr>
+          <w:sz w:val="28"/>
+          <w:szCs w:val="28"/>
+        </w:rPr>
+        <w:t>kg ,SFBL-GH About</w:t>
+      </w:r>
       <w:r>
         <w:rPr>
           <w:sz w:val="28"/>
@@ -5198,44 +4727,14 @@
           <w:sz w:val="28"/>
           <w:szCs w:val="28"/>
         </w:rPr>
-        <w:t>90</w:t>
-      </w:r>
-      <w:r>
-        <w:rPr>
-          <w:sz w:val="28"/>
-          <w:szCs w:val="28"/>
-        </w:rPr>
-        <w:t>kg, SHL-B</w:t>
-      </w:r>
-      <w:r>
-        <w:rPr>
-          <w:sz w:val="28"/>
-          <w:szCs w:val="28"/>
-        </w:rPr>
-        <w:t xml:space="preserve"> About </w:t>
-      </w:r>
-      <w:r>
-        <w:rPr>
-          <w:sz w:val="28"/>
-          <w:szCs w:val="28"/>
-        </w:rPr>
         <w:t>00</w:t>
       </w:r>
-      <w:proofErr w:type="gramStart"/>
-      <w:r>
-        <w:rPr>
-          <w:sz w:val="28"/>
-          <w:szCs w:val="28"/>
-        </w:rPr>
-        <w:t>kg,STL</w:t>
-      </w:r>
-      <w:proofErr w:type="gramEnd"/>
-      <w:r>
-        <w:rPr>
-          <w:sz w:val="28"/>
-          <w:szCs w:val="28"/>
-        </w:rPr>
-        <w:t xml:space="preserve">-AB About </w:t>
+      <w:r>
+        <w:rPr>
+          <w:sz w:val="28"/>
+          <w:szCs w:val="28"/>
+        </w:rPr>
+        <w:t xml:space="preserve">kg, SFBL-AB About </w:t>
       </w:r>
       <w:r>
         <w:rPr>
@@ -5244,153 +4743,12 @@
         </w:rPr>
         <w:t>00</w:t>
       </w:r>
-      <w:proofErr w:type="gramStart"/>
-      <w:r>
-        <w:rPr>
-          <w:sz w:val="28"/>
-          <w:szCs w:val="28"/>
-        </w:rPr>
-        <w:t>kg,STL</w:t>
-      </w:r>
-      <w:proofErr w:type="gramEnd"/>
-      <w:r>
-        <w:rPr>
-          <w:sz w:val="28"/>
-          <w:szCs w:val="28"/>
-        </w:rPr>
-        <w:t>-PB About</w:t>
-      </w:r>
-      <w:r>
-        <w:rPr>
-          <w:sz w:val="28"/>
-          <w:szCs w:val="28"/>
-        </w:rPr>
-        <w:t xml:space="preserve"> </w:t>
-      </w:r>
-      <w:r>
-        <w:rPr>
-          <w:sz w:val="28"/>
-          <w:szCs w:val="28"/>
-        </w:rPr>
-        <w:t>198</w:t>
-      </w:r>
-      <w:r>
-        <w:rPr>
-          <w:sz w:val="28"/>
-          <w:szCs w:val="28"/>
-        </w:rPr>
-        <w:t xml:space="preserve">kg, STL-UB About </w:t>
-      </w:r>
-      <w:r>
-        <w:rPr>
-          <w:sz w:val="28"/>
-          <w:szCs w:val="28"/>
-        </w:rPr>
-        <w:t>414</w:t>
-      </w:r>
-      <w:r>
-        <w:rPr>
-          <w:sz w:val="28"/>
-          <w:szCs w:val="28"/>
-        </w:rPr>
-        <w:t xml:space="preserve">kg </w:t>
-      </w:r>
-      <w:proofErr w:type="spellStart"/>
-      <w:r>
-        <w:rPr>
-          <w:sz w:val="28"/>
-          <w:szCs w:val="28"/>
-        </w:rPr>
-        <w:t>CCkl</w:t>
-      </w:r>
-      <w:proofErr w:type="spellEnd"/>
-      <w:r>
-        <w:rPr>
-          <w:sz w:val="28"/>
-          <w:szCs w:val="28"/>
-        </w:rPr>
-        <w:t xml:space="preserve"> About </w:t>
-      </w:r>
-      <w:r>
-        <w:rPr>
-          <w:sz w:val="28"/>
-          <w:szCs w:val="28"/>
-        </w:rPr>
-        <w:t>00</w:t>
-      </w:r>
-      <w:r>
-        <w:rPr>
-          <w:sz w:val="28"/>
-          <w:szCs w:val="28"/>
-        </w:rPr>
-        <w:t xml:space="preserve">kg, SETL-PB About </w:t>
-      </w:r>
-      <w:r>
-        <w:rPr>
-          <w:sz w:val="28"/>
-          <w:szCs w:val="28"/>
-        </w:rPr>
-        <w:t>18</w:t>
-      </w:r>
-      <w:proofErr w:type="gramStart"/>
-      <w:r>
-        <w:rPr>
-          <w:sz w:val="28"/>
-          <w:szCs w:val="28"/>
-        </w:rPr>
-        <w:t>kg ,SFBL</w:t>
-      </w:r>
-      <w:proofErr w:type="gramEnd"/>
-      <w:r>
-        <w:rPr>
-          <w:sz w:val="28"/>
-          <w:szCs w:val="28"/>
-        </w:rPr>
-        <w:t>-GH About</w:t>
-      </w:r>
-      <w:r>
-        <w:rPr>
-          <w:sz w:val="28"/>
-          <w:szCs w:val="28"/>
-        </w:rPr>
-        <w:t xml:space="preserve"> </w:t>
-      </w:r>
-      <w:r>
-        <w:rPr>
-          <w:sz w:val="28"/>
-          <w:szCs w:val="28"/>
-        </w:rPr>
-        <w:t>00</w:t>
-      </w:r>
-      <w:r>
-        <w:rPr>
-          <w:sz w:val="28"/>
-          <w:szCs w:val="28"/>
-        </w:rPr>
-        <w:t xml:space="preserve">kg, SFBL-AB About </w:t>
-      </w:r>
-      <w:r>
-        <w:rPr>
-          <w:sz w:val="28"/>
-          <w:szCs w:val="28"/>
-        </w:rPr>
-        <w:t>00</w:t>
-      </w:r>
-      <w:proofErr w:type="gramStart"/>
-      <w:r>
-        <w:rPr>
-          <w:sz w:val="28"/>
-          <w:szCs w:val="28"/>
-        </w:rPr>
-        <w:t>kg,SFBL</w:t>
-      </w:r>
-      <w:proofErr w:type="gramEnd"/>
-      <w:r>
-        <w:rPr>
-          <w:sz w:val="28"/>
-          <w:szCs w:val="28"/>
-        </w:rPr>
-        <w:t xml:space="preserve">-PB about </w:t>
+      <w:r>
+        <w:rPr>
+          <w:sz w:val="28"/>
+          <w:szCs w:val="28"/>
+        </w:rPr>
+        <w:t xml:space="preserve">kg,SFBL-PB about </w:t>
       </w:r>
       <w:r>
         <w:rPr>
@@ -5472,7 +4830,42 @@
           <w:sz w:val="28"/>
           <w:szCs w:val="28"/>
         </w:rPr>
-        <w:t xml:space="preserve">Hollow Box </w:t>
+        <w:t>Hollow Box 1.5</w:t>
+      </w:r>
+      <w:r>
+        <w:rPr>
+          <w:sz w:val="28"/>
+          <w:szCs w:val="28"/>
+        </w:rPr>
+        <w:t xml:space="preserve"> inch </w:t>
+      </w:r>
+      <w:r>
+        <w:rPr>
+          <w:sz w:val="28"/>
+          <w:szCs w:val="28"/>
+        </w:rPr>
+        <w:t>x</w:t>
+      </w:r>
+      <w:r>
+        <w:rPr>
+          <w:sz w:val="28"/>
+          <w:szCs w:val="28"/>
+        </w:rPr>
+        <w:t xml:space="preserve"> </w:t>
+      </w:r>
+      <w:r>
+        <w:rPr>
+          <w:sz w:val="28"/>
+          <w:szCs w:val="28"/>
+        </w:rPr>
+        <w:t>1.5</w:t>
+      </w:r>
+      <w:r>
+        <w:rPr>
+          <w:sz w:val="28"/>
+          <w:szCs w:val="28"/>
+        </w:rPr>
+        <w:t xml:space="preserve"> </w:t>
       </w:r>
       <w:proofErr w:type="gramStart"/>
       <w:r>
@@ -5480,14 +4873,21 @@
           <w:sz w:val="28"/>
           <w:szCs w:val="28"/>
         </w:rPr>
-        <w:t>1.5</w:t>
-      </w:r>
-      <w:r>
-        <w:rPr>
-          <w:sz w:val="28"/>
-          <w:szCs w:val="28"/>
-        </w:rPr>
-        <w:t xml:space="preserve"> inch</w:t>
+        <w:t>inch</w:t>
+      </w:r>
+      <w:r>
+        <w:rPr>
+          <w:sz w:val="28"/>
+          <w:szCs w:val="28"/>
+        </w:rPr>
+        <w:t xml:space="preserve">  </w:t>
+      </w:r>
+      <w:r>
+        <w:rPr>
+          <w:sz w:val="28"/>
+          <w:szCs w:val="28"/>
+        </w:rPr>
+        <w:t>is</w:t>
       </w:r>
       <w:proofErr w:type="gramEnd"/>
       <w:r>
@@ -5495,6 +4895,138 @@
           <w:sz w:val="28"/>
           <w:szCs w:val="28"/>
         </w:rPr>
+        <w:t xml:space="preserve"> available for </w:t>
+      </w:r>
+      <w:proofErr w:type="spellStart"/>
+      <w:r>
+        <w:rPr>
+          <w:sz w:val="28"/>
+          <w:szCs w:val="28"/>
+        </w:rPr>
+        <w:t>Mawna</w:t>
+      </w:r>
+      <w:proofErr w:type="spellEnd"/>
+      <w:r>
+        <w:rPr>
+          <w:sz w:val="28"/>
+          <w:szCs w:val="28"/>
+        </w:rPr>
+        <w:t xml:space="preserve"> Warehouse project about </w:t>
+      </w:r>
+      <w:r>
+        <w:rPr>
+          <w:sz w:val="28"/>
+          <w:szCs w:val="28"/>
+        </w:rPr>
+        <w:t>42633.1</w:t>
+      </w:r>
+      <w:r>
+        <w:rPr>
+          <w:sz w:val="28"/>
+          <w:szCs w:val="28"/>
+        </w:rPr>
+        <w:t xml:space="preserve">Kg, </w:t>
+      </w:r>
+      <w:proofErr w:type="spellStart"/>
+      <w:r>
+        <w:rPr>
+          <w:sz w:val="28"/>
+          <w:szCs w:val="28"/>
+        </w:rPr>
+        <w:t>Ashulia</w:t>
+      </w:r>
+      <w:proofErr w:type="spellEnd"/>
+      <w:r>
+        <w:rPr>
+          <w:sz w:val="28"/>
+          <w:szCs w:val="28"/>
+        </w:rPr>
+        <w:t xml:space="preserve">  Warehouse project for about </w:t>
+      </w:r>
+      <w:r>
+        <w:rPr>
+          <w:sz w:val="28"/>
+          <w:szCs w:val="28"/>
+        </w:rPr>
+        <w:t>36005.75</w:t>
+      </w:r>
+      <w:r>
+        <w:rPr>
+          <w:sz w:val="28"/>
+          <w:szCs w:val="28"/>
+        </w:rPr>
+        <w:t xml:space="preserve">Kg, </w:t>
+      </w:r>
+      <w:proofErr w:type="spellStart"/>
+      <w:r>
+        <w:rPr>
+          <w:sz w:val="28"/>
+          <w:szCs w:val="28"/>
+        </w:rPr>
+        <w:t>Hamja</w:t>
+      </w:r>
+      <w:proofErr w:type="spellEnd"/>
+      <w:r>
+        <w:rPr>
+          <w:sz w:val="28"/>
+          <w:szCs w:val="28"/>
+        </w:rPr>
+        <w:t xml:space="preserve"> Fashion  About </w:t>
+      </w:r>
+      <w:r>
+        <w:rPr>
+          <w:sz w:val="28"/>
+          <w:szCs w:val="28"/>
+        </w:rPr>
+        <w:t>105747</w:t>
+      </w:r>
+      <w:r>
+        <w:rPr>
+          <w:sz w:val="28"/>
+          <w:szCs w:val="28"/>
+        </w:rPr>
+        <w:t>kg, SHL-B</w:t>
+      </w:r>
+      <w:r>
+        <w:rPr>
+          <w:sz w:val="28"/>
+          <w:szCs w:val="28"/>
+        </w:rPr>
+        <w:t xml:space="preserve"> About </w:t>
+      </w:r>
+      <w:r>
+        <w:rPr>
+          <w:sz w:val="28"/>
+          <w:szCs w:val="28"/>
+        </w:rPr>
+        <w:t>10684</w:t>
+      </w:r>
+      <w:r>
+        <w:rPr>
+          <w:sz w:val="28"/>
+          <w:szCs w:val="28"/>
+        </w:rPr>
+        <w:t xml:space="preserve">kg,STL-AB About </w:t>
+      </w:r>
+      <w:r>
+        <w:rPr>
+          <w:sz w:val="28"/>
+          <w:szCs w:val="28"/>
+        </w:rPr>
+        <w:t>13560</w:t>
+      </w:r>
+      <w:r>
+        <w:rPr>
+          <w:sz w:val="28"/>
+          <w:szCs w:val="28"/>
+        </w:rPr>
+        <w:t>kg,STL-PB About</w:t>
+      </w:r>
+      <w:r>
+        <w:rPr>
+          <w:sz w:val="28"/>
+          <w:szCs w:val="28"/>
+        </w:rPr>
         <w:t xml:space="preserve"> </w:t>
       </w:r>
       <w:r>
@@ -5502,7 +5034,72 @@
           <w:sz w:val="28"/>
           <w:szCs w:val="28"/>
         </w:rPr>
-        <w:t>x</w:t>
+        <w:t>3908.89</w:t>
+      </w:r>
+      <w:r>
+        <w:rPr>
+          <w:sz w:val="28"/>
+          <w:szCs w:val="28"/>
+        </w:rPr>
+        <w:t xml:space="preserve">kg, STL-UB About </w:t>
+      </w:r>
+      <w:r>
+        <w:rPr>
+          <w:sz w:val="28"/>
+          <w:szCs w:val="28"/>
+        </w:rPr>
+        <w:t>366</w:t>
+      </w:r>
+      <w:r>
+        <w:rPr>
+          <w:sz w:val="28"/>
+          <w:szCs w:val="28"/>
+        </w:rPr>
+        <w:t xml:space="preserve">kg </w:t>
+      </w:r>
+      <w:proofErr w:type="spellStart"/>
+      <w:r>
+        <w:rPr>
+          <w:sz w:val="28"/>
+          <w:szCs w:val="28"/>
+        </w:rPr>
+        <w:t>CCkl</w:t>
+      </w:r>
+      <w:proofErr w:type="spellEnd"/>
+      <w:r>
+        <w:rPr>
+          <w:sz w:val="28"/>
+          <w:szCs w:val="28"/>
+        </w:rPr>
+        <w:t xml:space="preserve"> About </w:t>
+      </w:r>
+      <w:r>
+        <w:rPr>
+          <w:sz w:val="28"/>
+          <w:szCs w:val="28"/>
+        </w:rPr>
+        <w:t>38268</w:t>
+      </w:r>
+      <w:r>
+        <w:rPr>
+          <w:sz w:val="28"/>
+          <w:szCs w:val="28"/>
+        </w:rPr>
+        <w:t xml:space="preserve">kg, SETL-PB About </w:t>
+      </w:r>
+      <w:r>
+        <w:rPr>
+          <w:sz w:val="28"/>
+          <w:szCs w:val="28"/>
+        </w:rPr>
+        <w:t>18963.25</w:t>
+      </w:r>
+      <w:r>
+        <w:rPr>
+          <w:sz w:val="28"/>
+          <w:szCs w:val="28"/>
+        </w:rPr>
+        <w:t>kg ,SFBL-GH About</w:t>
       </w:r>
       <w:r>
         <w:rPr>
@@ -5516,313 +5113,6 @@
           <w:sz w:val="28"/>
           <w:szCs w:val="28"/>
         </w:rPr>
-        <w:t>1.5</w:t>
-      </w:r>
-      <w:r>
-        <w:rPr>
-          <w:sz w:val="28"/>
-          <w:szCs w:val="28"/>
-        </w:rPr>
-        <w:t xml:space="preserve"> </w:t>
-      </w:r>
-      <w:proofErr w:type="gramStart"/>
-      <w:r>
-        <w:rPr>
-          <w:sz w:val="28"/>
-          <w:szCs w:val="28"/>
-        </w:rPr>
-        <w:t>inch</w:t>
-      </w:r>
-      <w:r>
-        <w:rPr>
-          <w:sz w:val="28"/>
-          <w:szCs w:val="28"/>
-        </w:rPr>
-        <w:t xml:space="preserve">  </w:t>
-      </w:r>
-      <w:r>
-        <w:rPr>
-          <w:sz w:val="28"/>
-          <w:szCs w:val="28"/>
-        </w:rPr>
-        <w:t>is</w:t>
-      </w:r>
-      <w:proofErr w:type="gramEnd"/>
-      <w:r>
-        <w:rPr>
-          <w:sz w:val="28"/>
-          <w:szCs w:val="28"/>
-        </w:rPr>
-        <w:t xml:space="preserve"> available for </w:t>
-      </w:r>
-      <w:proofErr w:type="spellStart"/>
-      <w:r>
-        <w:rPr>
-          <w:sz w:val="28"/>
-          <w:szCs w:val="28"/>
-        </w:rPr>
-        <w:t>Mawna</w:t>
-      </w:r>
-      <w:proofErr w:type="spellEnd"/>
-      <w:r>
-        <w:rPr>
-          <w:sz w:val="28"/>
-          <w:szCs w:val="28"/>
-        </w:rPr>
-        <w:t xml:space="preserve"> Warehouse project about </w:t>
-      </w:r>
-      <w:r>
-        <w:rPr>
-          <w:sz w:val="28"/>
-          <w:szCs w:val="28"/>
-        </w:rPr>
-        <w:t>42633.1</w:t>
-      </w:r>
-      <w:r>
-        <w:rPr>
-          <w:sz w:val="28"/>
-          <w:szCs w:val="28"/>
-        </w:rPr>
-        <w:t xml:space="preserve">Kg, </w:t>
-      </w:r>
-      <w:proofErr w:type="spellStart"/>
-      <w:proofErr w:type="gramStart"/>
-      <w:r>
-        <w:rPr>
-          <w:sz w:val="28"/>
-          <w:szCs w:val="28"/>
-        </w:rPr>
-        <w:t>Ashulia</w:t>
-      </w:r>
-      <w:proofErr w:type="spellEnd"/>
-      <w:r>
-        <w:rPr>
-          <w:sz w:val="28"/>
-          <w:szCs w:val="28"/>
-        </w:rPr>
-        <w:t xml:space="preserve">  Warehouse</w:t>
-      </w:r>
-      <w:proofErr w:type="gramEnd"/>
-      <w:r>
-        <w:rPr>
-          <w:sz w:val="28"/>
-          <w:szCs w:val="28"/>
-        </w:rPr>
-        <w:t xml:space="preserve"> project for about </w:t>
-      </w:r>
-      <w:r>
-        <w:rPr>
-          <w:sz w:val="28"/>
-          <w:szCs w:val="28"/>
-        </w:rPr>
-        <w:t>36005.75</w:t>
-      </w:r>
-      <w:r>
-        <w:rPr>
-          <w:sz w:val="28"/>
-          <w:szCs w:val="28"/>
-        </w:rPr>
-        <w:t xml:space="preserve">Kg, </w:t>
-      </w:r>
-      <w:proofErr w:type="spellStart"/>
-      <w:r>
-        <w:rPr>
-          <w:sz w:val="28"/>
-          <w:szCs w:val="28"/>
-        </w:rPr>
-        <w:t>Hamja</w:t>
-      </w:r>
-      <w:proofErr w:type="spellEnd"/>
-      <w:r>
-        <w:rPr>
-          <w:sz w:val="28"/>
-          <w:szCs w:val="28"/>
-        </w:rPr>
-        <w:t xml:space="preserve"> </w:t>
-      </w:r>
-      <w:proofErr w:type="gramStart"/>
-      <w:r>
-        <w:rPr>
-          <w:sz w:val="28"/>
-          <w:szCs w:val="28"/>
-        </w:rPr>
-        <w:t>Fashion  About</w:t>
-      </w:r>
-      <w:proofErr w:type="gramEnd"/>
-      <w:r>
-        <w:rPr>
-          <w:sz w:val="28"/>
-          <w:szCs w:val="28"/>
-        </w:rPr>
-        <w:t xml:space="preserve"> </w:t>
-      </w:r>
-      <w:r>
-        <w:rPr>
-          <w:sz w:val="28"/>
-          <w:szCs w:val="28"/>
-        </w:rPr>
-        <w:t>105747</w:t>
-      </w:r>
-      <w:r>
-        <w:rPr>
-          <w:sz w:val="28"/>
-          <w:szCs w:val="28"/>
-        </w:rPr>
-        <w:t>kg, SHL-B</w:t>
-      </w:r>
-      <w:r>
-        <w:rPr>
-          <w:sz w:val="28"/>
-          <w:szCs w:val="28"/>
-        </w:rPr>
-        <w:t xml:space="preserve"> About </w:t>
-      </w:r>
-      <w:r>
-        <w:rPr>
-          <w:sz w:val="28"/>
-          <w:szCs w:val="28"/>
-        </w:rPr>
-        <w:t>10684</w:t>
-      </w:r>
-      <w:proofErr w:type="gramStart"/>
-      <w:r>
-        <w:rPr>
-          <w:sz w:val="28"/>
-          <w:szCs w:val="28"/>
-        </w:rPr>
-        <w:t>kg,STL</w:t>
-      </w:r>
-      <w:proofErr w:type="gramEnd"/>
-      <w:r>
-        <w:rPr>
-          <w:sz w:val="28"/>
-          <w:szCs w:val="28"/>
-        </w:rPr>
-        <w:t xml:space="preserve">-AB About </w:t>
-      </w:r>
-      <w:r>
-        <w:rPr>
-          <w:sz w:val="28"/>
-          <w:szCs w:val="28"/>
-        </w:rPr>
-        <w:t>13560</w:t>
-      </w:r>
-      <w:proofErr w:type="gramStart"/>
-      <w:r>
-        <w:rPr>
-          <w:sz w:val="28"/>
-          <w:szCs w:val="28"/>
-        </w:rPr>
-        <w:t>kg,STL</w:t>
-      </w:r>
-      <w:proofErr w:type="gramEnd"/>
-      <w:r>
-        <w:rPr>
-          <w:sz w:val="28"/>
-          <w:szCs w:val="28"/>
-        </w:rPr>
-        <w:t>-PB About</w:t>
-      </w:r>
-      <w:r>
-        <w:rPr>
-          <w:sz w:val="28"/>
-          <w:szCs w:val="28"/>
-        </w:rPr>
-        <w:t xml:space="preserve"> </w:t>
-      </w:r>
-      <w:r>
-        <w:rPr>
-          <w:sz w:val="28"/>
-          <w:szCs w:val="28"/>
-        </w:rPr>
-        <w:t>3908.89</w:t>
-      </w:r>
-      <w:r>
-        <w:rPr>
-          <w:sz w:val="28"/>
-          <w:szCs w:val="28"/>
-        </w:rPr>
-        <w:t xml:space="preserve">kg, STL-UB About </w:t>
-      </w:r>
-      <w:r>
-        <w:rPr>
-          <w:sz w:val="28"/>
-          <w:szCs w:val="28"/>
-        </w:rPr>
-        <w:t>366</w:t>
-      </w:r>
-      <w:r>
-        <w:rPr>
-          <w:sz w:val="28"/>
-          <w:szCs w:val="28"/>
-        </w:rPr>
-        <w:t xml:space="preserve">kg </w:t>
-      </w:r>
-      <w:proofErr w:type="spellStart"/>
-      <w:r>
-        <w:rPr>
-          <w:sz w:val="28"/>
-          <w:szCs w:val="28"/>
-        </w:rPr>
-        <w:t>CCkl</w:t>
-      </w:r>
-      <w:proofErr w:type="spellEnd"/>
-      <w:r>
-        <w:rPr>
-          <w:sz w:val="28"/>
-          <w:szCs w:val="28"/>
-        </w:rPr>
-        <w:t xml:space="preserve"> About </w:t>
-      </w:r>
-      <w:r>
-        <w:rPr>
-          <w:sz w:val="28"/>
-          <w:szCs w:val="28"/>
-        </w:rPr>
-        <w:t>38268</w:t>
-      </w:r>
-      <w:r>
-        <w:rPr>
-          <w:sz w:val="28"/>
-          <w:szCs w:val="28"/>
-        </w:rPr>
-        <w:t xml:space="preserve">kg, SETL-PB About </w:t>
-      </w:r>
-      <w:r>
-        <w:rPr>
-          <w:sz w:val="28"/>
-          <w:szCs w:val="28"/>
-        </w:rPr>
-        <w:t>18963.25</w:t>
-      </w:r>
-      <w:proofErr w:type="gramStart"/>
-      <w:r>
-        <w:rPr>
-          <w:sz w:val="28"/>
-          <w:szCs w:val="28"/>
-        </w:rPr>
-        <w:t>kg ,SFBL</w:t>
-      </w:r>
-      <w:proofErr w:type="gramEnd"/>
-      <w:r>
-        <w:rPr>
-          <w:sz w:val="28"/>
-          <w:szCs w:val="28"/>
-        </w:rPr>
-        <w:t>-GH About</w:t>
-      </w:r>
-      <w:r>
-        <w:rPr>
-          <w:sz w:val="28"/>
-          <w:szCs w:val="28"/>
-        </w:rPr>
-        <w:t xml:space="preserve"> </w:t>
-      </w:r>
-      <w:r>
-        <w:rPr>
-          <w:sz w:val="28"/>
-          <w:szCs w:val="28"/>
-        </w:rPr>
         <w:t>3500</w:t>
       </w:r>
       <w:r>
@@ -5839,21 +5129,12 @@
         </w:rPr>
         <w:t>32318</w:t>
       </w:r>
-      <w:proofErr w:type="gramStart"/>
-      <w:r>
-        <w:rPr>
-          <w:sz w:val="28"/>
-          <w:szCs w:val="28"/>
-        </w:rPr>
-        <w:t>kg,SFBL</w:t>
-      </w:r>
-      <w:proofErr w:type="gramEnd"/>
-      <w:r>
-        <w:rPr>
-          <w:sz w:val="28"/>
-          <w:szCs w:val="28"/>
-        </w:rPr>
-        <w:t xml:space="preserve">-PB about </w:t>
+      <w:r>
+        <w:rPr>
+          <w:sz w:val="28"/>
+          <w:szCs w:val="28"/>
+        </w:rPr>
+        <w:t xml:space="preserve">kg,SFBL-PB about </w:t>
       </w:r>
       <w:r>
         <w:rPr>
@@ -5934,6 +5215,7 @@
           <w:sz w:val="28"/>
           <w:szCs w:val="28"/>
         </w:rPr>
+        <w:lastRenderedPageBreak/>
         <w:t>“</w:t>
       </w:r>
       <w:r>
@@ -5941,22 +5223,103 @@
           <w:sz w:val="28"/>
           <w:szCs w:val="28"/>
         </w:rPr>
-        <w:t xml:space="preserve">Hollow Box </w:t>
-      </w:r>
+        <w:t>Hollow Box 3</w:t>
+      </w:r>
+      <w:r>
+        <w:rPr>
+          <w:sz w:val="28"/>
+          <w:szCs w:val="28"/>
+        </w:rPr>
+        <w:t xml:space="preserve"> inch </w:t>
+      </w:r>
+      <w:r>
+        <w:rPr>
+          <w:sz w:val="28"/>
+          <w:szCs w:val="28"/>
+        </w:rPr>
+        <w:t>x</w:t>
+      </w:r>
+      <w:r>
+        <w:rPr>
+          <w:sz w:val="28"/>
+          <w:szCs w:val="28"/>
+        </w:rPr>
+        <w:t xml:space="preserve"> </w:t>
+      </w:r>
+      <w:r>
+        <w:rPr>
+          <w:sz w:val="28"/>
+          <w:szCs w:val="28"/>
+        </w:rPr>
+        <w:t>3</w:t>
+      </w:r>
+      <w:r>
+        <w:rPr>
+          <w:sz w:val="28"/>
+          <w:szCs w:val="28"/>
+        </w:rPr>
+        <w:t xml:space="preserve"> inch”</w:t>
+      </w:r>
+      <w:r>
+        <w:rPr>
+          <w:sz w:val="28"/>
+          <w:szCs w:val="28"/>
+        </w:rPr>
+        <w:t xml:space="preserve"> </w:t>
+      </w:r>
+      <w:r>
+        <w:rPr>
+          <w:sz w:val="28"/>
+          <w:szCs w:val="28"/>
+        </w:rPr>
+        <w:t xml:space="preserve">is available for </w:t>
+      </w:r>
+      <w:proofErr w:type="spellStart"/>
+      <w:r>
+        <w:rPr>
+          <w:sz w:val="28"/>
+          <w:szCs w:val="28"/>
+        </w:rPr>
+        <w:t>Mawna</w:t>
+      </w:r>
+      <w:proofErr w:type="spellEnd"/>
+      <w:r>
+        <w:rPr>
+          <w:sz w:val="28"/>
+          <w:szCs w:val="28"/>
+        </w:rPr>
+        <w:t xml:space="preserve"> Warehouse project about </w:t>
+      </w:r>
+      <w:r>
+        <w:rPr>
+          <w:sz w:val="28"/>
+          <w:szCs w:val="28"/>
+        </w:rPr>
+        <w:t>24961.8</w:t>
+      </w:r>
+      <w:r>
+        <w:rPr>
+          <w:sz w:val="28"/>
+          <w:szCs w:val="28"/>
+        </w:rPr>
+        <w:t xml:space="preserve">Kg, </w:t>
+      </w:r>
+      <w:proofErr w:type="spellStart"/>
       <w:proofErr w:type="gramStart"/>
       <w:r>
         <w:rPr>
           <w:sz w:val="28"/>
           <w:szCs w:val="28"/>
         </w:rPr>
-        <w:t>3</w:t>
-      </w:r>
-      <w:r>
-        <w:rPr>
-          <w:sz w:val="28"/>
-          <w:szCs w:val="28"/>
-        </w:rPr>
-        <w:t xml:space="preserve"> inch</w:t>
+        <w:t>Ashulia</w:t>
+      </w:r>
+      <w:proofErr w:type="spellEnd"/>
+      <w:r>
+        <w:rPr>
+          <w:sz w:val="28"/>
+          <w:szCs w:val="28"/>
+        </w:rPr>
+        <w:t xml:space="preserve">  Warehouse</w:t>
       </w:r>
       <w:proofErr w:type="gramEnd"/>
       <w:r>
@@ -5964,6 +5327,99 @@
           <w:sz w:val="28"/>
           <w:szCs w:val="28"/>
         </w:rPr>
+        <w:t xml:space="preserve"> project for about </w:t>
+      </w:r>
+      <w:r>
+        <w:rPr>
+          <w:sz w:val="28"/>
+          <w:szCs w:val="28"/>
+        </w:rPr>
+        <w:t>36</w:t>
+      </w:r>
+      <w:r>
+        <w:rPr>
+          <w:sz w:val="28"/>
+          <w:szCs w:val="28"/>
+        </w:rPr>
+        <w:t>546.79</w:t>
+      </w:r>
+      <w:r>
+        <w:rPr>
+          <w:sz w:val="28"/>
+          <w:szCs w:val="28"/>
+        </w:rPr>
+        <w:t xml:space="preserve">Kg, </w:t>
+      </w:r>
+      <w:proofErr w:type="spellStart"/>
+      <w:r>
+        <w:rPr>
+          <w:sz w:val="28"/>
+          <w:szCs w:val="28"/>
+        </w:rPr>
+        <w:t>Hamja</w:t>
+      </w:r>
+      <w:proofErr w:type="spellEnd"/>
+      <w:r>
+        <w:rPr>
+          <w:sz w:val="28"/>
+          <w:szCs w:val="28"/>
+        </w:rPr>
+        <w:t xml:space="preserve"> Fashion  About </w:t>
+      </w:r>
+      <w:r>
+        <w:rPr>
+          <w:sz w:val="28"/>
+          <w:szCs w:val="28"/>
+        </w:rPr>
+        <w:t>59446</w:t>
+      </w:r>
+      <w:r>
+        <w:rPr>
+          <w:sz w:val="28"/>
+          <w:szCs w:val="28"/>
+        </w:rPr>
+        <w:t>kg, SHL-B</w:t>
+      </w:r>
+      <w:r>
+        <w:rPr>
+          <w:sz w:val="28"/>
+          <w:szCs w:val="28"/>
+        </w:rPr>
+        <w:t xml:space="preserve"> About </w:t>
+      </w:r>
+      <w:r>
+        <w:rPr>
+          <w:sz w:val="28"/>
+          <w:szCs w:val="28"/>
+        </w:rPr>
+        <w:t>8498</w:t>
+      </w:r>
+      <w:r>
+        <w:rPr>
+          <w:sz w:val="28"/>
+          <w:szCs w:val="28"/>
+        </w:rPr>
+        <w:t xml:space="preserve">kg,STL-AB About </w:t>
+      </w:r>
+      <w:r>
+        <w:rPr>
+          <w:sz w:val="28"/>
+          <w:szCs w:val="28"/>
+        </w:rPr>
+        <w:t>7129</w:t>
+      </w:r>
+      <w:r>
+        <w:rPr>
+          <w:sz w:val="28"/>
+          <w:szCs w:val="28"/>
+        </w:rPr>
+        <w:t>kg,STL-PB About</w:t>
+      </w:r>
+      <w:r>
+        <w:rPr>
+          <w:sz w:val="28"/>
+          <w:szCs w:val="28"/>
+        </w:rPr>
         <w:t xml:space="preserve"> </w:t>
       </w:r>
       <w:r>
@@ -5971,7 +5427,72 @@
           <w:sz w:val="28"/>
           <w:szCs w:val="28"/>
         </w:rPr>
-        <w:t>x</w:t>
+        <w:t>-153.3</w:t>
+      </w:r>
+      <w:r>
+        <w:rPr>
+          <w:sz w:val="28"/>
+          <w:szCs w:val="28"/>
+        </w:rPr>
+        <w:t xml:space="preserve">kg, STL-UB About </w:t>
+      </w:r>
+      <w:r>
+        <w:rPr>
+          <w:sz w:val="28"/>
+          <w:szCs w:val="28"/>
+        </w:rPr>
+        <w:t>4.34</w:t>
+      </w:r>
+      <w:r>
+        <w:rPr>
+          <w:sz w:val="28"/>
+          <w:szCs w:val="28"/>
+        </w:rPr>
+        <w:t xml:space="preserve">kg </w:t>
+      </w:r>
+      <w:proofErr w:type="spellStart"/>
+      <w:r>
+        <w:rPr>
+          <w:sz w:val="28"/>
+          <w:szCs w:val="28"/>
+        </w:rPr>
+        <w:t>CCkl</w:t>
+      </w:r>
+      <w:proofErr w:type="spellEnd"/>
+      <w:r>
+        <w:rPr>
+          <w:sz w:val="28"/>
+          <w:szCs w:val="28"/>
+        </w:rPr>
+        <w:t xml:space="preserve"> About </w:t>
+      </w:r>
+      <w:r>
+        <w:rPr>
+          <w:sz w:val="28"/>
+          <w:szCs w:val="28"/>
+        </w:rPr>
+        <w:t>18018</w:t>
+      </w:r>
+      <w:r>
+        <w:rPr>
+          <w:sz w:val="28"/>
+          <w:szCs w:val="28"/>
+        </w:rPr>
+        <w:t xml:space="preserve">kg, SETL-PB About </w:t>
+      </w:r>
+      <w:r>
+        <w:rPr>
+          <w:sz w:val="28"/>
+          <w:szCs w:val="28"/>
+        </w:rPr>
+        <w:t>1713.8</w:t>
+      </w:r>
+      <w:r>
+        <w:rPr>
+          <w:sz w:val="28"/>
+          <w:szCs w:val="28"/>
+        </w:rPr>
+        <w:t>kg ,SFBL-GH About</w:t>
       </w:r>
       <w:r>
         <w:rPr>
@@ -5985,304 +5506,6 @@
           <w:sz w:val="28"/>
           <w:szCs w:val="28"/>
         </w:rPr>
-        <w:t>3</w:t>
-      </w:r>
-      <w:r>
-        <w:rPr>
-          <w:sz w:val="28"/>
-          <w:szCs w:val="28"/>
-        </w:rPr>
-        <w:t xml:space="preserve"> inch”</w:t>
-      </w:r>
-      <w:r>
-        <w:rPr>
-          <w:sz w:val="28"/>
-          <w:szCs w:val="28"/>
-        </w:rPr>
-        <w:t xml:space="preserve"> </w:t>
-      </w:r>
-      <w:r>
-        <w:rPr>
-          <w:sz w:val="28"/>
-          <w:szCs w:val="28"/>
-        </w:rPr>
-        <w:t xml:space="preserve">is available for </w:t>
-      </w:r>
-      <w:proofErr w:type="spellStart"/>
-      <w:r>
-        <w:rPr>
-          <w:sz w:val="28"/>
-          <w:szCs w:val="28"/>
-        </w:rPr>
-        <w:t>Mawna</w:t>
-      </w:r>
-      <w:proofErr w:type="spellEnd"/>
-      <w:r>
-        <w:rPr>
-          <w:sz w:val="28"/>
-          <w:szCs w:val="28"/>
-        </w:rPr>
-        <w:t xml:space="preserve"> Warehouse project about </w:t>
-      </w:r>
-      <w:r>
-        <w:rPr>
-          <w:sz w:val="28"/>
-          <w:szCs w:val="28"/>
-        </w:rPr>
-        <w:t>24961.8</w:t>
-      </w:r>
-      <w:r>
-        <w:rPr>
-          <w:sz w:val="28"/>
-          <w:szCs w:val="28"/>
-        </w:rPr>
-        <w:t xml:space="preserve">Kg, </w:t>
-      </w:r>
-      <w:proofErr w:type="spellStart"/>
-      <w:proofErr w:type="gramStart"/>
-      <w:r>
-        <w:rPr>
-          <w:sz w:val="28"/>
-          <w:szCs w:val="28"/>
-        </w:rPr>
-        <w:t>Ashulia</w:t>
-      </w:r>
-      <w:proofErr w:type="spellEnd"/>
-      <w:r>
-        <w:rPr>
-          <w:sz w:val="28"/>
-          <w:szCs w:val="28"/>
-        </w:rPr>
-        <w:t xml:space="preserve">  Warehouse</w:t>
-      </w:r>
-      <w:proofErr w:type="gramEnd"/>
-      <w:r>
-        <w:rPr>
-          <w:sz w:val="28"/>
-          <w:szCs w:val="28"/>
-        </w:rPr>
-        <w:t xml:space="preserve"> project for about </w:t>
-      </w:r>
-      <w:r>
-        <w:rPr>
-          <w:sz w:val="28"/>
-          <w:szCs w:val="28"/>
-        </w:rPr>
-        <w:t>36</w:t>
-      </w:r>
-      <w:r>
-        <w:rPr>
-          <w:sz w:val="28"/>
-          <w:szCs w:val="28"/>
-        </w:rPr>
-        <w:t>546.79</w:t>
-      </w:r>
-      <w:r>
-        <w:rPr>
-          <w:sz w:val="28"/>
-          <w:szCs w:val="28"/>
-        </w:rPr>
-        <w:t xml:space="preserve">Kg, </w:t>
-      </w:r>
-      <w:proofErr w:type="spellStart"/>
-      <w:r>
-        <w:rPr>
-          <w:sz w:val="28"/>
-          <w:szCs w:val="28"/>
-        </w:rPr>
-        <w:t>Hamja</w:t>
-      </w:r>
-      <w:proofErr w:type="spellEnd"/>
-      <w:r>
-        <w:rPr>
-          <w:sz w:val="28"/>
-          <w:szCs w:val="28"/>
-        </w:rPr>
-        <w:t xml:space="preserve"> </w:t>
-      </w:r>
-      <w:proofErr w:type="gramStart"/>
-      <w:r>
-        <w:rPr>
-          <w:sz w:val="28"/>
-          <w:szCs w:val="28"/>
-        </w:rPr>
-        <w:t>Fashion  About</w:t>
-      </w:r>
-      <w:proofErr w:type="gramEnd"/>
-      <w:r>
-        <w:rPr>
-          <w:sz w:val="28"/>
-          <w:szCs w:val="28"/>
-        </w:rPr>
-        <w:t xml:space="preserve"> </w:t>
-      </w:r>
-      <w:r>
-        <w:rPr>
-          <w:sz w:val="28"/>
-          <w:szCs w:val="28"/>
-        </w:rPr>
-        <w:t>59446</w:t>
-      </w:r>
-      <w:r>
-        <w:rPr>
-          <w:sz w:val="28"/>
-          <w:szCs w:val="28"/>
-        </w:rPr>
-        <w:t>kg, SHL-B</w:t>
-      </w:r>
-      <w:r>
-        <w:rPr>
-          <w:sz w:val="28"/>
-          <w:szCs w:val="28"/>
-        </w:rPr>
-        <w:t xml:space="preserve"> About </w:t>
-      </w:r>
-      <w:r>
-        <w:rPr>
-          <w:sz w:val="28"/>
-          <w:szCs w:val="28"/>
-        </w:rPr>
-        <w:t>8498</w:t>
-      </w:r>
-      <w:proofErr w:type="gramStart"/>
-      <w:r>
-        <w:rPr>
-          <w:sz w:val="28"/>
-          <w:szCs w:val="28"/>
-        </w:rPr>
-        <w:t>kg,STL</w:t>
-      </w:r>
-      <w:proofErr w:type="gramEnd"/>
-      <w:r>
-        <w:rPr>
-          <w:sz w:val="28"/>
-          <w:szCs w:val="28"/>
-        </w:rPr>
-        <w:t xml:space="preserve">-AB About </w:t>
-      </w:r>
-      <w:r>
-        <w:rPr>
-          <w:sz w:val="28"/>
-          <w:szCs w:val="28"/>
-        </w:rPr>
-        <w:t>7129</w:t>
-      </w:r>
-      <w:proofErr w:type="gramStart"/>
-      <w:r>
-        <w:rPr>
-          <w:sz w:val="28"/>
-          <w:szCs w:val="28"/>
-        </w:rPr>
-        <w:t>kg,STL</w:t>
-      </w:r>
-      <w:proofErr w:type="gramEnd"/>
-      <w:r>
-        <w:rPr>
-          <w:sz w:val="28"/>
-          <w:szCs w:val="28"/>
-        </w:rPr>
-        <w:t>-PB About</w:t>
-      </w:r>
-      <w:r>
-        <w:rPr>
-          <w:sz w:val="28"/>
-          <w:szCs w:val="28"/>
-        </w:rPr>
-        <w:t xml:space="preserve"> </w:t>
-      </w:r>
-      <w:r>
-        <w:rPr>
-          <w:sz w:val="28"/>
-          <w:szCs w:val="28"/>
-        </w:rPr>
-        <w:t>-153.3</w:t>
-      </w:r>
-      <w:r>
-        <w:rPr>
-          <w:sz w:val="28"/>
-          <w:szCs w:val="28"/>
-        </w:rPr>
-        <w:t xml:space="preserve">kg, STL-UB About </w:t>
-      </w:r>
-      <w:r>
-        <w:rPr>
-          <w:sz w:val="28"/>
-          <w:szCs w:val="28"/>
-        </w:rPr>
-        <w:t>4.34</w:t>
-      </w:r>
-      <w:r>
-        <w:rPr>
-          <w:sz w:val="28"/>
-          <w:szCs w:val="28"/>
-        </w:rPr>
-        <w:t xml:space="preserve">kg </w:t>
-      </w:r>
-      <w:proofErr w:type="spellStart"/>
-      <w:r>
-        <w:rPr>
-          <w:sz w:val="28"/>
-          <w:szCs w:val="28"/>
-        </w:rPr>
-        <w:t>CCkl</w:t>
-      </w:r>
-      <w:proofErr w:type="spellEnd"/>
-      <w:r>
-        <w:rPr>
-          <w:sz w:val="28"/>
-          <w:szCs w:val="28"/>
-        </w:rPr>
-        <w:t xml:space="preserve"> About </w:t>
-      </w:r>
-      <w:r>
-        <w:rPr>
-          <w:sz w:val="28"/>
-          <w:szCs w:val="28"/>
-        </w:rPr>
-        <w:t>18018</w:t>
-      </w:r>
-      <w:r>
-        <w:rPr>
-          <w:sz w:val="28"/>
-          <w:szCs w:val="28"/>
-        </w:rPr>
-        <w:t xml:space="preserve">kg, SETL-PB About </w:t>
-      </w:r>
-      <w:r>
-        <w:rPr>
-          <w:sz w:val="28"/>
-          <w:szCs w:val="28"/>
-        </w:rPr>
-        <w:t>1713.8</w:t>
-      </w:r>
-      <w:proofErr w:type="gramStart"/>
-      <w:r>
-        <w:rPr>
-          <w:sz w:val="28"/>
-          <w:szCs w:val="28"/>
-        </w:rPr>
-        <w:t>kg ,SFBL</w:t>
-      </w:r>
-      <w:proofErr w:type="gramEnd"/>
-      <w:r>
-        <w:rPr>
-          <w:sz w:val="28"/>
-          <w:szCs w:val="28"/>
-        </w:rPr>
-        <w:t>-GH About</w:t>
-      </w:r>
-      <w:r>
-        <w:rPr>
-          <w:sz w:val="28"/>
-          <w:szCs w:val="28"/>
-        </w:rPr>
-        <w:t xml:space="preserve"> </w:t>
-      </w:r>
-      <w:r>
-        <w:rPr>
-          <w:sz w:val="28"/>
-          <w:szCs w:val="28"/>
-        </w:rPr>
         <w:t>2243</w:t>
       </w:r>
       <w:r>
@@ -6299,21 +5522,12 @@
         </w:rPr>
         <w:t>12145</w:t>
       </w:r>
-      <w:proofErr w:type="gramStart"/>
-      <w:r>
-        <w:rPr>
-          <w:sz w:val="28"/>
-          <w:szCs w:val="28"/>
-        </w:rPr>
-        <w:t>kg,SFBL</w:t>
-      </w:r>
-      <w:proofErr w:type="gramEnd"/>
-      <w:r>
-        <w:rPr>
-          <w:sz w:val="28"/>
-          <w:szCs w:val="28"/>
-        </w:rPr>
-        <w:t xml:space="preserve">-PB about </w:t>
+      <w:r>
+        <w:rPr>
+          <w:sz w:val="28"/>
+          <w:szCs w:val="28"/>
+        </w:rPr>
+        <w:t xml:space="preserve">kg,SFBL-PB about </w:t>
       </w:r>
       <w:r>
         <w:rPr>
@@ -6412,7 +5626,6 @@
           <w:sz w:val="28"/>
           <w:szCs w:val="28"/>
         </w:rPr>
-        <w:lastRenderedPageBreak/>
         <w:t>Ms</w:t>
       </w:r>
       <w:proofErr w:type="spellEnd"/>
@@ -6491,7 +5704,6 @@
         <w:t xml:space="preserve">Kg, </w:t>
       </w:r>
       <w:proofErr w:type="spellStart"/>
-      <w:proofErr w:type="gramStart"/>
       <w:r>
         <w:rPr>
           <w:sz w:val="28"/>
@@ -6505,15 +5717,7 @@
           <w:sz w:val="28"/>
           <w:szCs w:val="28"/>
         </w:rPr>
-        <w:t xml:space="preserve">  Warehouse</w:t>
-      </w:r>
-      <w:proofErr w:type="gramEnd"/>
-      <w:r>
-        <w:rPr>
-          <w:sz w:val="28"/>
-          <w:szCs w:val="28"/>
-        </w:rPr>
-        <w:t xml:space="preserve"> project for about </w:t>
+        <w:t xml:space="preserve">  Warehouse project for about </w:t>
       </w:r>
       <w:r>
         <w:rPr>
@@ -6543,17 +5747,136 @@
           <w:sz w:val="28"/>
           <w:szCs w:val="28"/>
         </w:rPr>
+        <w:t xml:space="preserve"> Fashion  About </w:t>
+      </w:r>
+      <w:r>
+        <w:rPr>
+          <w:sz w:val="28"/>
+          <w:szCs w:val="28"/>
+        </w:rPr>
+        <w:t>00</w:t>
+      </w:r>
+      <w:r>
+        <w:rPr>
+          <w:sz w:val="28"/>
+          <w:szCs w:val="28"/>
+        </w:rPr>
+        <w:t>kg, SHL-B</w:t>
+      </w:r>
+      <w:r>
+        <w:rPr>
+          <w:sz w:val="28"/>
+          <w:szCs w:val="28"/>
+        </w:rPr>
+        <w:t xml:space="preserve"> About </w:t>
+      </w:r>
+      <w:r>
+        <w:rPr>
+          <w:sz w:val="28"/>
+          <w:szCs w:val="28"/>
+        </w:rPr>
+        <w:t>00</w:t>
+      </w:r>
+      <w:r>
+        <w:rPr>
+          <w:sz w:val="28"/>
+          <w:szCs w:val="28"/>
+        </w:rPr>
+        <w:t xml:space="preserve">kg,STL-AB About </w:t>
+      </w:r>
+      <w:r>
+        <w:rPr>
+          <w:sz w:val="28"/>
+          <w:szCs w:val="28"/>
+        </w:rPr>
+        <w:t>00</w:t>
+      </w:r>
+      <w:r>
+        <w:rPr>
+          <w:sz w:val="28"/>
+          <w:szCs w:val="28"/>
+        </w:rPr>
+        <w:t>kg,STL-PB About</w:t>
+      </w:r>
+      <w:r>
+        <w:rPr>
+          <w:sz w:val="28"/>
+          <w:szCs w:val="28"/>
+        </w:rPr>
         <w:t xml:space="preserve"> </w:t>
       </w:r>
-      <w:proofErr w:type="gramStart"/>
-      <w:r>
-        <w:rPr>
-          <w:sz w:val="28"/>
-          <w:szCs w:val="28"/>
-        </w:rPr>
-        <w:t>Fashion  About</w:t>
-      </w:r>
-      <w:proofErr w:type="gramEnd"/>
+      <w:r>
+        <w:rPr>
+          <w:sz w:val="28"/>
+          <w:szCs w:val="28"/>
+        </w:rPr>
+        <w:t>00</w:t>
+      </w:r>
+      <w:r>
+        <w:rPr>
+          <w:sz w:val="28"/>
+          <w:szCs w:val="28"/>
+        </w:rPr>
+        <w:t xml:space="preserve">kg, STL-UB About </w:t>
+      </w:r>
+      <w:r>
+        <w:rPr>
+          <w:sz w:val="28"/>
+          <w:szCs w:val="28"/>
+        </w:rPr>
+        <w:t>100</w:t>
+      </w:r>
+      <w:r>
+        <w:rPr>
+          <w:sz w:val="28"/>
+          <w:szCs w:val="28"/>
+        </w:rPr>
+        <w:t xml:space="preserve">kg </w:t>
+      </w:r>
+      <w:proofErr w:type="spellStart"/>
+      <w:r>
+        <w:rPr>
+          <w:sz w:val="28"/>
+          <w:szCs w:val="28"/>
+        </w:rPr>
+        <w:t>CCkl</w:t>
+      </w:r>
+      <w:proofErr w:type="spellEnd"/>
+      <w:r>
+        <w:rPr>
+          <w:sz w:val="28"/>
+          <w:szCs w:val="28"/>
+        </w:rPr>
+        <w:t xml:space="preserve"> About </w:t>
+      </w:r>
+      <w:r>
+        <w:rPr>
+          <w:sz w:val="28"/>
+          <w:szCs w:val="28"/>
+        </w:rPr>
+        <w:t>00</w:t>
+      </w:r>
+      <w:r>
+        <w:rPr>
+          <w:sz w:val="28"/>
+          <w:szCs w:val="28"/>
+        </w:rPr>
+        <w:t xml:space="preserve">kg, SETL-PB About </w:t>
+      </w:r>
+      <w:r>
+        <w:rPr>
+          <w:sz w:val="28"/>
+          <w:szCs w:val="28"/>
+        </w:rPr>
+        <w:t>4554.48</w:t>
+      </w:r>
+      <w:r>
+        <w:rPr>
+          <w:sz w:val="28"/>
+          <w:szCs w:val="28"/>
+        </w:rPr>
+        <w:t>kg ,SFBL-GH About</w:t>
+      </w:r>
       <w:r>
         <w:rPr>
           <w:sz w:val="28"/>
@@ -6573,14 +5896,7 @@
           <w:sz w:val="28"/>
           <w:szCs w:val="28"/>
         </w:rPr>
-        <w:t>kg, SHL-B</w:t>
-      </w:r>
-      <w:r>
-        <w:rPr>
-          <w:sz w:val="28"/>
-          <w:szCs w:val="28"/>
-        </w:rPr>
-        <w:t xml:space="preserve"> About </w:t>
+        <w:t xml:space="preserve">kg, SFBL-AB About </w:t>
       </w:r>
       <w:r>
         <w:rPr>
@@ -6589,176 +5905,12 @@
         </w:rPr>
         <w:t>00</w:t>
       </w:r>
-      <w:proofErr w:type="gramStart"/>
-      <w:r>
-        <w:rPr>
-          <w:sz w:val="28"/>
-          <w:szCs w:val="28"/>
-        </w:rPr>
-        <w:t>kg,STL</w:t>
-      </w:r>
-      <w:proofErr w:type="gramEnd"/>
-      <w:r>
-        <w:rPr>
-          <w:sz w:val="28"/>
-          <w:szCs w:val="28"/>
-        </w:rPr>
-        <w:t xml:space="preserve">-AB About </w:t>
-      </w:r>
-      <w:r>
-        <w:rPr>
-          <w:sz w:val="28"/>
-          <w:szCs w:val="28"/>
-        </w:rPr>
-        <w:t>00</w:t>
-      </w:r>
-      <w:proofErr w:type="gramStart"/>
-      <w:r>
-        <w:rPr>
-          <w:sz w:val="28"/>
-          <w:szCs w:val="28"/>
-        </w:rPr>
-        <w:t>kg,STL</w:t>
-      </w:r>
-      <w:proofErr w:type="gramEnd"/>
-      <w:r>
-        <w:rPr>
-          <w:sz w:val="28"/>
-          <w:szCs w:val="28"/>
-        </w:rPr>
-        <w:t>-PB About</w:t>
-      </w:r>
-      <w:r>
-        <w:rPr>
-          <w:sz w:val="28"/>
-          <w:szCs w:val="28"/>
-        </w:rPr>
-        <w:t xml:space="preserve"> </w:t>
-      </w:r>
-      <w:r>
-        <w:rPr>
-          <w:sz w:val="28"/>
-          <w:szCs w:val="28"/>
-        </w:rPr>
-        <w:t>00</w:t>
-      </w:r>
-      <w:r>
-        <w:rPr>
-          <w:sz w:val="28"/>
-          <w:szCs w:val="28"/>
-        </w:rPr>
-        <w:t xml:space="preserve">kg, STL-UB About </w:t>
-      </w:r>
-      <w:r>
-        <w:rPr>
-          <w:sz w:val="28"/>
-          <w:szCs w:val="28"/>
-        </w:rPr>
-        <w:t>100</w:t>
-      </w:r>
-      <w:r>
-        <w:rPr>
-          <w:sz w:val="28"/>
-          <w:szCs w:val="28"/>
-        </w:rPr>
-        <w:t xml:space="preserve">kg </w:t>
-      </w:r>
-      <w:proofErr w:type="spellStart"/>
-      <w:r>
-        <w:rPr>
-          <w:sz w:val="28"/>
-          <w:szCs w:val="28"/>
-        </w:rPr>
-        <w:t>CCkl</w:t>
-      </w:r>
-      <w:proofErr w:type="spellEnd"/>
-      <w:r>
-        <w:rPr>
-          <w:sz w:val="28"/>
-          <w:szCs w:val="28"/>
-        </w:rPr>
-        <w:t xml:space="preserve"> About </w:t>
-      </w:r>
-      <w:r>
-        <w:rPr>
-          <w:sz w:val="28"/>
-          <w:szCs w:val="28"/>
-        </w:rPr>
-        <w:t>00</w:t>
-      </w:r>
-      <w:r>
-        <w:rPr>
-          <w:sz w:val="28"/>
-          <w:szCs w:val="28"/>
-        </w:rPr>
-        <w:t xml:space="preserve">kg, SETL-PB About </w:t>
-      </w:r>
-      <w:r>
-        <w:rPr>
-          <w:sz w:val="28"/>
-          <w:szCs w:val="28"/>
-        </w:rPr>
-        <w:t>4554.48</w:t>
-      </w:r>
-      <w:proofErr w:type="gramStart"/>
-      <w:r>
-        <w:rPr>
-          <w:sz w:val="28"/>
-          <w:szCs w:val="28"/>
-        </w:rPr>
-        <w:t>kg ,SFBL</w:t>
-      </w:r>
-      <w:proofErr w:type="gramEnd"/>
-      <w:r>
-        <w:rPr>
-          <w:sz w:val="28"/>
-          <w:szCs w:val="28"/>
-        </w:rPr>
-        <w:t>-GH About</w:t>
-      </w:r>
-      <w:r>
-        <w:rPr>
-          <w:sz w:val="28"/>
-          <w:szCs w:val="28"/>
-        </w:rPr>
-        <w:t xml:space="preserve"> </w:t>
-      </w:r>
-      <w:r>
-        <w:rPr>
-          <w:sz w:val="28"/>
-          <w:szCs w:val="28"/>
-        </w:rPr>
-        <w:t>00</w:t>
-      </w:r>
-      <w:r>
-        <w:rPr>
-          <w:sz w:val="28"/>
-          <w:szCs w:val="28"/>
-        </w:rPr>
-        <w:t xml:space="preserve">kg, SFBL-AB About </w:t>
-      </w:r>
-      <w:r>
-        <w:rPr>
-          <w:sz w:val="28"/>
-          <w:szCs w:val="28"/>
-        </w:rPr>
-        <w:t>00</w:t>
-      </w:r>
-      <w:proofErr w:type="gramStart"/>
-      <w:r>
-        <w:rPr>
-          <w:sz w:val="28"/>
-          <w:szCs w:val="28"/>
-        </w:rPr>
-        <w:t>kg,SFBL</w:t>
-      </w:r>
-      <w:proofErr w:type="gramEnd"/>
-      <w:r>
-        <w:rPr>
-          <w:sz w:val="28"/>
-          <w:szCs w:val="28"/>
-        </w:rPr>
-        <w:t xml:space="preserve">-PB about </w:t>
+      <w:r>
+        <w:rPr>
+          <w:sz w:val="28"/>
+          <w:szCs w:val="28"/>
+        </w:rPr>
+        <w:t xml:space="preserve">kg,SFBL-PB about </w:t>
       </w:r>
       <w:r>
         <w:rPr>
@@ -6928,7 +6080,6 @@
         <w:t xml:space="preserve">Kg, </w:t>
       </w:r>
       <w:proofErr w:type="spellStart"/>
-      <w:proofErr w:type="gramStart"/>
       <w:r>
         <w:rPr>
           <w:sz w:val="28"/>
@@ -6942,15 +6093,7 @@
           <w:sz w:val="28"/>
           <w:szCs w:val="28"/>
         </w:rPr>
-        <w:t xml:space="preserve">  Warehouse</w:t>
-      </w:r>
-      <w:proofErr w:type="gramEnd"/>
-      <w:r>
-        <w:rPr>
-          <w:sz w:val="28"/>
-          <w:szCs w:val="28"/>
-        </w:rPr>
-        <w:t xml:space="preserve"> project for about </w:t>
+        <w:t xml:space="preserve">  Warehouse project for about </w:t>
       </w:r>
       <w:r>
         <w:rPr>
@@ -6980,23 +6123,7 @@
           <w:sz w:val="28"/>
           <w:szCs w:val="28"/>
         </w:rPr>
-        <w:t xml:space="preserve"> </w:t>
-      </w:r>
-      <w:proofErr w:type="gramStart"/>
-      <w:r>
-        <w:rPr>
-          <w:sz w:val="28"/>
-          <w:szCs w:val="28"/>
-        </w:rPr>
-        <w:t>Fashion  About</w:t>
-      </w:r>
-      <w:proofErr w:type="gramEnd"/>
-      <w:r>
-        <w:rPr>
-          <w:sz w:val="28"/>
-          <w:szCs w:val="28"/>
-        </w:rPr>
-        <w:t xml:space="preserve"> </w:t>
+        <w:t xml:space="preserve"> Fashion  About </w:t>
       </w:r>
       <w:r>
         <w:rPr>
@@ -7019,21 +6146,12 @@
         </w:rPr>
         <w:t xml:space="preserve"> About 00</w:t>
       </w:r>
-      <w:proofErr w:type="gramStart"/>
-      <w:r>
-        <w:rPr>
-          <w:sz w:val="28"/>
-          <w:szCs w:val="28"/>
-        </w:rPr>
-        <w:t>kg,STL</w:t>
-      </w:r>
-      <w:proofErr w:type="gramEnd"/>
-      <w:r>
-        <w:rPr>
-          <w:sz w:val="28"/>
-          <w:szCs w:val="28"/>
-        </w:rPr>
-        <w:t xml:space="preserve">-AB About </w:t>
+      <w:r>
+        <w:rPr>
+          <w:sz w:val="28"/>
+          <w:szCs w:val="28"/>
+        </w:rPr>
+        <w:t xml:space="preserve">kg,STL-AB About </w:t>
       </w:r>
       <w:r>
         <w:rPr>
@@ -7042,21 +6160,12 @@
         </w:rPr>
         <w:t>00</w:t>
       </w:r>
-      <w:proofErr w:type="gramStart"/>
-      <w:r>
-        <w:rPr>
-          <w:sz w:val="28"/>
-          <w:szCs w:val="28"/>
-        </w:rPr>
-        <w:t>kg,STL</w:t>
-      </w:r>
-      <w:proofErr w:type="gramEnd"/>
-      <w:r>
-        <w:rPr>
-          <w:sz w:val="28"/>
-          <w:szCs w:val="28"/>
-        </w:rPr>
-        <w:t>-PB About</w:t>
+      <w:r>
+        <w:rPr>
+          <w:sz w:val="28"/>
+          <w:szCs w:val="28"/>
+        </w:rPr>
+        <w:t>kg,STL-PB About</w:t>
       </w:r>
       <w:r>
         <w:rPr>
@@ -7123,21 +6232,12 @@
         </w:rPr>
         <w:t>4554.48</w:t>
       </w:r>
-      <w:proofErr w:type="gramStart"/>
-      <w:r>
-        <w:rPr>
-          <w:sz w:val="28"/>
-          <w:szCs w:val="28"/>
-        </w:rPr>
-        <w:t>kg ,SFBL</w:t>
-      </w:r>
-      <w:proofErr w:type="gramEnd"/>
-      <w:r>
-        <w:rPr>
-          <w:sz w:val="28"/>
-          <w:szCs w:val="28"/>
-        </w:rPr>
-        <w:t>-GH About</w:t>
+      <w:r>
+        <w:rPr>
+          <w:sz w:val="28"/>
+          <w:szCs w:val="28"/>
+        </w:rPr>
+        <w:t>kg ,SFBL-GH About</w:t>
       </w:r>
       <w:r>
         <w:rPr>
@@ -7160,21 +6260,12 @@
         </w:rPr>
         <w:t>00</w:t>
       </w:r>
-      <w:proofErr w:type="gramStart"/>
-      <w:r>
-        <w:rPr>
-          <w:sz w:val="28"/>
-          <w:szCs w:val="28"/>
-        </w:rPr>
-        <w:t>kg,SFBL</w:t>
-      </w:r>
-      <w:proofErr w:type="gramEnd"/>
-      <w:r>
-        <w:rPr>
-          <w:sz w:val="28"/>
-          <w:szCs w:val="28"/>
-        </w:rPr>
-        <w:t xml:space="preserve">-PB about </w:t>
+      <w:r>
+        <w:rPr>
+          <w:sz w:val="28"/>
+          <w:szCs w:val="28"/>
+        </w:rPr>
+        <w:t xml:space="preserve">kg,SFBL-PB about </w:t>
       </w:r>
       <w:r>
         <w:rPr>
@@ -7380,23 +6471,7 @@
           <w:sz w:val="28"/>
           <w:szCs w:val="28"/>
         </w:rPr>
-        <w:t xml:space="preserve"> </w:t>
-      </w:r>
-      <w:proofErr w:type="gramStart"/>
-      <w:r>
-        <w:rPr>
-          <w:sz w:val="28"/>
-          <w:szCs w:val="28"/>
-        </w:rPr>
-        <w:t>Fashion  About</w:t>
-      </w:r>
-      <w:proofErr w:type="gramEnd"/>
-      <w:r>
-        <w:rPr>
-          <w:sz w:val="28"/>
-          <w:szCs w:val="28"/>
-        </w:rPr>
-        <w:t xml:space="preserve"> </w:t>
+        <w:t xml:space="preserve"> Fashion  About </w:t>
       </w:r>
       <w:r>
         <w:rPr>
@@ -7419,21 +6494,12 @@
         </w:rPr>
         <w:t xml:space="preserve"> About 00</w:t>
       </w:r>
-      <w:proofErr w:type="gramStart"/>
-      <w:r>
-        <w:rPr>
-          <w:sz w:val="28"/>
-          <w:szCs w:val="28"/>
-        </w:rPr>
-        <w:t>kg,STL</w:t>
-      </w:r>
-      <w:proofErr w:type="gramEnd"/>
-      <w:r>
-        <w:rPr>
-          <w:sz w:val="28"/>
-          <w:szCs w:val="28"/>
-        </w:rPr>
-        <w:t xml:space="preserve">-AB About </w:t>
+      <w:r>
+        <w:rPr>
+          <w:sz w:val="28"/>
+          <w:szCs w:val="28"/>
+        </w:rPr>
+        <w:t xml:space="preserve">kg,STL-AB About </w:t>
       </w:r>
       <w:r>
         <w:rPr>
@@ -7442,21 +6508,12 @@
         </w:rPr>
         <w:t>00</w:t>
       </w:r>
-      <w:proofErr w:type="gramStart"/>
-      <w:r>
-        <w:rPr>
-          <w:sz w:val="28"/>
-          <w:szCs w:val="28"/>
-        </w:rPr>
-        <w:t>kg,STL</w:t>
-      </w:r>
-      <w:proofErr w:type="gramEnd"/>
-      <w:r>
-        <w:rPr>
-          <w:sz w:val="28"/>
-          <w:szCs w:val="28"/>
-        </w:rPr>
-        <w:t>-PB About</w:t>
+      <w:r>
+        <w:rPr>
+          <w:sz w:val="28"/>
+          <w:szCs w:val="28"/>
+        </w:rPr>
+        <w:t>kg,STL-PB About</w:t>
       </w:r>
       <w:r>
         <w:rPr>
@@ -7523,21 +6580,12 @@
         </w:rPr>
         <w:t>00</w:t>
       </w:r>
-      <w:proofErr w:type="gramStart"/>
-      <w:r>
-        <w:rPr>
-          <w:sz w:val="28"/>
-          <w:szCs w:val="28"/>
-        </w:rPr>
-        <w:t>kg ,SFBL</w:t>
-      </w:r>
-      <w:proofErr w:type="gramEnd"/>
-      <w:r>
-        <w:rPr>
-          <w:sz w:val="28"/>
-          <w:szCs w:val="28"/>
-        </w:rPr>
-        <w:t>-GH About</w:t>
+      <w:r>
+        <w:rPr>
+          <w:sz w:val="28"/>
+          <w:szCs w:val="28"/>
+        </w:rPr>
+        <w:t>kg ,SFBL-GH About</w:t>
       </w:r>
       <w:r>
         <w:rPr>
@@ -7560,21 +6608,12 @@
         </w:rPr>
         <w:t>00</w:t>
       </w:r>
-      <w:proofErr w:type="gramStart"/>
-      <w:r>
-        <w:rPr>
-          <w:sz w:val="28"/>
-          <w:szCs w:val="28"/>
-        </w:rPr>
-        <w:t>kg,SFBL</w:t>
-      </w:r>
-      <w:proofErr w:type="gramEnd"/>
-      <w:r>
-        <w:rPr>
-          <w:sz w:val="28"/>
-          <w:szCs w:val="28"/>
-        </w:rPr>
-        <w:t xml:space="preserve">-PB about </w:t>
+      <w:r>
+        <w:rPr>
+          <w:sz w:val="28"/>
+          <w:szCs w:val="28"/>
+        </w:rPr>
+        <w:t xml:space="preserve">kg,SFBL-PB about </w:t>
       </w:r>
       <w:r>
         <w:rPr>
@@ -7674,6 +6713,7 @@
           <w:sz w:val="28"/>
           <w:szCs w:val="28"/>
         </w:rPr>
+        <w:lastRenderedPageBreak/>
         <w:t>Ms</w:t>
       </w:r>
       <w:proofErr w:type="spellEnd"/>
@@ -7781,23 +6821,7 @@
           <w:sz w:val="28"/>
           <w:szCs w:val="28"/>
         </w:rPr>
-        <w:t xml:space="preserve"> </w:t>
-      </w:r>
-      <w:proofErr w:type="gramStart"/>
-      <w:r>
-        <w:rPr>
-          <w:sz w:val="28"/>
-          <w:szCs w:val="28"/>
-        </w:rPr>
-        <w:t>Fashion  About</w:t>
-      </w:r>
-      <w:proofErr w:type="gramEnd"/>
-      <w:r>
-        <w:rPr>
-          <w:sz w:val="28"/>
-          <w:szCs w:val="28"/>
-        </w:rPr>
-        <w:t xml:space="preserve"> </w:t>
+        <w:t xml:space="preserve"> Fashion  About </w:t>
       </w:r>
       <w:r>
         <w:rPr>
@@ -7820,21 +6844,12 @@
         </w:rPr>
         <w:t xml:space="preserve"> About 00</w:t>
       </w:r>
-      <w:proofErr w:type="gramStart"/>
-      <w:r>
-        <w:rPr>
-          <w:sz w:val="28"/>
-          <w:szCs w:val="28"/>
-        </w:rPr>
-        <w:t>kg,STL</w:t>
-      </w:r>
-      <w:proofErr w:type="gramEnd"/>
-      <w:r>
-        <w:rPr>
-          <w:sz w:val="28"/>
-          <w:szCs w:val="28"/>
-        </w:rPr>
-        <w:t xml:space="preserve">-AB About </w:t>
+      <w:r>
+        <w:rPr>
+          <w:sz w:val="28"/>
+          <w:szCs w:val="28"/>
+        </w:rPr>
+        <w:t xml:space="preserve">kg,STL-AB About </w:t>
       </w:r>
       <w:r>
         <w:rPr>
@@ -7843,21 +6858,12 @@
         </w:rPr>
         <w:t>00</w:t>
       </w:r>
-      <w:proofErr w:type="gramStart"/>
-      <w:r>
-        <w:rPr>
-          <w:sz w:val="28"/>
-          <w:szCs w:val="28"/>
-        </w:rPr>
-        <w:t>kg,STL</w:t>
-      </w:r>
-      <w:proofErr w:type="gramEnd"/>
-      <w:r>
-        <w:rPr>
-          <w:sz w:val="28"/>
-          <w:szCs w:val="28"/>
-        </w:rPr>
-        <w:t>-PB About</w:t>
+      <w:r>
+        <w:rPr>
+          <w:sz w:val="28"/>
+          <w:szCs w:val="28"/>
+        </w:rPr>
+        <w:t>kg,STL-PB About</w:t>
       </w:r>
       <w:r>
         <w:rPr>
@@ -7924,21 +6930,12 @@
         </w:rPr>
         <w:t>1184.2</w:t>
       </w:r>
-      <w:proofErr w:type="gramStart"/>
-      <w:r>
-        <w:rPr>
-          <w:sz w:val="28"/>
-          <w:szCs w:val="28"/>
-        </w:rPr>
-        <w:t>kg ,SFBL</w:t>
-      </w:r>
-      <w:proofErr w:type="gramEnd"/>
-      <w:r>
-        <w:rPr>
-          <w:sz w:val="28"/>
-          <w:szCs w:val="28"/>
-        </w:rPr>
-        <w:t>-GH About</w:t>
+      <w:r>
+        <w:rPr>
+          <w:sz w:val="28"/>
+          <w:szCs w:val="28"/>
+        </w:rPr>
+        <w:t>kg ,SFBL-GH About</w:t>
       </w:r>
       <w:r>
         <w:rPr>
@@ -7961,21 +6958,12 @@
         </w:rPr>
         <w:t>00</w:t>
       </w:r>
-      <w:proofErr w:type="gramStart"/>
-      <w:r>
-        <w:rPr>
-          <w:sz w:val="28"/>
-          <w:szCs w:val="28"/>
-        </w:rPr>
-        <w:t>kg,SFBL</w:t>
-      </w:r>
-      <w:proofErr w:type="gramEnd"/>
-      <w:r>
-        <w:rPr>
-          <w:sz w:val="28"/>
-          <w:szCs w:val="28"/>
-        </w:rPr>
-        <w:t xml:space="preserve">-PB about </w:t>
+      <w:r>
+        <w:rPr>
+          <w:sz w:val="28"/>
+          <w:szCs w:val="28"/>
+        </w:rPr>
+        <w:t xml:space="preserve">kg,SFBL-PB about </w:t>
       </w:r>
       <w:r>
         <w:rPr>
@@ -8057,8 +7045,148 @@
           <w:sz w:val="28"/>
           <w:szCs w:val="28"/>
         </w:rPr>
-        <w:lastRenderedPageBreak/>
-        <w:t>Thread Rod</w:t>
+        <w:t xml:space="preserve">Thread Rod </w:t>
+      </w:r>
+      <w:r>
+        <w:rPr>
+          <w:sz w:val="28"/>
+          <w:szCs w:val="28"/>
+        </w:rPr>
+        <w:t xml:space="preserve">is available for </w:t>
+      </w:r>
+      <w:proofErr w:type="spellStart"/>
+      <w:r>
+        <w:rPr>
+          <w:sz w:val="28"/>
+          <w:szCs w:val="28"/>
+        </w:rPr>
+        <w:t>Mawna</w:t>
+      </w:r>
+      <w:proofErr w:type="spellEnd"/>
+      <w:r>
+        <w:rPr>
+          <w:sz w:val="28"/>
+          <w:szCs w:val="28"/>
+        </w:rPr>
+        <w:t xml:space="preserve"> Warehouse project about </w:t>
+      </w:r>
+      <w:r>
+        <w:rPr>
+          <w:sz w:val="28"/>
+          <w:szCs w:val="28"/>
+        </w:rPr>
+        <w:t>210</w:t>
+      </w:r>
+      <w:r>
+        <w:rPr>
+          <w:sz w:val="28"/>
+          <w:szCs w:val="28"/>
+        </w:rPr>
+        <w:t xml:space="preserve">Kg, </w:t>
+      </w:r>
+      <w:proofErr w:type="spellStart"/>
+      <w:proofErr w:type="gramStart"/>
+      <w:r>
+        <w:rPr>
+          <w:sz w:val="28"/>
+          <w:szCs w:val="28"/>
+        </w:rPr>
+        <w:t>Ashulia</w:t>
+      </w:r>
+      <w:proofErr w:type="spellEnd"/>
+      <w:r>
+        <w:rPr>
+          <w:sz w:val="28"/>
+          <w:szCs w:val="28"/>
+        </w:rPr>
+        <w:t xml:space="preserve">  Warehouse</w:t>
+      </w:r>
+      <w:proofErr w:type="gramEnd"/>
+      <w:r>
+        <w:rPr>
+          <w:sz w:val="28"/>
+          <w:szCs w:val="28"/>
+        </w:rPr>
+        <w:t xml:space="preserve"> project for about </w:t>
+      </w:r>
+      <w:r>
+        <w:rPr>
+          <w:sz w:val="28"/>
+          <w:szCs w:val="28"/>
+        </w:rPr>
+        <w:t>00</w:t>
+      </w:r>
+      <w:r>
+        <w:rPr>
+          <w:sz w:val="28"/>
+          <w:szCs w:val="28"/>
+        </w:rPr>
+        <w:t xml:space="preserve">Kg, </w:t>
+      </w:r>
+      <w:proofErr w:type="spellStart"/>
+      <w:r>
+        <w:rPr>
+          <w:sz w:val="28"/>
+          <w:szCs w:val="28"/>
+        </w:rPr>
+        <w:t>Hamja</w:t>
+      </w:r>
+      <w:proofErr w:type="spellEnd"/>
+      <w:r>
+        <w:rPr>
+          <w:sz w:val="28"/>
+          <w:szCs w:val="28"/>
+        </w:rPr>
+        <w:t xml:space="preserve"> Fashion  About </w:t>
+      </w:r>
+      <w:r>
+        <w:rPr>
+          <w:sz w:val="28"/>
+          <w:szCs w:val="28"/>
+        </w:rPr>
+        <w:t>00</w:t>
+      </w:r>
+      <w:r>
+        <w:rPr>
+          <w:sz w:val="28"/>
+          <w:szCs w:val="28"/>
+        </w:rPr>
+        <w:t>kg, SHL-B</w:t>
+      </w:r>
+      <w:r>
+        <w:rPr>
+          <w:sz w:val="28"/>
+          <w:szCs w:val="28"/>
+        </w:rPr>
+        <w:t xml:space="preserve"> About 00</w:t>
+      </w:r>
+      <w:r>
+        <w:rPr>
+          <w:sz w:val="28"/>
+          <w:szCs w:val="28"/>
+        </w:rPr>
+        <w:t xml:space="preserve">kg,STL-AB About </w:t>
+      </w:r>
+      <w:r>
+        <w:rPr>
+          <w:sz w:val="28"/>
+          <w:szCs w:val="28"/>
+        </w:rPr>
+        <w:t>3</w:t>
+      </w:r>
+      <w:r>
+        <w:rPr>
+          <w:sz w:val="28"/>
+          <w:szCs w:val="28"/>
+        </w:rPr>
+        <w:t>0</w:t>
+      </w:r>
+      <w:r>
+        <w:rPr>
+          <w:sz w:val="28"/>
+          <w:szCs w:val="28"/>
+        </w:rPr>
+        <w:t>kg,STL-PB About</w:t>
       </w:r>
       <w:r>
         <w:rPr>
@@ -8072,62 +7200,21 @@
           <w:sz w:val="28"/>
           <w:szCs w:val="28"/>
         </w:rPr>
-        <w:t xml:space="preserve">is available for </w:t>
-      </w:r>
-      <w:proofErr w:type="spellStart"/>
-      <w:r>
-        <w:rPr>
-          <w:sz w:val="28"/>
-          <w:szCs w:val="28"/>
-        </w:rPr>
-        <w:t>Mawna</w:t>
-      </w:r>
-      <w:proofErr w:type="spellEnd"/>
-      <w:r>
-        <w:rPr>
-          <w:sz w:val="28"/>
-          <w:szCs w:val="28"/>
-        </w:rPr>
-        <w:t xml:space="preserve"> Warehouse project about </w:t>
-      </w:r>
-      <w:r>
-        <w:rPr>
-          <w:sz w:val="28"/>
-          <w:szCs w:val="28"/>
-        </w:rPr>
-        <w:t>210</w:t>
-      </w:r>
-      <w:r>
-        <w:rPr>
-          <w:sz w:val="28"/>
-          <w:szCs w:val="28"/>
-        </w:rPr>
-        <w:t xml:space="preserve">Kg, </w:t>
-      </w:r>
-      <w:proofErr w:type="spellStart"/>
-      <w:proofErr w:type="gramStart"/>
-      <w:r>
-        <w:rPr>
-          <w:sz w:val="28"/>
-          <w:szCs w:val="28"/>
-        </w:rPr>
-        <w:t>Ashulia</w:t>
-      </w:r>
-      <w:proofErr w:type="spellEnd"/>
-      <w:r>
-        <w:rPr>
-          <w:sz w:val="28"/>
-          <w:szCs w:val="28"/>
-        </w:rPr>
-        <w:t xml:space="preserve">  Warehouse</w:t>
-      </w:r>
-      <w:proofErr w:type="gramEnd"/>
-      <w:r>
-        <w:rPr>
-          <w:sz w:val="28"/>
-          <w:szCs w:val="28"/>
-        </w:rPr>
-        <w:t xml:space="preserve"> project for about </w:t>
+        <w:t>0</w:t>
+      </w:r>
+      <w:r>
+        <w:rPr>
+          <w:sz w:val="28"/>
+          <w:szCs w:val="28"/>
+        </w:rPr>
+        <w:t>0</w:t>
+      </w:r>
+      <w:r>
+        <w:rPr>
+          <w:sz w:val="28"/>
+          <w:szCs w:val="28"/>
+        </w:rPr>
+        <w:t xml:space="preserve">kg, STL-UB About </w:t>
       </w:r>
       <w:r>
         <w:rPr>
@@ -8141,39 +7228,44 @@
           <w:sz w:val="28"/>
           <w:szCs w:val="28"/>
         </w:rPr>
-        <w:t xml:space="preserve">Kg, </w:t>
-      </w:r>
-      <w:proofErr w:type="spellStart"/>
-      <w:r>
-        <w:rPr>
-          <w:sz w:val="28"/>
-          <w:szCs w:val="28"/>
-        </w:rPr>
-        <w:t>Hamja</w:t>
-      </w:r>
-      <w:proofErr w:type="spellEnd"/>
-      <w:r>
-        <w:rPr>
-          <w:sz w:val="28"/>
-          <w:szCs w:val="28"/>
-        </w:rPr>
-        <w:t xml:space="preserve"> </w:t>
-      </w:r>
-      <w:proofErr w:type="gramStart"/>
-      <w:r>
-        <w:rPr>
-          <w:sz w:val="28"/>
-          <w:szCs w:val="28"/>
-        </w:rPr>
-        <w:t>Fashion  About</w:t>
-      </w:r>
-      <w:proofErr w:type="gramEnd"/>
-      <w:r>
-        <w:rPr>
-          <w:sz w:val="28"/>
-          <w:szCs w:val="28"/>
-        </w:rPr>
-        <w:t xml:space="preserve"> </w:t>
+        <w:t xml:space="preserve">kg </w:t>
+      </w:r>
+      <w:proofErr w:type="spellStart"/>
+      <w:r>
+        <w:rPr>
+          <w:sz w:val="28"/>
+          <w:szCs w:val="28"/>
+        </w:rPr>
+        <w:t>CCkl</w:t>
+      </w:r>
+      <w:proofErr w:type="spellEnd"/>
+      <w:r>
+        <w:rPr>
+          <w:sz w:val="28"/>
+          <w:szCs w:val="28"/>
+        </w:rPr>
+        <w:t xml:space="preserve"> About </w:t>
+      </w:r>
+      <w:r>
+        <w:rPr>
+          <w:sz w:val="28"/>
+          <w:szCs w:val="28"/>
+        </w:rPr>
+        <w:t>0</w:t>
+      </w:r>
+      <w:r>
+        <w:rPr>
+          <w:sz w:val="28"/>
+          <w:szCs w:val="28"/>
+        </w:rPr>
+        <w:t>0</w:t>
+      </w:r>
+      <w:r>
+        <w:rPr>
+          <w:sz w:val="28"/>
+          <w:szCs w:val="28"/>
+        </w:rPr>
+        <w:t xml:space="preserve">kg, SETL-PB About </w:t>
       </w:r>
       <w:r>
         <w:rPr>
@@ -8187,88 +7279,21 @@
           <w:sz w:val="28"/>
           <w:szCs w:val="28"/>
         </w:rPr>
-        <w:t>kg, SHL-B</w:t>
-      </w:r>
-      <w:r>
-        <w:rPr>
-          <w:sz w:val="28"/>
-          <w:szCs w:val="28"/>
-        </w:rPr>
-        <w:t xml:space="preserve"> About 00</w:t>
-      </w:r>
-      <w:proofErr w:type="gramStart"/>
-      <w:r>
-        <w:rPr>
-          <w:sz w:val="28"/>
-          <w:szCs w:val="28"/>
-        </w:rPr>
-        <w:t>kg,STL</w:t>
-      </w:r>
-      <w:proofErr w:type="gramEnd"/>
-      <w:r>
-        <w:rPr>
-          <w:sz w:val="28"/>
-          <w:szCs w:val="28"/>
-        </w:rPr>
-        <w:t xml:space="preserve">-AB About </w:t>
-      </w:r>
-      <w:r>
-        <w:rPr>
-          <w:sz w:val="28"/>
-          <w:szCs w:val="28"/>
-        </w:rPr>
-        <w:t>3</w:t>
-      </w:r>
-      <w:r>
-        <w:rPr>
-          <w:sz w:val="28"/>
-          <w:szCs w:val="28"/>
-        </w:rPr>
-        <w:t>0</w:t>
-      </w:r>
-      <w:proofErr w:type="gramStart"/>
-      <w:r>
-        <w:rPr>
-          <w:sz w:val="28"/>
-          <w:szCs w:val="28"/>
-        </w:rPr>
-        <w:t>kg,STL</w:t>
-      </w:r>
-      <w:proofErr w:type="gramEnd"/>
-      <w:r>
-        <w:rPr>
-          <w:sz w:val="28"/>
-          <w:szCs w:val="28"/>
-        </w:rPr>
-        <w:t>-PB About</w:t>
-      </w:r>
-      <w:r>
-        <w:rPr>
-          <w:sz w:val="28"/>
-          <w:szCs w:val="28"/>
-        </w:rPr>
-        <w:t xml:space="preserve"> </w:t>
-      </w:r>
-      <w:r>
-        <w:rPr>
-          <w:sz w:val="28"/>
-          <w:szCs w:val="28"/>
-        </w:rPr>
-        <w:t>0</w:t>
-      </w:r>
-      <w:r>
-        <w:rPr>
-          <w:sz w:val="28"/>
-          <w:szCs w:val="28"/>
-        </w:rPr>
-        <w:t>0</w:t>
-      </w:r>
-      <w:r>
-        <w:rPr>
-          <w:sz w:val="28"/>
-          <w:szCs w:val="28"/>
-        </w:rPr>
-        <w:t xml:space="preserve">kg, STL-UB About </w:t>
+        <w:t>kg ,SFBL-GH About</w:t>
+      </w:r>
+      <w:r>
+        <w:rPr>
+          <w:sz w:val="28"/>
+          <w:szCs w:val="28"/>
+        </w:rPr>
+        <w:t xml:space="preserve"> 00</w:t>
+      </w:r>
+      <w:r>
+        <w:rPr>
+          <w:sz w:val="28"/>
+          <w:szCs w:val="28"/>
+        </w:rPr>
+        <w:t xml:space="preserve">kg, SFBL-AB About </w:t>
       </w:r>
       <w:r>
         <w:rPr>
@@ -8282,104 +7307,7 @@
           <w:sz w:val="28"/>
           <w:szCs w:val="28"/>
         </w:rPr>
-        <w:t xml:space="preserve">kg </w:t>
-      </w:r>
-      <w:proofErr w:type="spellStart"/>
-      <w:r>
-        <w:rPr>
-          <w:sz w:val="28"/>
-          <w:szCs w:val="28"/>
-        </w:rPr>
-        <w:t>CCkl</w:t>
-      </w:r>
-      <w:proofErr w:type="spellEnd"/>
-      <w:r>
-        <w:rPr>
-          <w:sz w:val="28"/>
-          <w:szCs w:val="28"/>
-        </w:rPr>
-        <w:t xml:space="preserve"> About </w:t>
-      </w:r>
-      <w:r>
-        <w:rPr>
-          <w:sz w:val="28"/>
-          <w:szCs w:val="28"/>
-        </w:rPr>
-        <w:t>0</w:t>
-      </w:r>
-      <w:r>
-        <w:rPr>
-          <w:sz w:val="28"/>
-          <w:szCs w:val="28"/>
-        </w:rPr>
-        <w:t>0</w:t>
-      </w:r>
-      <w:r>
-        <w:rPr>
-          <w:sz w:val="28"/>
-          <w:szCs w:val="28"/>
-        </w:rPr>
-        <w:t xml:space="preserve">kg, SETL-PB About </w:t>
-      </w:r>
-      <w:r>
-        <w:rPr>
-          <w:sz w:val="28"/>
-          <w:szCs w:val="28"/>
-        </w:rPr>
-        <w:t>00</w:t>
-      </w:r>
-      <w:proofErr w:type="gramStart"/>
-      <w:r>
-        <w:rPr>
-          <w:sz w:val="28"/>
-          <w:szCs w:val="28"/>
-        </w:rPr>
-        <w:t>kg ,SFBL</w:t>
-      </w:r>
-      <w:proofErr w:type="gramEnd"/>
-      <w:r>
-        <w:rPr>
-          <w:sz w:val="28"/>
-          <w:szCs w:val="28"/>
-        </w:rPr>
-        <w:t>-GH About</w:t>
-      </w:r>
-      <w:r>
-        <w:rPr>
-          <w:sz w:val="28"/>
-          <w:szCs w:val="28"/>
-        </w:rPr>
-        <w:t xml:space="preserve"> 00</w:t>
-      </w:r>
-      <w:r>
-        <w:rPr>
-          <w:sz w:val="28"/>
-          <w:szCs w:val="28"/>
-        </w:rPr>
-        <w:t xml:space="preserve">kg, SFBL-AB About </w:t>
-      </w:r>
-      <w:r>
-        <w:rPr>
-          <w:sz w:val="28"/>
-          <w:szCs w:val="28"/>
-        </w:rPr>
-        <w:t>00</w:t>
-      </w:r>
-      <w:proofErr w:type="gramStart"/>
-      <w:r>
-        <w:rPr>
-          <w:sz w:val="28"/>
-          <w:szCs w:val="28"/>
-        </w:rPr>
-        <w:t>kg,SFBL</w:t>
-      </w:r>
-      <w:proofErr w:type="gramEnd"/>
-      <w:r>
-        <w:rPr>
-          <w:sz w:val="28"/>
-          <w:szCs w:val="28"/>
-        </w:rPr>
-        <w:t xml:space="preserve">-PB about </w:t>
+        <w:t xml:space="preserve">kg,SFBL-PB about </w:t>
       </w:r>
       <w:r>
         <w:rPr>
@@ -8491,14 +7419,7 @@
           <w:sz w:val="28"/>
           <w:szCs w:val="28"/>
         </w:rPr>
-        <w:t>Washer</w:t>
-      </w:r>
-      <w:r>
-        <w:rPr>
-          <w:sz w:val="28"/>
-          <w:szCs w:val="28"/>
-        </w:rPr>
-        <w:t xml:space="preserve"> </w:t>
+        <w:t xml:space="preserve">Washer </w:t>
       </w:r>
       <w:r>
         <w:rPr>
@@ -8590,23 +7511,7 @@
           <w:sz w:val="28"/>
           <w:szCs w:val="28"/>
         </w:rPr>
-        <w:t xml:space="preserve"> </w:t>
-      </w:r>
-      <w:proofErr w:type="gramStart"/>
-      <w:r>
-        <w:rPr>
-          <w:sz w:val="28"/>
-          <w:szCs w:val="28"/>
-        </w:rPr>
-        <w:t>Fashion  About</w:t>
-      </w:r>
-      <w:proofErr w:type="gramEnd"/>
-      <w:r>
-        <w:rPr>
-          <w:sz w:val="28"/>
-          <w:szCs w:val="28"/>
-        </w:rPr>
-        <w:t xml:space="preserve"> </w:t>
+        <w:t xml:space="preserve"> Fashion  About </w:t>
       </w:r>
       <w:r>
         <w:rPr>
@@ -8629,21 +7534,12 @@
         </w:rPr>
         <w:t xml:space="preserve"> About 175</w:t>
       </w:r>
-      <w:proofErr w:type="gramStart"/>
-      <w:r>
-        <w:rPr>
-          <w:sz w:val="28"/>
-          <w:szCs w:val="28"/>
-        </w:rPr>
-        <w:t>kg,STL</w:t>
-      </w:r>
-      <w:proofErr w:type="gramEnd"/>
-      <w:r>
-        <w:rPr>
-          <w:sz w:val="28"/>
-          <w:szCs w:val="28"/>
-        </w:rPr>
-        <w:t xml:space="preserve">-AB About </w:t>
+      <w:r>
+        <w:rPr>
+          <w:sz w:val="28"/>
+          <w:szCs w:val="28"/>
+        </w:rPr>
+        <w:t xml:space="preserve">kg,STL-AB About </w:t>
       </w:r>
       <w:r>
         <w:rPr>
@@ -8652,21 +7548,12 @@
         </w:rPr>
         <w:t>443</w:t>
       </w:r>
-      <w:proofErr w:type="gramStart"/>
-      <w:r>
-        <w:rPr>
-          <w:sz w:val="28"/>
-          <w:szCs w:val="28"/>
-        </w:rPr>
-        <w:t>kg,STL</w:t>
-      </w:r>
-      <w:proofErr w:type="gramEnd"/>
-      <w:r>
-        <w:rPr>
-          <w:sz w:val="28"/>
-          <w:szCs w:val="28"/>
-        </w:rPr>
-        <w:t>-PB About</w:t>
+      <w:r>
+        <w:rPr>
+          <w:sz w:val="28"/>
+          <w:szCs w:val="28"/>
+        </w:rPr>
+        <w:t>kg,STL-PB About</w:t>
       </w:r>
       <w:r>
         <w:rPr>
@@ -8733,21 +7620,12 @@
         </w:rPr>
         <w:t>00</w:t>
       </w:r>
-      <w:proofErr w:type="gramStart"/>
-      <w:r>
-        <w:rPr>
-          <w:sz w:val="28"/>
-          <w:szCs w:val="28"/>
-        </w:rPr>
-        <w:t>kg ,SFBL</w:t>
-      </w:r>
-      <w:proofErr w:type="gramEnd"/>
-      <w:r>
-        <w:rPr>
-          <w:sz w:val="28"/>
-          <w:szCs w:val="28"/>
-        </w:rPr>
-        <w:t>-GH About</w:t>
+      <w:r>
+        <w:rPr>
+          <w:sz w:val="28"/>
+          <w:szCs w:val="28"/>
+        </w:rPr>
+        <w:t>kg ,SFBL-GH About</w:t>
       </w:r>
       <w:r>
         <w:rPr>
@@ -8770,21 +7648,12 @@
         </w:rPr>
         <w:t>746</w:t>
       </w:r>
-      <w:proofErr w:type="gramStart"/>
-      <w:r>
-        <w:rPr>
-          <w:sz w:val="28"/>
-          <w:szCs w:val="28"/>
-        </w:rPr>
-        <w:t>kg,SFBL</w:t>
-      </w:r>
-      <w:proofErr w:type="gramEnd"/>
-      <w:r>
-        <w:rPr>
-          <w:sz w:val="28"/>
-          <w:szCs w:val="28"/>
-        </w:rPr>
-        <w:t xml:space="preserve">-PB about </w:t>
+      <w:r>
+        <w:rPr>
+          <w:sz w:val="28"/>
+          <w:szCs w:val="28"/>
+        </w:rPr>
+        <w:t xml:space="preserve">kg,SFBL-PB about </w:t>
       </w:r>
       <w:r>
         <w:rPr>
@@ -8922,7 +7791,6 @@
         <w:t xml:space="preserve">Kg, </w:t>
       </w:r>
       <w:proofErr w:type="spellStart"/>
-      <w:proofErr w:type="gramStart"/>
       <w:r>
         <w:rPr>
           <w:sz w:val="28"/>
@@ -8936,15 +7804,7 @@
           <w:sz w:val="28"/>
           <w:szCs w:val="28"/>
         </w:rPr>
-        <w:t xml:space="preserve">  Warehouse</w:t>
-      </w:r>
-      <w:proofErr w:type="gramEnd"/>
-      <w:r>
-        <w:rPr>
-          <w:sz w:val="28"/>
-          <w:szCs w:val="28"/>
-        </w:rPr>
-        <w:t xml:space="preserve"> project for about </w:t>
+        <w:t xml:space="preserve">  Warehouse project for about </w:t>
       </w:r>
       <w:r>
         <w:rPr>
@@ -8974,23 +7834,7 @@
           <w:sz w:val="28"/>
           <w:szCs w:val="28"/>
         </w:rPr>
-        <w:t xml:space="preserve"> </w:t>
-      </w:r>
-      <w:proofErr w:type="gramStart"/>
-      <w:r>
-        <w:rPr>
-          <w:sz w:val="28"/>
-          <w:szCs w:val="28"/>
-        </w:rPr>
-        <w:t>Fashion  About</w:t>
-      </w:r>
-      <w:proofErr w:type="gramEnd"/>
-      <w:r>
-        <w:rPr>
-          <w:sz w:val="28"/>
-          <w:szCs w:val="28"/>
-        </w:rPr>
-        <w:t xml:space="preserve"> </w:t>
+        <w:t xml:space="preserve"> Fashion  About </w:t>
       </w:r>
       <w:r>
         <w:rPr>
@@ -9013,21 +7857,12 @@
         </w:rPr>
         <w:t xml:space="preserve"> About 00</w:t>
       </w:r>
-      <w:proofErr w:type="gramStart"/>
-      <w:r>
-        <w:rPr>
-          <w:sz w:val="28"/>
-          <w:szCs w:val="28"/>
-        </w:rPr>
-        <w:t>kg,STL</w:t>
-      </w:r>
-      <w:proofErr w:type="gramEnd"/>
-      <w:r>
-        <w:rPr>
-          <w:sz w:val="28"/>
-          <w:szCs w:val="28"/>
-        </w:rPr>
-        <w:t xml:space="preserve">-AB About </w:t>
+      <w:r>
+        <w:rPr>
+          <w:sz w:val="28"/>
+          <w:szCs w:val="28"/>
+        </w:rPr>
+        <w:t xml:space="preserve">kg,STL-AB About </w:t>
       </w:r>
       <w:r>
         <w:rPr>
@@ -9036,21 +7871,12 @@
         </w:rPr>
         <w:t>00</w:t>
       </w:r>
-      <w:proofErr w:type="gramStart"/>
-      <w:r>
-        <w:rPr>
-          <w:sz w:val="28"/>
-          <w:szCs w:val="28"/>
-        </w:rPr>
-        <w:t>kg,STL</w:t>
-      </w:r>
-      <w:proofErr w:type="gramEnd"/>
-      <w:r>
-        <w:rPr>
-          <w:sz w:val="28"/>
-          <w:szCs w:val="28"/>
-        </w:rPr>
-        <w:t>-PB About</w:t>
+      <w:r>
+        <w:rPr>
+          <w:sz w:val="28"/>
+          <w:szCs w:val="28"/>
+        </w:rPr>
+        <w:t>kg,STL-PB About</w:t>
       </w:r>
       <w:r>
         <w:rPr>
@@ -9117,21 +7943,12 @@
         </w:rPr>
         <w:t>00</w:t>
       </w:r>
-      <w:proofErr w:type="gramStart"/>
-      <w:r>
-        <w:rPr>
-          <w:sz w:val="28"/>
-          <w:szCs w:val="28"/>
-        </w:rPr>
-        <w:t>kg ,SFBL</w:t>
-      </w:r>
-      <w:proofErr w:type="gramEnd"/>
-      <w:r>
-        <w:rPr>
-          <w:sz w:val="28"/>
-          <w:szCs w:val="28"/>
-        </w:rPr>
-        <w:t>-GH About</w:t>
+      <w:r>
+        <w:rPr>
+          <w:sz w:val="28"/>
+          <w:szCs w:val="28"/>
+        </w:rPr>
+        <w:t>kg ,SFBL-GH About</w:t>
       </w:r>
       <w:r>
         <w:rPr>
@@ -9154,21 +7971,12 @@
         </w:rPr>
         <w:t>00</w:t>
       </w:r>
-      <w:proofErr w:type="gramStart"/>
-      <w:r>
-        <w:rPr>
-          <w:sz w:val="28"/>
-          <w:szCs w:val="28"/>
-        </w:rPr>
-        <w:t>kg,SFBL</w:t>
-      </w:r>
-      <w:proofErr w:type="gramEnd"/>
-      <w:r>
-        <w:rPr>
-          <w:sz w:val="28"/>
-          <w:szCs w:val="28"/>
-        </w:rPr>
-        <w:t xml:space="preserve">-PB about </w:t>
+      <w:r>
+        <w:rPr>
+          <w:sz w:val="28"/>
+          <w:szCs w:val="28"/>
+        </w:rPr>
+        <w:t xml:space="preserve">kg,SFBL-PB about </w:t>
       </w:r>
       <w:r>
         <w:rPr>
@@ -9266,6 +8074,7 @@
           <w:sz w:val="28"/>
           <w:szCs w:val="28"/>
         </w:rPr>
+        <w:lastRenderedPageBreak/>
         <w:t>Trun</w:t>
       </w:r>
       <w:proofErr w:type="spellEnd"/>
@@ -9366,17 +8175,136 @@
           <w:sz w:val="28"/>
           <w:szCs w:val="28"/>
         </w:rPr>
+        <w:t xml:space="preserve"> Fashion  About </w:t>
+      </w:r>
+      <w:r>
+        <w:rPr>
+          <w:sz w:val="28"/>
+          <w:szCs w:val="28"/>
+        </w:rPr>
+        <w:t>671</w:t>
+      </w:r>
+      <w:r>
+        <w:rPr>
+          <w:sz w:val="28"/>
+          <w:szCs w:val="28"/>
+        </w:rPr>
+        <w:t>kg, SHL-B</w:t>
+      </w:r>
+      <w:r>
+        <w:rPr>
+          <w:sz w:val="28"/>
+          <w:szCs w:val="28"/>
+        </w:rPr>
+        <w:t xml:space="preserve"> About </w:t>
+      </w:r>
+      <w:r>
+        <w:rPr>
+          <w:sz w:val="28"/>
+          <w:szCs w:val="28"/>
+        </w:rPr>
+        <w:t>243.6</w:t>
+      </w:r>
+      <w:r>
+        <w:rPr>
+          <w:sz w:val="28"/>
+          <w:szCs w:val="28"/>
+        </w:rPr>
+        <w:t xml:space="preserve">kg,STL-AB About </w:t>
+      </w:r>
+      <w:r>
+        <w:rPr>
+          <w:sz w:val="28"/>
+          <w:szCs w:val="28"/>
+        </w:rPr>
+        <w:t>196</w:t>
+      </w:r>
+      <w:r>
+        <w:rPr>
+          <w:sz w:val="28"/>
+          <w:szCs w:val="28"/>
+        </w:rPr>
+        <w:t>kg,STL-PB About</w:t>
+      </w:r>
+      <w:r>
+        <w:rPr>
+          <w:sz w:val="28"/>
+          <w:szCs w:val="28"/>
+        </w:rPr>
         <w:t xml:space="preserve"> </w:t>
       </w:r>
-      <w:proofErr w:type="gramStart"/>
-      <w:r>
-        <w:rPr>
-          <w:sz w:val="28"/>
-          <w:szCs w:val="28"/>
-        </w:rPr>
-        <w:t>Fashion  About</w:t>
-      </w:r>
-      <w:proofErr w:type="gramEnd"/>
+      <w:r>
+        <w:rPr>
+          <w:sz w:val="28"/>
+          <w:szCs w:val="28"/>
+        </w:rPr>
+        <w:t>-37.8</w:t>
+      </w:r>
+      <w:r>
+        <w:rPr>
+          <w:sz w:val="28"/>
+          <w:szCs w:val="28"/>
+        </w:rPr>
+        <w:t xml:space="preserve">kg, STL-UB About </w:t>
+      </w:r>
+      <w:r>
+        <w:rPr>
+          <w:sz w:val="28"/>
+          <w:szCs w:val="28"/>
+        </w:rPr>
+        <w:t>338.8</w:t>
+      </w:r>
+      <w:r>
+        <w:rPr>
+          <w:sz w:val="28"/>
+          <w:szCs w:val="28"/>
+        </w:rPr>
+        <w:t xml:space="preserve">kg </w:t>
+      </w:r>
+      <w:proofErr w:type="spellStart"/>
+      <w:r>
+        <w:rPr>
+          <w:sz w:val="28"/>
+          <w:szCs w:val="28"/>
+        </w:rPr>
+        <w:t>CCkl</w:t>
+      </w:r>
+      <w:proofErr w:type="spellEnd"/>
+      <w:r>
+        <w:rPr>
+          <w:sz w:val="28"/>
+          <w:szCs w:val="28"/>
+        </w:rPr>
+        <w:t xml:space="preserve"> About </w:t>
+      </w:r>
+      <w:r>
+        <w:rPr>
+          <w:sz w:val="28"/>
+          <w:szCs w:val="28"/>
+        </w:rPr>
+        <w:t>297</w:t>
+      </w:r>
+      <w:r>
+        <w:rPr>
+          <w:sz w:val="28"/>
+          <w:szCs w:val="28"/>
+        </w:rPr>
+        <w:t xml:space="preserve">kg, SETL-PB About </w:t>
+      </w:r>
+      <w:r>
+        <w:rPr>
+          <w:sz w:val="28"/>
+          <w:szCs w:val="28"/>
+        </w:rPr>
+        <w:t>193.2</w:t>
+      </w:r>
+      <w:r>
+        <w:rPr>
+          <w:sz w:val="28"/>
+          <w:szCs w:val="28"/>
+        </w:rPr>
+        <w:t>kg ,SFBL-GH About</w:t>
+      </w:r>
       <w:r>
         <w:rPr>
           <w:sz w:val="28"/>
@@ -9389,168 +8317,6 @@
           <w:sz w:val="28"/>
           <w:szCs w:val="28"/>
         </w:rPr>
-        <w:t>671</w:t>
-      </w:r>
-      <w:r>
-        <w:rPr>
-          <w:sz w:val="28"/>
-          <w:szCs w:val="28"/>
-        </w:rPr>
-        <w:t>kg, SHL-B</w:t>
-      </w:r>
-      <w:r>
-        <w:rPr>
-          <w:sz w:val="28"/>
-          <w:szCs w:val="28"/>
-        </w:rPr>
-        <w:t xml:space="preserve"> About </w:t>
-      </w:r>
-      <w:r>
-        <w:rPr>
-          <w:sz w:val="28"/>
-          <w:szCs w:val="28"/>
-        </w:rPr>
-        <w:t>243.6</w:t>
-      </w:r>
-      <w:proofErr w:type="gramStart"/>
-      <w:r>
-        <w:rPr>
-          <w:sz w:val="28"/>
-          <w:szCs w:val="28"/>
-        </w:rPr>
-        <w:t>kg,STL</w:t>
-      </w:r>
-      <w:proofErr w:type="gramEnd"/>
-      <w:r>
-        <w:rPr>
-          <w:sz w:val="28"/>
-          <w:szCs w:val="28"/>
-        </w:rPr>
-        <w:t xml:space="preserve">-AB About </w:t>
-      </w:r>
-      <w:r>
-        <w:rPr>
-          <w:sz w:val="28"/>
-          <w:szCs w:val="28"/>
-        </w:rPr>
-        <w:t>196</w:t>
-      </w:r>
-      <w:proofErr w:type="gramStart"/>
-      <w:r>
-        <w:rPr>
-          <w:sz w:val="28"/>
-          <w:szCs w:val="28"/>
-        </w:rPr>
-        <w:t>kg,STL</w:t>
-      </w:r>
-      <w:proofErr w:type="gramEnd"/>
-      <w:r>
-        <w:rPr>
-          <w:sz w:val="28"/>
-          <w:szCs w:val="28"/>
-        </w:rPr>
-        <w:t>-PB About</w:t>
-      </w:r>
-      <w:r>
-        <w:rPr>
-          <w:sz w:val="28"/>
-          <w:szCs w:val="28"/>
-        </w:rPr>
-        <w:t xml:space="preserve"> </w:t>
-      </w:r>
-      <w:r>
-        <w:rPr>
-          <w:sz w:val="28"/>
-          <w:szCs w:val="28"/>
-        </w:rPr>
-        <w:t>-37.8</w:t>
-      </w:r>
-      <w:r>
-        <w:rPr>
-          <w:sz w:val="28"/>
-          <w:szCs w:val="28"/>
-        </w:rPr>
-        <w:t xml:space="preserve">kg, STL-UB About </w:t>
-      </w:r>
-      <w:r>
-        <w:rPr>
-          <w:sz w:val="28"/>
-          <w:szCs w:val="28"/>
-        </w:rPr>
-        <w:t>338.8</w:t>
-      </w:r>
-      <w:r>
-        <w:rPr>
-          <w:sz w:val="28"/>
-          <w:szCs w:val="28"/>
-        </w:rPr>
-        <w:t xml:space="preserve">kg </w:t>
-      </w:r>
-      <w:proofErr w:type="spellStart"/>
-      <w:r>
-        <w:rPr>
-          <w:sz w:val="28"/>
-          <w:szCs w:val="28"/>
-        </w:rPr>
-        <w:t>CCkl</w:t>
-      </w:r>
-      <w:proofErr w:type="spellEnd"/>
-      <w:r>
-        <w:rPr>
-          <w:sz w:val="28"/>
-          <w:szCs w:val="28"/>
-        </w:rPr>
-        <w:t xml:space="preserve"> About </w:t>
-      </w:r>
-      <w:r>
-        <w:rPr>
-          <w:sz w:val="28"/>
-          <w:szCs w:val="28"/>
-        </w:rPr>
-        <w:t>297</w:t>
-      </w:r>
-      <w:r>
-        <w:rPr>
-          <w:sz w:val="28"/>
-          <w:szCs w:val="28"/>
-        </w:rPr>
-        <w:t xml:space="preserve">kg, SETL-PB About </w:t>
-      </w:r>
-      <w:r>
-        <w:rPr>
-          <w:sz w:val="28"/>
-          <w:szCs w:val="28"/>
-        </w:rPr>
-        <w:t>193.2</w:t>
-      </w:r>
-      <w:proofErr w:type="gramStart"/>
-      <w:r>
-        <w:rPr>
-          <w:sz w:val="28"/>
-          <w:szCs w:val="28"/>
-        </w:rPr>
-        <w:t>kg ,SFBL</w:t>
-      </w:r>
-      <w:proofErr w:type="gramEnd"/>
-      <w:r>
-        <w:rPr>
-          <w:sz w:val="28"/>
-          <w:szCs w:val="28"/>
-        </w:rPr>
-        <w:t>-GH About</w:t>
-      </w:r>
-      <w:r>
-        <w:rPr>
-          <w:sz w:val="28"/>
-          <w:szCs w:val="28"/>
-        </w:rPr>
-        <w:t xml:space="preserve"> </w:t>
-      </w:r>
-      <w:r>
-        <w:rPr>
-          <w:sz w:val="28"/>
-          <w:szCs w:val="28"/>
-        </w:rPr>
         <w:t>286</w:t>
       </w:r>
       <w:r>
@@ -9567,21 +8333,12 @@
         </w:rPr>
         <w:t>00</w:t>
       </w:r>
-      <w:proofErr w:type="gramStart"/>
-      <w:r>
-        <w:rPr>
-          <w:sz w:val="28"/>
-          <w:szCs w:val="28"/>
-        </w:rPr>
-        <w:t>kg,SFBL</w:t>
-      </w:r>
-      <w:proofErr w:type="gramEnd"/>
-      <w:r>
-        <w:rPr>
-          <w:sz w:val="28"/>
-          <w:szCs w:val="28"/>
-        </w:rPr>
-        <w:t xml:space="preserve">-PB about </w:t>
+      <w:r>
+        <w:rPr>
+          <w:sz w:val="28"/>
+          <w:szCs w:val="28"/>
+        </w:rPr>
+        <w:t xml:space="preserve">kg,SFBL-PB about </w:t>
       </w:r>
       <w:r>
         <w:rPr>
@@ -9647,7 +8404,6 @@
           <w:sz w:val="28"/>
           <w:szCs w:val="28"/>
         </w:rPr>
-        <w:lastRenderedPageBreak/>
         <w:t xml:space="preserve">C-Clamp </w:t>
       </w:r>
       <w:r>
@@ -9740,23 +8496,7 @@
           <w:sz w:val="28"/>
           <w:szCs w:val="28"/>
         </w:rPr>
-        <w:t xml:space="preserve"> </w:t>
-      </w:r>
-      <w:proofErr w:type="gramStart"/>
-      <w:r>
-        <w:rPr>
-          <w:sz w:val="28"/>
-          <w:szCs w:val="28"/>
-        </w:rPr>
-        <w:t>Fashion  About</w:t>
-      </w:r>
-      <w:proofErr w:type="gramEnd"/>
-      <w:r>
-        <w:rPr>
-          <w:sz w:val="28"/>
-          <w:szCs w:val="28"/>
-        </w:rPr>
-        <w:t xml:space="preserve"> </w:t>
+        <w:t xml:space="preserve"> Fashion  About </w:t>
       </w:r>
       <w:r>
         <w:rPr>
@@ -9779,21 +8519,12 @@
         </w:rPr>
         <w:t xml:space="preserve"> About 00</w:t>
       </w:r>
-      <w:proofErr w:type="gramStart"/>
-      <w:r>
-        <w:rPr>
-          <w:sz w:val="28"/>
-          <w:szCs w:val="28"/>
-        </w:rPr>
-        <w:t>kg,STL</w:t>
-      </w:r>
-      <w:proofErr w:type="gramEnd"/>
-      <w:r>
-        <w:rPr>
-          <w:sz w:val="28"/>
-          <w:szCs w:val="28"/>
-        </w:rPr>
-        <w:t xml:space="preserve">-AB About </w:t>
+      <w:r>
+        <w:rPr>
+          <w:sz w:val="28"/>
+          <w:szCs w:val="28"/>
+        </w:rPr>
+        <w:t xml:space="preserve">kg,STL-AB About </w:t>
       </w:r>
       <w:r>
         <w:rPr>
@@ -9802,21 +8533,12 @@
         </w:rPr>
         <w:t>60</w:t>
       </w:r>
-      <w:proofErr w:type="gramStart"/>
-      <w:r>
-        <w:rPr>
-          <w:sz w:val="28"/>
-          <w:szCs w:val="28"/>
-        </w:rPr>
-        <w:t>kg,STL</w:t>
-      </w:r>
-      <w:proofErr w:type="gramEnd"/>
-      <w:r>
-        <w:rPr>
-          <w:sz w:val="28"/>
-          <w:szCs w:val="28"/>
-        </w:rPr>
-        <w:t>-PB About</w:t>
+      <w:r>
+        <w:rPr>
+          <w:sz w:val="28"/>
+          <w:szCs w:val="28"/>
+        </w:rPr>
+        <w:t>kg,STL-PB About</w:t>
       </w:r>
       <w:r>
         <w:rPr>
@@ -9883,7 +8605,6 @@
         </w:rPr>
         <w:t>722.8</w:t>
       </w:r>
-      <w:proofErr w:type="gramStart"/>
       <w:r>
         <w:rPr>
           <w:sz w:val="28"/>
@@ -9891,7 +8612,6 @@
         </w:rPr>
         <w:t>kg ,</w:t>
       </w:r>
-      <w:proofErr w:type="gramEnd"/>
       <w:r>
         <w:rPr>
           <w:sz w:val="28"/>
@@ -10026,15 +8746,15 @@
           <w:sz w:val="28"/>
           <w:szCs w:val="28"/>
         </w:rPr>
-        <w:t>is available for Maw</w:t>
-      </w:r>
-      <w:proofErr w:type="spellStart"/>
-      <w:r>
-        <w:rPr>
-          <w:sz w:val="28"/>
-          <w:szCs w:val="28"/>
-        </w:rPr>
-        <w:t>na</w:t>
+        <w:t xml:space="preserve">is available for </w:t>
+      </w:r>
+      <w:proofErr w:type="spellStart"/>
+      <w:r>
+        <w:rPr>
+          <w:sz w:val="28"/>
+          <w:szCs w:val="28"/>
+        </w:rPr>
+        <w:t>Mawna</w:t>
       </w:r>
       <w:proofErr w:type="spellEnd"/>
       <w:r>
@@ -10111,23 +8831,7 @@
           <w:sz w:val="28"/>
           <w:szCs w:val="28"/>
         </w:rPr>
-        <w:t xml:space="preserve"> </w:t>
-      </w:r>
-      <w:proofErr w:type="gramStart"/>
-      <w:r>
-        <w:rPr>
-          <w:sz w:val="28"/>
-          <w:szCs w:val="28"/>
-        </w:rPr>
-        <w:t>Fashion  About</w:t>
-      </w:r>
-      <w:proofErr w:type="gramEnd"/>
-      <w:r>
-        <w:rPr>
-          <w:sz w:val="28"/>
-          <w:szCs w:val="28"/>
-        </w:rPr>
-        <w:t xml:space="preserve"> </w:t>
+        <w:t xml:space="preserve"> Fashion  About </w:t>
       </w:r>
       <w:r>
         <w:rPr>
@@ -10150,21 +8854,12 @@
         </w:rPr>
         <w:t xml:space="preserve"> About 538</w:t>
       </w:r>
-      <w:proofErr w:type="gramStart"/>
-      <w:r>
-        <w:rPr>
-          <w:sz w:val="28"/>
-          <w:szCs w:val="28"/>
-        </w:rPr>
-        <w:t>kg,STL</w:t>
-      </w:r>
-      <w:proofErr w:type="gramEnd"/>
-      <w:r>
-        <w:rPr>
-          <w:sz w:val="28"/>
-          <w:szCs w:val="28"/>
-        </w:rPr>
-        <w:t xml:space="preserve">-AB About </w:t>
+      <w:r>
+        <w:rPr>
+          <w:sz w:val="28"/>
+          <w:szCs w:val="28"/>
+        </w:rPr>
+        <w:t xml:space="preserve">kg,STL-AB About </w:t>
       </w:r>
       <w:r>
         <w:rPr>
@@ -10173,21 +8868,12 @@
         </w:rPr>
         <w:t>667.2</w:t>
       </w:r>
-      <w:proofErr w:type="gramStart"/>
-      <w:r>
-        <w:rPr>
-          <w:sz w:val="28"/>
-          <w:szCs w:val="28"/>
-        </w:rPr>
-        <w:t>kg,STL</w:t>
-      </w:r>
-      <w:proofErr w:type="gramEnd"/>
-      <w:r>
-        <w:rPr>
-          <w:sz w:val="28"/>
-          <w:szCs w:val="28"/>
-        </w:rPr>
-        <w:t>-PB About</w:t>
+      <w:r>
+        <w:rPr>
+          <w:sz w:val="28"/>
+          <w:szCs w:val="28"/>
+        </w:rPr>
+        <w:t>kg,STL-PB About</w:t>
       </w:r>
       <w:r>
         <w:rPr>
@@ -10254,21 +8940,12 @@
         </w:rPr>
         <w:t>1393</w:t>
       </w:r>
-      <w:proofErr w:type="gramStart"/>
-      <w:r>
-        <w:rPr>
-          <w:sz w:val="28"/>
-          <w:szCs w:val="28"/>
-        </w:rPr>
-        <w:t>kg ,SFBL</w:t>
-      </w:r>
-      <w:proofErr w:type="gramEnd"/>
-      <w:r>
-        <w:rPr>
-          <w:sz w:val="28"/>
-          <w:szCs w:val="28"/>
-        </w:rPr>
-        <w:t>-GH About</w:t>
+      <w:r>
+        <w:rPr>
+          <w:sz w:val="28"/>
+          <w:szCs w:val="28"/>
+        </w:rPr>
+        <w:t>kg ,SFBL-GH About</w:t>
       </w:r>
       <w:r>
         <w:rPr>
@@ -10291,21 +8968,12 @@
         </w:rPr>
         <w:t>00</w:t>
       </w:r>
-      <w:proofErr w:type="gramStart"/>
-      <w:r>
-        <w:rPr>
-          <w:sz w:val="28"/>
-          <w:szCs w:val="28"/>
-        </w:rPr>
-        <w:t>kg,SFBL</w:t>
-      </w:r>
-      <w:proofErr w:type="gramEnd"/>
-      <w:r>
-        <w:rPr>
-          <w:sz w:val="28"/>
-          <w:szCs w:val="28"/>
-        </w:rPr>
-        <w:t xml:space="preserve">-PB about </w:t>
+      <w:r>
+        <w:rPr>
+          <w:sz w:val="28"/>
+          <w:szCs w:val="28"/>
+        </w:rPr>
+        <w:t xml:space="preserve">kg,SFBL-PB about </w:t>
       </w:r>
       <w:r>
         <w:rPr>
@@ -10436,7 +9104,7 @@
 </file>
 
 <file path=word/styles.xml><?xml version="1.0" encoding="utf-8"?>
-<w:styles xmlns:mc="http://schemas.openxmlformats.org/markup-compatibility/2006" xmlns:r="http://schemas.openxmlformats.org/officeDocument/2006/relationships" xmlns:w="http://schemas.openxmlformats.org/wordprocessingml/2006/main" xmlns:w14="http://schemas.microsoft.com/office/word/2010/wordml" xmlns:w15="http://schemas.microsoft.com/office/word/2012/wordml" xmlns:w16cex="http://schemas.microsoft.com/office/word/2018/wordml/cex" xmlns:w16cid="http://schemas.microsoft.com/office/word/2016/wordml/cid" xmlns:w16="http://schemas.microsoft.com/office/word/2018/wordml" xmlns:w16du="http://schemas.microsoft.com/office/word/2023/wordml/word16du" xmlns:w16sdtdh="http://schemas.microsoft.com/office/word/2020/wordml/sdtdatahash" xmlns:w16sdtfl="http://schemas.microsoft.com/office/word/2024/wordml/sdtformatlock" xmlns:w16se="http://schemas.microsoft.com/office/word/2015/wordml/symex" mc:Ignorable="w14 w15 w16se w16cid w16 w16cex w16sdtdh w16sdtfl w16du">
+<w:styles xmlns:mc="http://schemas.openxmlformats.org/markup-compatibility/2006" xmlns:r="http://schemas.openxmlformats.org/officeDocument/2006/relationships" xmlns:w="http://schemas.openxmlformats.org/wordprocessingml/2006/main" xmlns:w14="http://schemas.microsoft.com/office/word/2010/wordml" xmlns:w15="http://schemas.microsoft.com/office/word/2012/wordml" xmlns:w16cex="http://schemas.microsoft.com/office/word/2018/wordml/cex" xmlns:w16cid="http://schemas.microsoft.com/office/word/2016/wordml/cid" xmlns:w16="http://schemas.microsoft.com/office/word/2018/wordml" xmlns:w16sdtdh="http://schemas.microsoft.com/office/word/2020/wordml/sdtdatahash" xmlns:w16se="http://schemas.microsoft.com/office/word/2015/wordml/symex" mc:Ignorable="w14 w15 w16se w16cid w16 w16cex w16sdtdh">
   <w:docDefaults>
     <w:rPrDefault>
       <w:rPr>
